--- a/submission/02_配套文档/docx/测试说明书.docx
+++ b/submission/02_配套文档/docx/测试说明书.docx
@@ -61,7 +61,7 @@
           <w:color w:val="666666"/>
           <w:sz w:val="21"/>
         </w:rPr>
-        <w:t>中国软件杯 A3 赛题 · 基于大模型的个性化资源生成与学习多智能体系统开发</w:t>
+        <w:t>2026 福建高校「火山杯」Agent 创新大赛 · 参赛作品</w:t>
       </w:r>
     </w:p>
     <w:p>
@@ -92,7 +92,7 @@
           <w:color w:val="1A1A2E"/>
           <w:sz w:val="21"/>
         </w:rPr>
-        <w:t>文档版本：v2.0    日期：2026-07-20</w:t>
+        <w:t>文档版本：v2.1    日期：2026-09-19</w:t>
       </w:r>
     </w:p>
     <w:p>
@@ -478,7 +478,7 @@
                 <w:color w:val="1A1A2E"/>
                 <w:sz w:val="19"/>
               </w:rPr>
-              <w:t>35 路由模块全覆盖</w:t>
+              <w:t>43 路由模块全覆盖</w:t>
             </w:r>
           </w:p>
         </w:tc>
@@ -763,7 +763,7 @@
           <w:color w:val="1A1A2E"/>
           <w:sz w:val="21"/>
         </w:rPr>
-        <w:t>总计：500+ 条测试用例，33 个测试文件，全部通过。</w:t>
+        <w:t>总计：1133 项测试用例（114 个测试文件），全量回归 915 passed / 207 skipped / 0 failed（2026-09-19，Windows 本机干净环境）。</w:t>
       </w:r>
     </w:p>
     <w:p>

--- a/submission/02_配套文档/docx/测试说明书.docx
+++ b/submission/02_配套文档/docx/测试说明书.docx
@@ -5864,7 +5864,7 @@
           <w:color w:val="1A1A2E"/>
           <w:sz w:val="21"/>
         </w:rPr>
-        <w:t>：约 30-40 秒（500+ 条用例）</w:t>
+        <w:t>：全量约 4-5 分钟（1133 项用例，Windows 单机实测 266 秒）</w:t>
       </w:r>
     </w:p>
     <w:p>
@@ -8403,7 +8403,7 @@
           <w:color w:val="999999"/>
           <w:sz w:val="17"/>
         </w:rPr>
-        <w:t>━ 本文档由 MARS-408 参赛团队编写，配套中国软件杯 A3 赛题提交 ━</w:t>
+        <w:t>━ 本文档由 MARS-408 参赛团队编写，2026 福建高校「火山杯」Agent 创新大赛参赛配套 ━</w:t>
       </w:r>
     </w:p>
     <w:sectPr>

--- a/submission/02_配套文档/docx/测试说明书.docx
+++ b/submission/02_配套文档/docx/测试说明书.docx
@@ -2,20 +2,22 @@
 <file path=word/document.xml><?xml version="1.0" encoding="utf-8"?>
 <w:document xmlns:wpc="http://schemas.microsoft.com/office/word/2010/wordprocessingCanvas" xmlns:mo="http://schemas.microsoft.com/office/mac/office/2008/main" xmlns:mc="http://schemas.openxmlformats.org/markup-compatibility/2006" xmlns:mv="urn:schemas-microsoft-com:mac:vml" xmlns:o="urn:schemas-microsoft-com:office:office" xmlns:r="http://schemas.openxmlformats.org/officeDocument/2006/relationships" xmlns:m="http://schemas.openxmlformats.org/officeDocument/2006/math" xmlns:v="urn:schemas-microsoft-com:vml" xmlns:wp14="http://schemas.microsoft.com/office/word/2010/wordprocessingDrawing" xmlns:wp="http://schemas.openxmlformats.org/drawingml/2006/wordprocessingDrawing" xmlns:w10="urn:schemas-microsoft-com:office:word" xmlns:w="http://schemas.openxmlformats.org/wordprocessingml/2006/main" xmlns:w14="http://schemas.microsoft.com/office/word/2010/wordml" xmlns:wpg="http://schemas.microsoft.com/office/word/2010/wordprocessingGroup" xmlns:wpi="http://schemas.microsoft.com/office/word/2010/wordprocessingInk" xmlns:wne="http://schemas.microsoft.com/office/word/2006/wordml" xmlns:wps="http://schemas.microsoft.com/office/word/2010/wordprocessingShape" mc:Ignorable="w14 wp14">
   <w:body>
+    <w:p/>
+    <w:p/>
+    <w:p/>
     <w:p>
       <w:pPr>
-        <w:spacing w:after="0"/>
+        <w:jc w:val="center"/>
       </w:pPr>
-    </w:p>
-    <w:p>
-      <w:pPr>
-        <w:spacing w:after="0"/>
-      </w:pPr>
-    </w:p>
-    <w:p>
-      <w:pPr>
-        <w:spacing w:after="0"/>
-      </w:pPr>
+      <w:r>
+        <w:rPr>
+          <w:rFonts w:ascii="Calibri" w:hAnsi="Calibri" w:eastAsia="宋体"/>
+          <w:b/>
+          <w:color w:val="6C2BD9"/>
+          <w:sz w:val="26"/>
+        </w:rPr>
+        <w:t>闽江大学 · 芒得很职</w:t>
+      </w:r>
     </w:p>
     <w:p>
       <w:pPr>
@@ -23,45 +25,12 @@
       </w:pPr>
       <w:r>
         <w:rPr>
-          <w:rFonts w:ascii="Calibri" w:hAnsi="Calibri" w:eastAsia="黑体"/>
+          <w:rFonts w:ascii="Calibri" w:hAnsi="Calibri" w:eastAsia="宋体"/>
           <w:b/>
-          <w:i w:val="0"/>
-          <w:color w:val="6C2BD9"/>
-          <w:sz w:val="26"/>
-        </w:rPr>
-        <w:t>MARS-408 · 计算机408考研个性化学习多智能体系统</w:t>
-      </w:r>
-    </w:p>
-    <w:p>
-      <w:pPr>
-        <w:spacing w:before="480" w:after="160"/>
-        <w:jc w:val="center"/>
-      </w:pPr>
-      <w:r>
-        <w:rPr>
-          <w:rFonts w:ascii="Calibri" w:hAnsi="Calibri" w:eastAsia="黑体"/>
-          <w:b/>
-          <w:i w:val="0"/>
           <w:color w:val="1A1A2E"/>
           <w:sz w:val="52"/>
         </w:rPr>
-        <w:t>MARS-408 系统测试说明书</w:t>
-      </w:r>
-    </w:p>
-    <w:p>
-      <w:pPr>
-        <w:spacing w:before="360"/>
-        <w:jc w:val="center"/>
-      </w:pPr>
-      <w:r>
-        <w:rPr>
-          <w:rFonts w:ascii="Calibri" w:hAnsi="Calibri" w:eastAsia="宋体"/>
-          <w:b w:val="0"/>
-          <w:i w:val="0"/>
-          <w:color w:val="666666"/>
-          <w:sz w:val="21"/>
-        </w:rPr>
-        <w:t>2026 福建高校「火山杯」Agent 创新大赛 · 参赛作品</w:t>
+        <w:t>芒得很职 系统测试说明书</w:t>
       </w:r>
     </w:p>
     <w:p>
@@ -72,27 +41,10 @@
         <w:rPr>
           <w:rFonts w:ascii="Calibri" w:hAnsi="Calibri" w:eastAsia="宋体"/>
           <w:b w:val="0"/>
-          <w:i w:val="0"/>
-          <w:color w:val="6C2BD9"/>
-          <w:sz w:val="22"/>
-        </w:rPr>
-        <w:t>━━━━━━━━━━━━━━━━━━</w:t>
-      </w:r>
-    </w:p>
-    <w:p>
-      <w:pPr>
-        <w:spacing w:before="240"/>
-        <w:jc w:val="center"/>
-      </w:pPr>
-      <w:r>
-        <w:rPr>
-          <w:rFonts w:ascii="Calibri" w:hAnsi="Calibri" w:eastAsia="宋体"/>
-          <w:b w:val="0"/>
-          <w:i w:val="0"/>
-          <w:color w:val="1A1A2E"/>
+          <w:color w:val="666666"/>
           <w:sz w:val="21"/>
         </w:rPr>
-        <w:t>文档版本：v2.1    日期：2026-09-19</w:t>
+        <w:t>计算机类学生职业素养对抗实训平台</w:t>
       </w:r>
     </w:p>
     <w:p>
@@ -103,28 +55,35 @@
         <w:rPr>
           <w:rFonts w:ascii="Calibri" w:hAnsi="Calibri" w:eastAsia="宋体"/>
           <w:b w:val="0"/>
-          <w:i w:val="0"/>
-          <w:color w:val="1A1A2E"/>
-          <w:sz w:val="21"/>
+          <w:color w:val="6C2BD9"/>
+          <w:sz w:val="22"/>
         </w:rPr>
-        <w:t>提交方：MARS-408 参赛团队    赛题组别：A 组</w:t>
-      </w:r>
-    </w:p>
-    <w:p>
-      <w:r>
-        <w:br w:type="page"/>
+        <w:t>━━━━━━━━━━━━━━━━━━━━━━━━━━━━━━━━━━</w:t>
       </w:r>
     </w:p>
     <w:p>
       <w:pPr>
-        <w:spacing w:after="160"/>
         <w:jc w:val="center"/>
       </w:pPr>
       <w:r>
         <w:rPr>
-          <w:rFonts w:ascii="Calibri" w:hAnsi="Calibri" w:eastAsia="黑体"/>
+          <w:rFonts w:ascii="Calibri" w:hAnsi="Calibri" w:eastAsia="宋体"/>
+          <w:b w:val="0"/>
+          <w:color w:val="1A1A2E"/>
+          <w:sz w:val="21"/>
+        </w:rPr>
+        <w:t>闽江大学 · 计算机类学生职业素养对抗实训平台</w:t>
+      </w:r>
+    </w:p>
+    <w:p/>
+    <w:p>
+      <w:pPr>
+        <w:jc w:val="center"/>
+      </w:pPr>
+      <w:r>
+        <w:rPr>
+          <w:rFonts w:ascii="Calibri" w:hAnsi="Calibri" w:eastAsia="宋体"/>
           <w:b/>
-          <w:i w:val="0"/>
           <w:color w:val="6C2BD9"/>
           <w:sz w:val="30"/>
         </w:rPr>
@@ -133,18 +92,26 @@
     </w:p>
     <w:p>
       <w:r>
+        <w:rPr>
+          <w:rFonts w:ascii="Calibri" w:hAnsi="Calibri" w:eastAsia="宋体"/>
+          <w:color w:val="1A1A2E"/>
+          <w:sz w:val="21"/>
+        </w:rPr>
         <w:fldChar w:fldCharType="begin"/>
         <w:instrText xml:space="preserve">TOC \o "1-3" \h \z \u</w:instrText>
         <w:fldChar w:fldCharType="separate"/>
-        <w:t>右键更新域可生成目录</w:t>
         <w:fldChar w:fldCharType="end"/>
       </w:r>
-    </w:p>
-    <w:p>
       <w:r>
-        <w:br w:type="page"/>
+        <w:rPr>
+          <w:rFonts w:ascii="Calibri" w:hAnsi="Calibri" w:eastAsia="宋体"/>
+          <w:color w:val="666666"/>
+          <w:sz w:val="21"/>
+        </w:rPr>
+        <w:t>右键更新域可生成目录</w:t>
       </w:r>
     </w:p>
+    <w:p/>
     <w:p>
       <w:pPr>
         <w:spacing w:before="60" w:after="60" w:line="312" w:lineRule="auto"/>
@@ -167,15 +134,21 @@
     </w:p>
     <w:p>
       <w:pPr>
-        <w:pStyle w:val="Heading2"/>
+        <w:pStyle w:val="Heading1"/>
       </w:pPr>
       <w:r>
+        <w:rPr>
+          <w:rFonts w:ascii="Calibri" w:hAnsi="Calibri" w:eastAsia="宋体"/>
+          <w:b/>
+          <w:color w:val="6C2BD9"/>
+          <w:sz w:val="28"/>
+        </w:rPr>
         <w:t>1. 测试策略</w:t>
       </w:r>
     </w:p>
     <w:p>
       <w:pPr>
-        <w:spacing w:after="100" w:line="336" w:lineRule="auto"/>
+        <w:spacing w:before="80" w:after="80" w:line="276" w:lineRule="auto"/>
       </w:pPr>
       <w:r>
         <w:rPr>
@@ -196,33 +169,27 @@
         <w:tblLook w:firstColumn="1" w:firstRow="1" w:lastColumn="0" w:lastRow="0" w:noHBand="0" w:noVBand="1" w:val="04A0"/>
       </w:tblPr>
       <w:tblGrid>
-        <w:gridCol w:w="2379"/>
-        <w:gridCol w:w="2379"/>
-        <w:gridCol w:w="2379"/>
-        <w:gridCol w:w="2379"/>
+        <w:gridCol w:w="2160"/>
+        <w:gridCol w:w="2160"/>
+        <w:gridCol w:w="2160"/>
+        <w:gridCol w:w="2160"/>
       </w:tblGrid>
       <w:tr>
         <w:tc>
           <w:tcPr>
-            <w:tcW w:type="dxa" w:w="2379"/>
-            <w:shd w:val="clear" w:color="auto" w:fill="6C2BD9"/>
+            <w:tcW w:type="dxa" w:w="2160"/>
           </w:tcPr>
           <w:p>
             <w:pPr>
-              <w:spacing w:after="40" w:before="40"/>
+              <w:spacing w:before="40" w:after="40"/>
             </w:pPr>
-            <w:r>
-              <w:rPr>
-                <w:b/>
-              </w:rPr>
-            </w:r>
             <w:r>
               <w:rPr>
                 <w:rFonts w:ascii="Calibri" w:hAnsi="Calibri" w:eastAsia="宋体"/>
                 <w:b/>
                 <w:i w:val="0"/>
-                <w:color w:val="FFFFFF"/>
-                <w:sz w:val="20"/>
+                <w:color w:val="1A1A2E"/>
+                <w:sz w:val="18"/>
               </w:rPr>
               <w:t>层次</w:t>
             </w:r>
@@ -230,25 +197,19 @@
         </w:tc>
         <w:tc>
           <w:tcPr>
-            <w:tcW w:type="dxa" w:w="2379"/>
-            <w:shd w:val="clear" w:color="auto" w:fill="6C2BD9"/>
+            <w:tcW w:type="dxa" w:w="2160"/>
           </w:tcPr>
           <w:p>
             <w:pPr>
-              <w:spacing w:after="40" w:before="40"/>
+              <w:spacing w:before="40" w:after="40"/>
             </w:pPr>
-            <w:r>
-              <w:rPr>
-                <w:b/>
-              </w:rPr>
-            </w:r>
             <w:r>
               <w:rPr>
                 <w:rFonts w:ascii="Calibri" w:hAnsi="Calibri" w:eastAsia="宋体"/>
                 <w:b/>
                 <w:i w:val="0"/>
-                <w:color w:val="FFFFFF"/>
-                <w:sz w:val="20"/>
+                <w:color w:val="1A1A2E"/>
+                <w:sz w:val="18"/>
               </w:rPr>
               <w:t>目标</w:t>
             </w:r>
@@ -256,25 +217,19 @@
         </w:tc>
         <w:tc>
           <w:tcPr>
-            <w:tcW w:type="dxa" w:w="2379"/>
-            <w:shd w:val="clear" w:color="auto" w:fill="6C2BD9"/>
+            <w:tcW w:type="dxa" w:w="2160"/>
           </w:tcPr>
           <w:p>
             <w:pPr>
-              <w:spacing w:after="40" w:before="40"/>
+              <w:spacing w:before="40" w:after="40"/>
             </w:pPr>
-            <w:r>
-              <w:rPr>
-                <w:b/>
-              </w:rPr>
-            </w:r>
             <w:r>
               <w:rPr>
                 <w:rFonts w:ascii="Calibri" w:hAnsi="Calibri" w:eastAsia="宋体"/>
                 <w:b/>
                 <w:i w:val="0"/>
-                <w:color w:val="FFFFFF"/>
-                <w:sz w:val="20"/>
+                <w:color w:val="1A1A2E"/>
+                <w:sz w:val="18"/>
               </w:rPr>
               <w:t>工具</w:t>
             </w:r>
@@ -282,25 +237,19 @@
         </w:tc>
         <w:tc>
           <w:tcPr>
-            <w:tcW w:type="dxa" w:w="2379"/>
-            <w:shd w:val="clear" w:color="auto" w:fill="6C2BD9"/>
+            <w:tcW w:type="dxa" w:w="2160"/>
           </w:tcPr>
           <w:p>
             <w:pPr>
-              <w:spacing w:after="40" w:before="40"/>
+              <w:spacing w:before="40" w:after="40"/>
             </w:pPr>
-            <w:r>
-              <w:rPr>
-                <w:b/>
-              </w:rPr>
-            </w:r>
             <w:r>
               <w:rPr>
                 <w:rFonts w:ascii="Calibri" w:hAnsi="Calibri" w:eastAsia="宋体"/>
                 <w:b/>
                 <w:i w:val="0"/>
-                <w:color w:val="FFFFFF"/>
-                <w:sz w:val="20"/>
+                <w:color w:val="1A1A2E"/>
+                <w:sz w:val="18"/>
               </w:rPr>
               <w:t>覆盖</w:t>
             </w:r>
@@ -310,20 +259,19 @@
       <w:tr>
         <w:tc>
           <w:tcPr>
-            <w:tcW w:type="dxa" w:w="2379"/>
+            <w:tcW w:type="dxa" w:w="2160"/>
           </w:tcPr>
           <w:p>
             <w:pPr>
-              <w:spacing w:after="40" w:before="40"/>
+              <w:spacing w:before="40" w:after="40"/>
             </w:pPr>
-            <w:r/>
             <w:r>
               <w:rPr>
                 <w:rFonts w:ascii="Calibri" w:hAnsi="Calibri" w:eastAsia="宋体"/>
                 <w:b w:val="0"/>
                 <w:i w:val="0"/>
                 <w:color w:val="1A1A2E"/>
-                <w:sz w:val="19"/>
+                <w:sz w:val="18"/>
               </w:rPr>
               <w:t>单元测试</w:t>
             </w:r>
@@ -331,20 +279,19 @@
         </w:tc>
         <w:tc>
           <w:tcPr>
-            <w:tcW w:type="dxa" w:w="2379"/>
+            <w:tcW w:type="dxa" w:w="2160"/>
           </w:tcPr>
           <w:p>
             <w:pPr>
-              <w:spacing w:after="40" w:before="40"/>
+              <w:spacing w:before="40" w:after="40"/>
             </w:pPr>
-            <w:r/>
             <w:r>
               <w:rPr>
                 <w:rFonts w:ascii="Calibri" w:hAnsi="Calibri" w:eastAsia="宋体"/>
                 <w:b w:val="0"/>
                 <w:i w:val="0"/>
                 <w:color w:val="1A1A2E"/>
-                <w:sz w:val="19"/>
+                <w:sz w:val="18"/>
               </w:rPr>
               <w:t>Agent/Engine 模块级函数验证</w:t>
             </w:r>
@@ -352,20 +299,19 @@
         </w:tc>
         <w:tc>
           <w:tcPr>
-            <w:tcW w:type="dxa" w:w="2379"/>
+            <w:tcW w:type="dxa" w:w="2160"/>
           </w:tcPr>
           <w:p>
             <w:pPr>
-              <w:spacing w:after="40" w:before="40"/>
+              <w:spacing w:before="40" w:after="40"/>
             </w:pPr>
-            <w:r/>
             <w:r>
               <w:rPr>
                 <w:rFonts w:ascii="Calibri" w:hAnsi="Calibri" w:eastAsia="宋体"/>
                 <w:b w:val="0"/>
                 <w:i w:val="0"/>
                 <w:color w:val="1A1A2E"/>
-                <w:sz w:val="19"/>
+                <w:sz w:val="18"/>
               </w:rPr>
               <w:t>pytest</w:t>
             </w:r>
@@ -373,20 +319,19 @@
         </w:tc>
         <w:tc>
           <w:tcPr>
-            <w:tcW w:type="dxa" w:w="2379"/>
+            <w:tcW w:type="dxa" w:w="2160"/>
           </w:tcPr>
           <w:p>
             <w:pPr>
-              <w:spacing w:after="40" w:before="40"/>
+              <w:spacing w:before="40" w:after="40"/>
             </w:pPr>
-            <w:r/>
             <w:r>
               <w:rPr>
                 <w:rFonts w:ascii="Calibri" w:hAnsi="Calibri" w:eastAsia="宋体"/>
                 <w:b w:val="0"/>
                 <w:i w:val="0"/>
                 <w:color w:val="1A1A2E"/>
-                <w:sz w:val="19"/>
+                <w:sz w:val="18"/>
               </w:rPr>
               <w:t>引擎模块、质量闸门、思维导图逻辑、教学规则</w:t>
             </w:r>
@@ -396,21 +341,19 @@
       <w:tr>
         <w:tc>
           <w:tcPr>
-            <w:tcW w:type="dxa" w:w="2379"/>
-            <w:shd w:val="clear" w:color="auto" w:fill="F4F2FA"/>
+            <w:tcW w:type="dxa" w:w="2160"/>
           </w:tcPr>
           <w:p>
             <w:pPr>
-              <w:spacing w:after="40" w:before="40"/>
+              <w:spacing w:before="40" w:after="40"/>
             </w:pPr>
-            <w:r/>
             <w:r>
               <w:rPr>
                 <w:rFonts w:ascii="Calibri" w:hAnsi="Calibri" w:eastAsia="宋体"/>
                 <w:b w:val="0"/>
                 <w:i w:val="0"/>
                 <w:color w:val="1A1A2E"/>
-                <w:sz w:val="19"/>
+                <w:sz w:val="18"/>
               </w:rPr>
               <w:t>集成测试</w:t>
             </w:r>
@@ -418,21 +361,19 @@
         </w:tc>
         <w:tc>
           <w:tcPr>
-            <w:tcW w:type="dxa" w:w="2379"/>
-            <w:shd w:val="clear" w:color="auto" w:fill="F4F2FA"/>
+            <w:tcW w:type="dxa" w:w="2160"/>
           </w:tcPr>
           <w:p>
             <w:pPr>
-              <w:spacing w:after="40" w:before="40"/>
+              <w:spacing w:before="40" w:after="40"/>
             </w:pPr>
-            <w:r/>
             <w:r>
               <w:rPr>
                 <w:rFonts w:ascii="Calibri" w:hAnsi="Calibri" w:eastAsia="宋体"/>
                 <w:b w:val="0"/>
                 <w:i w:val="0"/>
                 <w:color w:val="1A1A2E"/>
-                <w:sz w:val="19"/>
+                <w:sz w:val="18"/>
               </w:rPr>
               <w:t>API 端点契约 + LLM Mock</w:t>
             </w:r>
@@ -440,21 +381,19 @@
         </w:tc>
         <w:tc>
           <w:tcPr>
-            <w:tcW w:type="dxa" w:w="2379"/>
-            <w:shd w:val="clear" w:color="auto" w:fill="F4F2FA"/>
+            <w:tcW w:type="dxa" w:w="2160"/>
           </w:tcPr>
           <w:p>
             <w:pPr>
-              <w:spacing w:after="40" w:before="40"/>
+              <w:spacing w:before="40" w:after="40"/>
             </w:pPr>
-            <w:r/>
             <w:r>
               <w:rPr>
                 <w:rFonts w:ascii="Calibri" w:hAnsi="Calibri" w:eastAsia="宋体"/>
                 <w:b w:val="0"/>
                 <w:i w:val="0"/>
                 <w:color w:val="1A1A2E"/>
-                <w:sz w:val="19"/>
+                <w:sz w:val="18"/>
               </w:rPr>
               <w:t>pytest + TestClient</w:t>
             </w:r>
@@ -462,23 +401,21 @@
         </w:tc>
         <w:tc>
           <w:tcPr>
-            <w:tcW w:type="dxa" w:w="2379"/>
-            <w:shd w:val="clear" w:color="auto" w:fill="F4F2FA"/>
+            <w:tcW w:type="dxa" w:w="2160"/>
           </w:tcPr>
           <w:p>
             <w:pPr>
-              <w:spacing w:after="40" w:before="40"/>
+              <w:spacing w:before="40" w:after="40"/>
             </w:pPr>
-            <w:r/>
             <w:r>
               <w:rPr>
                 <w:rFonts w:ascii="Calibri" w:hAnsi="Calibri" w:eastAsia="宋体"/>
                 <w:b w:val="0"/>
                 <w:i w:val="0"/>
                 <w:color w:val="1A1A2E"/>
-                <w:sz w:val="19"/>
+                <w:sz w:val="18"/>
               </w:rPr>
-              <w:t>43 路由模块全覆盖</w:t>
+              <w:t>244 operations / 227 paths 全覆盖</w:t>
             </w:r>
           </w:p>
         </w:tc>
@@ -486,20 +423,19 @@
       <w:tr>
         <w:tc>
           <w:tcPr>
-            <w:tcW w:type="dxa" w:w="2379"/>
+            <w:tcW w:type="dxa" w:w="2160"/>
           </w:tcPr>
           <w:p>
             <w:pPr>
-              <w:spacing w:after="40" w:before="40"/>
+              <w:spacing w:before="40" w:after="40"/>
             </w:pPr>
-            <w:r/>
             <w:r>
               <w:rPr>
                 <w:rFonts w:ascii="Calibri" w:hAnsi="Calibri" w:eastAsia="宋体"/>
                 <w:b w:val="0"/>
                 <w:i w:val="0"/>
                 <w:color w:val="1A1A2E"/>
-                <w:sz w:val="19"/>
+                <w:sz w:val="18"/>
               </w:rPr>
               <w:t>端到端验收</w:t>
             </w:r>
@@ -507,20 +443,19 @@
         </w:tc>
         <w:tc>
           <w:tcPr>
-            <w:tcW w:type="dxa" w:w="2379"/>
+            <w:tcW w:type="dxa" w:w="2160"/>
           </w:tcPr>
           <w:p>
             <w:pPr>
-              <w:spacing w:after="40" w:before="40"/>
+              <w:spacing w:before="40" w:after="40"/>
             </w:pPr>
-            <w:r/>
             <w:r>
               <w:rPr>
                 <w:rFonts w:ascii="Calibri" w:hAnsi="Calibri" w:eastAsia="宋体"/>
                 <w:b w:val="0"/>
                 <w:i w:val="0"/>
                 <w:color w:val="1A1A2E"/>
-                <w:sz w:val="19"/>
+                <w:sz w:val="18"/>
               </w:rPr>
               <w:t>P0 场景全流程验证</w:t>
             </w:r>
@@ -528,20 +463,19 @@
         </w:tc>
         <w:tc>
           <w:tcPr>
-            <w:tcW w:type="dxa" w:w="2379"/>
+            <w:tcW w:type="dxa" w:w="2160"/>
           </w:tcPr>
           <w:p>
             <w:pPr>
-              <w:spacing w:after="40" w:before="40"/>
+              <w:spacing w:before="40" w:after="40"/>
             </w:pPr>
-            <w:r/>
             <w:r>
               <w:rPr>
                 <w:rFonts w:ascii="Calibri" w:hAnsi="Calibri" w:eastAsia="宋体"/>
                 <w:b w:val="0"/>
                 <w:i w:val="0"/>
                 <w:color w:val="1A1A2E"/>
-                <w:sz w:val="19"/>
+                <w:sz w:val="18"/>
               </w:rPr>
               <w:t>pytest + TestClient</w:t>
             </w:r>
@@ -549,20 +483,19 @@
         </w:tc>
         <w:tc>
           <w:tcPr>
-            <w:tcW w:type="dxa" w:w="2379"/>
+            <w:tcW w:type="dxa" w:w="2160"/>
           </w:tcPr>
           <w:p>
             <w:pPr>
-              <w:spacing w:after="40" w:before="40"/>
+              <w:spacing w:before="40" w:after="40"/>
             </w:pPr>
-            <w:r/>
             <w:r>
               <w:rPr>
                 <w:rFonts w:ascii="Calibri" w:hAnsi="Calibri" w:eastAsia="宋体"/>
                 <w:b w:val="0"/>
                 <w:i w:val="0"/>
                 <w:color w:val="1A1A2E"/>
-                <w:sz w:val="19"/>
+                <w:sz w:val="18"/>
               </w:rPr>
               <w:t>模块导入、路由注册、知识图谱、LangGraph、FrugalRAG、GOMARL</w:t>
             </w:r>
@@ -572,21 +505,19 @@
       <w:tr>
         <w:tc>
           <w:tcPr>
-            <w:tcW w:type="dxa" w:w="2379"/>
-            <w:shd w:val="clear" w:color="auto" w:fill="F4F2FA"/>
+            <w:tcW w:type="dxa" w:w="2160"/>
           </w:tcPr>
           <w:p>
             <w:pPr>
-              <w:spacing w:after="40" w:before="40"/>
+              <w:spacing w:before="40" w:after="40"/>
             </w:pPr>
-            <w:r/>
             <w:r>
               <w:rPr>
                 <w:rFonts w:ascii="Calibri" w:hAnsi="Calibri" w:eastAsia="宋体"/>
                 <w:b w:val="0"/>
                 <w:i w:val="0"/>
                 <w:color w:val="1A1A2E"/>
-                <w:sz w:val="19"/>
+                <w:sz w:val="18"/>
               </w:rPr>
               <w:t>安全审计</w:t>
             </w:r>
@@ -594,21 +525,19 @@
         </w:tc>
         <w:tc>
           <w:tcPr>
-            <w:tcW w:type="dxa" w:w="2379"/>
-            <w:shd w:val="clear" w:color="auto" w:fill="F4F2FA"/>
+            <w:tcW w:type="dxa" w:w="2160"/>
           </w:tcPr>
           <w:p>
             <w:pPr>
-              <w:spacing w:after="40" w:before="40"/>
+              <w:spacing w:before="40" w:after="40"/>
             </w:pPr>
-            <w:r/>
             <w:r>
               <w:rPr>
                 <w:rFonts w:ascii="Calibri" w:hAnsi="Calibri" w:eastAsia="宋体"/>
                 <w:b w:val="0"/>
                 <w:i w:val="0"/>
                 <w:color w:val="1A1A2E"/>
-                <w:sz w:val="19"/>
+                <w:sz w:val="18"/>
               </w:rPr>
               <w:t>安全加固措施验证</w:t>
             </w:r>
@@ -616,21 +545,19 @@
         </w:tc>
         <w:tc>
           <w:tcPr>
-            <w:tcW w:type="dxa" w:w="2379"/>
-            <w:shd w:val="clear" w:color="auto" w:fill="F4F2FA"/>
+            <w:tcW w:type="dxa" w:w="2160"/>
           </w:tcPr>
           <w:p>
             <w:pPr>
-              <w:spacing w:after="40" w:before="40"/>
+              <w:spacing w:before="40" w:after="40"/>
             </w:pPr>
-            <w:r/>
             <w:r>
               <w:rPr>
                 <w:rFonts w:ascii="Calibri" w:hAnsi="Calibri" w:eastAsia="宋体"/>
                 <w:b w:val="0"/>
                 <w:i w:val="0"/>
                 <w:color w:val="1A1A2E"/>
-                <w:sz w:val="19"/>
+                <w:sz w:val="18"/>
               </w:rPr>
               <w:t>pytest</w:t>
             </w:r>
@@ -638,21 +565,19 @@
         </w:tc>
         <w:tc>
           <w:tcPr>
-            <w:tcW w:type="dxa" w:w="2379"/>
-            <w:shd w:val="clear" w:color="auto" w:fill="F4F2FA"/>
+            <w:tcW w:type="dxa" w:w="2160"/>
           </w:tcPr>
           <w:p>
             <w:pPr>
-              <w:spacing w:after="40" w:before="40"/>
+              <w:spacing w:before="40" w:after="40"/>
             </w:pPr>
-            <w:r/>
             <w:r>
               <w:rPr>
                 <w:rFonts w:ascii="Calibri" w:hAnsi="Calibri" w:eastAsia="宋体"/>
                 <w:b w:val="0"/>
                 <w:i w:val="0"/>
                 <w:color w:val="1A1A2E"/>
-                <w:sz w:val="19"/>
+                <w:sz w:val="18"/>
               </w:rPr>
               <w:t>硬编码密钥检测、沙箱拦截、认证覆盖、敏感词过滤</w:t>
             </w:r>
@@ -662,20 +587,19 @@
       <w:tr>
         <w:tc>
           <w:tcPr>
-            <w:tcW w:type="dxa" w:w="2379"/>
+            <w:tcW w:type="dxa" w:w="2160"/>
           </w:tcPr>
           <w:p>
             <w:pPr>
-              <w:spacing w:after="40" w:before="40"/>
+              <w:spacing w:before="40" w:after="40"/>
             </w:pPr>
-            <w:r/>
             <w:r>
               <w:rPr>
                 <w:rFonts w:ascii="Calibri" w:hAnsi="Calibri" w:eastAsia="宋体"/>
                 <w:b w:val="0"/>
                 <w:i w:val="0"/>
                 <w:color w:val="1A1A2E"/>
-                <w:sz w:val="19"/>
+                <w:sz w:val="18"/>
               </w:rPr>
               <w:t>导入队列</w:t>
             </w:r>
@@ -683,20 +607,19 @@
         </w:tc>
         <w:tc>
           <w:tcPr>
-            <w:tcW w:type="dxa" w:w="2379"/>
+            <w:tcW w:type="dxa" w:w="2160"/>
           </w:tcPr>
           <w:p>
             <w:pPr>
-              <w:spacing w:after="40" w:before="40"/>
+              <w:spacing w:before="40" w:after="40"/>
             </w:pPr>
-            <w:r/>
             <w:r>
               <w:rPr>
                 <w:rFonts w:ascii="Calibri" w:hAnsi="Calibri" w:eastAsia="宋体"/>
                 <w:b w:val="0"/>
                 <w:i w:val="0"/>
                 <w:color w:val="1A1A2E"/>
-                <w:sz w:val="19"/>
+                <w:sz w:val="18"/>
               </w:rPr>
               <w:t>单写者 + 并发写安全</w:t>
             </w:r>
@@ -704,20 +627,19 @@
         </w:tc>
         <w:tc>
           <w:tcPr>
-            <w:tcW w:type="dxa" w:w="2379"/>
+            <w:tcW w:type="dxa" w:w="2160"/>
           </w:tcPr>
           <w:p>
             <w:pPr>
-              <w:spacing w:after="40" w:before="40"/>
+              <w:spacing w:before="40" w:after="40"/>
             </w:pPr>
-            <w:r/>
             <w:r>
               <w:rPr>
                 <w:rFonts w:ascii="Calibri" w:hAnsi="Calibri" w:eastAsia="宋体"/>
                 <w:b w:val="0"/>
                 <w:i w:val="0"/>
                 <w:color w:val="1A1A2E"/>
-                <w:sz w:val="19"/>
+                <w:sz w:val="18"/>
               </w:rPr>
               <w:t>pytest</w:t>
             </w:r>
@@ -725,20 +647,19 @@
         </w:tc>
         <w:tc>
           <w:tcPr>
-            <w:tcW w:type="dxa" w:w="2379"/>
+            <w:tcW w:type="dxa" w:w="2160"/>
           </w:tcPr>
           <w:p>
             <w:pPr>
-              <w:spacing w:after="40" w:before="40"/>
+              <w:spacing w:before="40" w:after="40"/>
             </w:pPr>
-            <w:r/>
             <w:r>
               <w:rPr>
                 <w:rFonts w:ascii="Calibri" w:hAnsi="Calibri" w:eastAsia="宋体"/>
                 <w:b w:val="0"/>
                 <w:i w:val="0"/>
                 <w:color w:val="1A1A2E"/>
-                <w:sz w:val="19"/>
+                <w:sz w:val="18"/>
               </w:rPr>
               <w:t>导入队列单元/集成/E2E/并发写</w:t>
             </w:r>
@@ -746,14 +667,10 @@
         </w:tc>
       </w:tr>
     </w:tbl>
+    <w:p/>
     <w:p>
       <w:pPr>
-        <w:spacing w:after="40"/>
-      </w:pPr>
-    </w:p>
-    <w:p>
-      <w:pPr>
-        <w:spacing w:after="100" w:line="336" w:lineRule="auto"/>
+        <w:spacing w:before="80" w:after="80" w:line="276" w:lineRule="auto"/>
       </w:pPr>
       <w:r>
         <w:rPr>
@@ -763,7 +680,7 @@
           <w:color w:val="1A1A2E"/>
           <w:sz w:val="21"/>
         </w:rPr>
-        <w:t>总计：1133 项测试用例（114 个测试文件），全量回归 915 passed / 207 skipped / 0 failed（2026-09-19，Windows 本机干净环境）。</w:t>
+        <w:t>总计：默认测试集 1389 项（`1397 collected`，addopts deselect 8），全量回归 1178 passed / 208 skipped / 3 xfailed / 0 failed。</w:t>
       </w:r>
     </w:p>
     <w:p>
@@ -774,7 +691,6 @@
         <w:rPr>
           <w:rFonts w:ascii="Calibri" w:hAnsi="Calibri" w:eastAsia="宋体"/>
           <w:b w:val="0"/>
-          <w:i w:val="0"/>
           <w:color w:val="999999"/>
           <w:sz w:val="18"/>
         </w:rPr>
@@ -783,9 +699,15 @@
     </w:p>
     <w:p>
       <w:pPr>
-        <w:pStyle w:val="Heading2"/>
+        <w:pStyle w:val="Heading1"/>
       </w:pPr>
       <w:r>
+        <w:rPr>
+          <w:rFonts w:ascii="Calibri" w:hAnsi="Calibri" w:eastAsia="宋体"/>
+          <w:b/>
+          <w:color w:val="6C2BD9"/>
+          <w:sz w:val="28"/>
+        </w:rPr>
         <w:t>2. 测试环境</w:t>
       </w:r>
     </w:p>
@@ -797,31 +719,25 @@
         <w:tblLook w:firstColumn="1" w:firstRow="1" w:lastColumn="0" w:lastRow="0" w:noHBand="0" w:noVBand="1" w:val="04A0"/>
       </w:tblPr>
       <w:tblGrid>
-        <w:gridCol w:w="4759"/>
-        <w:gridCol w:w="4759"/>
+        <w:gridCol w:w="4320"/>
+        <w:gridCol w:w="4320"/>
       </w:tblGrid>
       <w:tr>
         <w:tc>
           <w:tcPr>
-            <w:tcW w:type="dxa" w:w="4759"/>
-            <w:shd w:val="clear" w:color="auto" w:fill="6C2BD9"/>
+            <w:tcW w:type="dxa" w:w="4320"/>
           </w:tcPr>
           <w:p>
             <w:pPr>
-              <w:spacing w:after="40" w:before="40"/>
+              <w:spacing w:before="40" w:after="40"/>
             </w:pPr>
-            <w:r>
-              <w:rPr>
-                <w:b/>
-              </w:rPr>
-            </w:r>
             <w:r>
               <w:rPr>
                 <w:rFonts w:ascii="Calibri" w:hAnsi="Calibri" w:eastAsia="宋体"/>
                 <w:b/>
                 <w:i w:val="0"/>
-                <w:color w:val="FFFFFF"/>
-                <w:sz w:val="20"/>
+                <w:color w:val="1A1A2E"/>
+                <w:sz w:val="18"/>
               </w:rPr>
               <w:t>组件</w:t>
             </w:r>
@@ -829,25 +745,19 @@
         </w:tc>
         <w:tc>
           <w:tcPr>
-            <w:tcW w:type="dxa" w:w="4759"/>
-            <w:shd w:val="clear" w:color="auto" w:fill="6C2BD9"/>
+            <w:tcW w:type="dxa" w:w="4320"/>
           </w:tcPr>
           <w:p>
             <w:pPr>
-              <w:spacing w:after="40" w:before="40"/>
+              <w:spacing w:before="40" w:after="40"/>
             </w:pPr>
-            <w:r>
-              <w:rPr>
-                <w:b/>
-              </w:rPr>
-            </w:r>
             <w:r>
               <w:rPr>
                 <w:rFonts w:ascii="Calibri" w:hAnsi="Calibri" w:eastAsia="宋体"/>
                 <w:b/>
                 <w:i w:val="0"/>
-                <w:color w:val="FFFFFF"/>
-                <w:sz w:val="20"/>
+                <w:color w:val="1A1A2E"/>
+                <w:sz w:val="18"/>
               </w:rPr>
               <w:t>配置</w:t>
             </w:r>
@@ -857,20 +767,19 @@
       <w:tr>
         <w:tc>
           <w:tcPr>
-            <w:tcW w:type="dxa" w:w="4759"/>
+            <w:tcW w:type="dxa" w:w="4320"/>
           </w:tcPr>
           <w:p>
             <w:pPr>
-              <w:spacing w:after="40" w:before="40"/>
+              <w:spacing w:before="40" w:after="40"/>
             </w:pPr>
-            <w:r/>
             <w:r>
               <w:rPr>
                 <w:rFonts w:ascii="Calibri" w:hAnsi="Calibri" w:eastAsia="宋体"/>
                 <w:b w:val="0"/>
                 <w:i w:val="0"/>
                 <w:color w:val="1A1A2E"/>
-                <w:sz w:val="19"/>
+                <w:sz w:val="18"/>
               </w:rPr>
               <w:t>操作系统</w:t>
             </w:r>
@@ -878,20 +787,19 @@
         </w:tc>
         <w:tc>
           <w:tcPr>
-            <w:tcW w:type="dxa" w:w="4759"/>
+            <w:tcW w:type="dxa" w:w="4320"/>
           </w:tcPr>
           <w:p>
             <w:pPr>
-              <w:spacing w:after="40" w:before="40"/>
+              <w:spacing w:before="40" w:after="40"/>
             </w:pPr>
-            <w:r/>
             <w:r>
               <w:rPr>
                 <w:rFonts w:ascii="Calibri" w:hAnsi="Calibri" w:eastAsia="宋体"/>
                 <w:b w:val="0"/>
                 <w:i w:val="0"/>
                 <w:color w:val="1A1A2E"/>
-                <w:sz w:val="19"/>
+                <w:sz w:val="18"/>
               </w:rPr>
               <w:t>Windows 11 / Linux (Docker)</w:t>
             </w:r>
@@ -901,21 +809,19 @@
       <w:tr>
         <w:tc>
           <w:tcPr>
-            <w:tcW w:type="dxa" w:w="4759"/>
-            <w:shd w:val="clear" w:color="auto" w:fill="F4F2FA"/>
+            <w:tcW w:type="dxa" w:w="4320"/>
           </w:tcPr>
           <w:p>
             <w:pPr>
-              <w:spacing w:after="40" w:before="40"/>
+              <w:spacing w:before="40" w:after="40"/>
             </w:pPr>
-            <w:r/>
             <w:r>
               <w:rPr>
                 <w:rFonts w:ascii="Calibri" w:hAnsi="Calibri" w:eastAsia="宋体"/>
                 <w:b w:val="0"/>
                 <w:i w:val="0"/>
                 <w:color w:val="1A1A2E"/>
-                <w:sz w:val="19"/>
+                <w:sz w:val="18"/>
               </w:rPr>
               <w:t>Python</w:t>
             </w:r>
@@ -923,21 +829,19 @@
         </w:tc>
         <w:tc>
           <w:tcPr>
-            <w:tcW w:type="dxa" w:w="4759"/>
-            <w:shd w:val="clear" w:color="auto" w:fill="F4F2FA"/>
+            <w:tcW w:type="dxa" w:w="4320"/>
           </w:tcPr>
           <w:p>
             <w:pPr>
-              <w:spacing w:after="40" w:before="40"/>
+              <w:spacing w:before="40" w:after="40"/>
             </w:pPr>
-            <w:r/>
             <w:r>
               <w:rPr>
                 <w:rFonts w:ascii="Calibri" w:hAnsi="Calibri" w:eastAsia="宋体"/>
                 <w:b w:val="0"/>
                 <w:i w:val="0"/>
                 <w:color w:val="1A1A2E"/>
-                <w:sz w:val="19"/>
+                <w:sz w:val="18"/>
               </w:rPr>
               <w:t>3.12</w:t>
             </w:r>
@@ -947,20 +851,19 @@
       <w:tr>
         <w:tc>
           <w:tcPr>
-            <w:tcW w:type="dxa" w:w="4759"/>
+            <w:tcW w:type="dxa" w:w="4320"/>
           </w:tcPr>
           <w:p>
             <w:pPr>
-              <w:spacing w:after="40" w:before="40"/>
+              <w:spacing w:before="40" w:after="40"/>
             </w:pPr>
-            <w:r/>
             <w:r>
               <w:rPr>
                 <w:rFonts w:ascii="Calibri" w:hAnsi="Calibri" w:eastAsia="宋体"/>
                 <w:b w:val="0"/>
                 <w:i w:val="0"/>
                 <w:color w:val="1A1A2E"/>
-                <w:sz w:val="19"/>
+                <w:sz w:val="18"/>
               </w:rPr>
               <w:t>Node.js</w:t>
             </w:r>
@@ -968,20 +871,19 @@
         </w:tc>
         <w:tc>
           <w:tcPr>
-            <w:tcW w:type="dxa" w:w="4759"/>
+            <w:tcW w:type="dxa" w:w="4320"/>
           </w:tcPr>
           <w:p>
             <w:pPr>
-              <w:spacing w:after="40" w:before="40"/>
+              <w:spacing w:before="40" w:after="40"/>
             </w:pPr>
-            <w:r/>
             <w:r>
               <w:rPr>
                 <w:rFonts w:ascii="Calibri" w:hAnsi="Calibri" w:eastAsia="宋体"/>
                 <w:b w:val="0"/>
                 <w:i w:val="0"/>
                 <w:color w:val="1A1A2E"/>
-                <w:sz w:val="19"/>
+                <w:sz w:val="18"/>
               </w:rPr>
               <w:t>20.x</w:t>
             </w:r>
@@ -991,21 +893,19 @@
       <w:tr>
         <w:tc>
           <w:tcPr>
-            <w:tcW w:type="dxa" w:w="4759"/>
-            <w:shd w:val="clear" w:color="auto" w:fill="F4F2FA"/>
+            <w:tcW w:type="dxa" w:w="4320"/>
           </w:tcPr>
           <w:p>
             <w:pPr>
-              <w:spacing w:after="40" w:before="40"/>
+              <w:spacing w:before="40" w:after="40"/>
             </w:pPr>
-            <w:r/>
             <w:r>
               <w:rPr>
                 <w:rFonts w:ascii="Calibri" w:hAnsi="Calibri" w:eastAsia="宋体"/>
                 <w:b w:val="0"/>
                 <w:i w:val="0"/>
                 <w:color w:val="1A1A2E"/>
-                <w:sz w:val="19"/>
+                <w:sz w:val="18"/>
               </w:rPr>
               <w:t>向量库</w:t>
             </w:r>
@@ -1013,21 +913,19 @@
         </w:tc>
         <w:tc>
           <w:tcPr>
-            <w:tcW w:type="dxa" w:w="4759"/>
-            <w:shd w:val="clear" w:color="auto" w:fill="F4F2FA"/>
+            <w:tcW w:type="dxa" w:w="4320"/>
           </w:tcPr>
           <w:p>
             <w:pPr>
-              <w:spacing w:after="40" w:before="40"/>
+              <w:spacing w:before="40" w:after="40"/>
             </w:pPr>
-            <w:r/>
             <w:r>
               <w:rPr>
                 <w:rFonts w:ascii="Calibri" w:hAnsi="Calibri" w:eastAsia="宋体"/>
                 <w:b w:val="0"/>
                 <w:i w:val="0"/>
                 <w:color w:val="1A1A2E"/>
-                <w:sz w:val="19"/>
+                <w:sz w:val="18"/>
               </w:rPr>
               <w:t>InMemoryVectorStore（测试用回退，无需外部服务）</w:t>
             </w:r>
@@ -1037,20 +935,19 @@
       <w:tr>
         <w:tc>
           <w:tcPr>
-            <w:tcW w:type="dxa" w:w="4759"/>
+            <w:tcW w:type="dxa" w:w="4320"/>
           </w:tcPr>
           <w:p>
             <w:pPr>
-              <w:spacing w:after="40" w:before="40"/>
+              <w:spacing w:before="40" w:after="40"/>
             </w:pPr>
-            <w:r/>
             <w:r>
               <w:rPr>
                 <w:rFonts w:ascii="Calibri" w:hAnsi="Calibri" w:eastAsia="宋体"/>
                 <w:b w:val="0"/>
                 <w:i w:val="0"/>
                 <w:color w:val="1A1A2E"/>
-                <w:sz w:val="19"/>
+                <w:sz w:val="18"/>
               </w:rPr>
               <w:t>LLM</w:t>
             </w:r>
@@ -1058,20 +955,19 @@
         </w:tc>
         <w:tc>
           <w:tcPr>
-            <w:tcW w:type="dxa" w:w="4759"/>
+            <w:tcW w:type="dxa" w:w="4320"/>
           </w:tcPr>
           <w:p>
             <w:pPr>
-              <w:spacing w:after="40" w:before="40"/>
+              <w:spacing w:before="40" w:after="40"/>
             </w:pPr>
-            <w:r/>
             <w:r>
               <w:rPr>
                 <w:rFonts w:ascii="Calibri" w:hAnsi="Calibri" w:eastAsia="宋体"/>
                 <w:b w:val="0"/>
                 <w:i w:val="0"/>
                 <w:color w:val="1A1A2E"/>
-                <w:sz w:val="19"/>
+                <w:sz w:val="18"/>
               </w:rPr>
               <w:t>Mock（</w:t>
             </w:r>
@@ -1080,8 +976,8 @@
                 <w:rFonts w:ascii="Consolas" w:hAnsi="Consolas" w:eastAsia="Consolas"/>
                 <w:b w:val="0"/>
                 <w:i w:val="0"/>
-                <w:color w:val="C53AE8"/>
-                <w:sz w:val="18"/>
+                <w:color w:val="1A1A2E"/>
+                <w:sz w:val="17"/>
               </w:rPr>
               <w:t>conftest.py</w:t>
             </w:r>
@@ -1091,7 +987,7 @@
                 <w:b w:val="0"/>
                 <w:i w:val="0"/>
                 <w:color w:val="1A1A2E"/>
-                <w:sz w:val="19"/>
+                <w:sz w:val="18"/>
               </w:rPr>
               <w:t xml:space="preserve"> 全局注入，不依赖真实 API）</w:t>
             </w:r>
@@ -1101,21 +997,19 @@
       <w:tr>
         <w:tc>
           <w:tcPr>
-            <w:tcW w:type="dxa" w:w="4759"/>
-            <w:shd w:val="clear" w:color="auto" w:fill="F4F2FA"/>
+            <w:tcW w:type="dxa" w:w="4320"/>
           </w:tcPr>
           <w:p>
             <w:pPr>
-              <w:spacing w:after="40" w:before="40"/>
+              <w:spacing w:before="40" w:after="40"/>
             </w:pPr>
-            <w:r/>
             <w:r>
               <w:rPr>
                 <w:rFonts w:ascii="Calibri" w:hAnsi="Calibri" w:eastAsia="宋体"/>
                 <w:b w:val="0"/>
                 <w:i w:val="0"/>
                 <w:color w:val="1A1A2E"/>
-                <w:sz w:val="19"/>
+                <w:sz w:val="18"/>
               </w:rPr>
               <w:t>认证</w:t>
             </w:r>
@@ -1123,21 +1017,19 @@
         </w:tc>
         <w:tc>
           <w:tcPr>
-            <w:tcW w:type="dxa" w:w="4759"/>
-            <w:shd w:val="clear" w:color="auto" w:fill="F4F2FA"/>
+            <w:tcW w:type="dxa" w:w="4320"/>
           </w:tcPr>
           <w:p>
             <w:pPr>
-              <w:spacing w:after="40" w:before="40"/>
+              <w:spacing w:before="40" w:after="40"/>
             </w:pPr>
-            <w:r/>
             <w:r>
               <w:rPr>
                 <w:rFonts w:ascii="Calibri" w:hAnsi="Calibri" w:eastAsia="宋体"/>
                 <w:b w:val="0"/>
                 <w:i w:val="0"/>
                 <w:color w:val="1A1A2E"/>
-                <w:sz w:val="19"/>
+                <w:sz w:val="18"/>
               </w:rPr>
               <w:t>Mock（</w:t>
             </w:r>
@@ -1146,8 +1038,8 @@
                 <w:rFonts w:ascii="Consolas" w:hAnsi="Consolas" w:eastAsia="Consolas"/>
                 <w:b w:val="0"/>
                 <w:i w:val="0"/>
-                <w:color w:val="C53AE8"/>
-                <w:sz w:val="18"/>
+                <w:color w:val="1A1A2E"/>
+                <w:sz w:val="17"/>
               </w:rPr>
               <w:t>conftest.py</w:t>
             </w:r>
@@ -1157,7 +1049,7 @@
                 <w:b w:val="0"/>
                 <w:i w:val="0"/>
                 <w:color w:val="1A1A2E"/>
-                <w:sz w:val="19"/>
+                <w:sz w:val="18"/>
               </w:rPr>
               <w:t xml:space="preserve"> 全局覆盖，自动以 admin 身份通过）</w:t>
             </w:r>
@@ -1167,20 +1059,19 @@
       <w:tr>
         <w:tc>
           <w:tcPr>
-            <w:tcW w:type="dxa" w:w="4759"/>
+            <w:tcW w:type="dxa" w:w="4320"/>
           </w:tcPr>
           <w:p>
             <w:pPr>
-              <w:spacing w:after="40" w:before="40"/>
+              <w:spacing w:before="40" w:after="40"/>
             </w:pPr>
-            <w:r/>
             <w:r>
               <w:rPr>
                 <w:rFonts w:ascii="Calibri" w:hAnsi="Calibri" w:eastAsia="宋体"/>
                 <w:b w:val="0"/>
                 <w:i w:val="0"/>
                 <w:color w:val="1A1A2E"/>
-                <w:sz w:val="19"/>
+                <w:sz w:val="18"/>
               </w:rPr>
               <w:t>持久化</w:t>
             </w:r>
@@ -1188,20 +1079,19 @@
         </w:tc>
         <w:tc>
           <w:tcPr>
-            <w:tcW w:type="dxa" w:w="4759"/>
+            <w:tcW w:type="dxa" w:w="4320"/>
           </w:tcPr>
           <w:p>
             <w:pPr>
-              <w:spacing w:after="40" w:before="40"/>
+              <w:spacing w:before="40" w:after="40"/>
             </w:pPr>
-            <w:r/>
             <w:r>
               <w:rPr>
                 <w:rFonts w:ascii="Calibri" w:hAnsi="Calibri" w:eastAsia="宋体"/>
                 <w:b w:val="0"/>
                 <w:i w:val="0"/>
                 <w:color w:val="1A1A2E"/>
-                <w:sz w:val="19"/>
+                <w:sz w:val="18"/>
               </w:rPr>
               <w:t>SQLite 临时文件（</w:t>
             </w:r>
@@ -1210,8 +1100,8 @@
                 <w:rFonts w:ascii="Consolas" w:hAnsi="Consolas" w:eastAsia="Consolas"/>
                 <w:b w:val="0"/>
                 <w:i w:val="0"/>
-                <w:color w:val="C53AE8"/>
-                <w:sz w:val="18"/>
+                <w:color w:val="1A1A2E"/>
+                <w:sz w:val="17"/>
               </w:rPr>
               <w:t>tmp_path</w:t>
             </w:r>
@@ -1221,7 +1111,7 @@
                 <w:b w:val="0"/>
                 <w:i w:val="0"/>
                 <w:color w:val="1A1A2E"/>
-                <w:sz w:val="19"/>
+                <w:sz w:val="18"/>
               </w:rPr>
               <w:t>，自动回收）</w:t>
             </w:r>
@@ -1229,11 +1119,7 @@
         </w:tc>
       </w:tr>
     </w:tbl>
-    <w:p>
-      <w:pPr>
-        <w:spacing w:after="40"/>
-      </w:pPr>
-    </w:p>
+    <w:p/>
     <w:p>
       <w:pPr>
         <w:jc w:val="center"/>
@@ -1242,7 +1128,6 @@
         <w:rPr>
           <w:rFonts w:ascii="Calibri" w:hAnsi="Calibri" w:eastAsia="宋体"/>
           <w:b w:val="0"/>
-          <w:i w:val="0"/>
           <w:color w:val="999999"/>
           <w:sz w:val="18"/>
         </w:rPr>
@@ -1251,23 +1136,35 @@
     </w:p>
     <w:p>
       <w:pPr>
-        <w:pStyle w:val="Heading2"/>
+        <w:pStyle w:val="Heading1"/>
       </w:pPr>
       <w:r>
+        <w:rPr>
+          <w:rFonts w:ascii="Calibri" w:hAnsi="Calibri" w:eastAsia="宋体"/>
+          <w:b/>
+          <w:color w:val="6C2BD9"/>
+          <w:sz w:val="28"/>
+        </w:rPr>
         <w:t>3. 测试用例说明</w:t>
       </w:r>
     </w:p>
     <w:p>
       <w:pPr>
-        <w:pStyle w:val="Heading3"/>
+        <w:pStyle w:val="Heading2"/>
       </w:pPr>
       <w:r>
-        <w:t>3.1 API 契约测试（`test_api_contract_comprehensive.py`）</w:t>
+        <w:rPr>
+          <w:rFonts w:ascii="Calibri" w:hAnsi="Calibri" w:eastAsia="宋体"/>
+          <w:b/>
+          <w:color w:val="6C2BD9"/>
+          <w:sz w:val="24"/>
+        </w:rPr>
+        <w:t>3.1 API 契约测试（test_api_contract_comprehensive.py）</w:t>
       </w:r>
     </w:p>
     <w:p>
       <w:pPr>
-        <w:spacing w:after="100" w:line="336" w:lineRule="auto"/>
+        <w:spacing w:before="80" w:after="80" w:line="276" w:lineRule="auto"/>
       </w:pPr>
       <w:r>
         <w:rPr>
@@ -1282,7 +1179,7 @@
     </w:p>
     <w:p>
       <w:pPr>
-        <w:spacing w:after="100" w:line="336" w:lineRule="auto"/>
+        <w:spacing w:before="80" w:after="80" w:line="276" w:lineRule="auto"/>
       </w:pPr>
       <w:r>
         <w:rPr>
@@ -1297,7 +1194,7 @@
     </w:p>
     <w:p>
       <w:pPr>
-        <w:spacing w:after="100" w:line="336" w:lineRule="auto"/>
+        <w:spacing w:before="80" w:after="80" w:line="276" w:lineRule="auto"/>
       </w:pPr>
       <w:r>
         <w:rPr>
@@ -1324,7 +1221,7 @@
           <w:rFonts w:ascii="Consolas" w:hAnsi="Consolas" w:eastAsia="Consolas"/>
           <w:b w:val="0"/>
           <w:i w:val="0"/>
-          <w:color w:val="C53AE8"/>
+          <w:color w:val="1A1A2E"/>
           <w:sz w:val="20"/>
         </w:rPr>
         <w:t>!= 404</w:t>
@@ -1341,7 +1238,7 @@
           <w:rFonts w:ascii="Consolas" w:hAnsi="Consolas" w:eastAsia="Consolas"/>
           <w:b w:val="0"/>
           <w:i w:val="0"/>
-          <w:color w:val="2D2D3A"/>
+          <w:color w:val="1A1A2E"/>
           <w:sz w:val="18"/>
         </w:rPr>
         <w:t>GET  /api/status          → 200 OK</w:t>
@@ -1352,7 +1249,7 @@
           <w:rFonts w:ascii="Consolas" w:hAnsi="Consolas" w:eastAsia="Consolas"/>
           <w:b w:val="0"/>
           <w:i w:val="0"/>
-          <w:color w:val="2D2D3A"/>
+          <w:color w:val="1A1A2E"/>
           <w:sz w:val="18"/>
         </w:rPr>
         <w:t>POST /api/auth/login      → 200 + token</w:t>
@@ -1363,7 +1260,7 @@
           <w:rFonts w:ascii="Consolas" w:hAnsi="Consolas" w:eastAsia="Consolas"/>
           <w:b w:val="0"/>
           <w:i w:val="0"/>
-          <w:color w:val="2D2D3A"/>
+          <w:color w:val="1A1A2E"/>
           <w:sz w:val="18"/>
         </w:rPr>
         <w:t>POST /api/auth/register   → 200 + token</w:t>
@@ -1374,7 +1271,7 @@
           <w:rFonts w:ascii="Consolas" w:hAnsi="Consolas" w:eastAsia="Consolas"/>
           <w:b w:val="0"/>
           <w:i w:val="0"/>
-          <w:color w:val="2D2D3A"/>
+          <w:color w:val="1A1A2E"/>
           <w:sz w:val="18"/>
         </w:rPr>
         <w:t>GET  /api/auth/me         → 200 + user</w:t>
@@ -1385,7 +1282,7 @@
           <w:rFonts w:ascii="Consolas" w:hAnsi="Consolas" w:eastAsia="Consolas"/>
           <w:b w:val="0"/>
           <w:i w:val="0"/>
-          <w:color w:val="2D2D3A"/>
+          <w:color w:val="1A1A2E"/>
           <w:sz w:val="18"/>
         </w:rPr>
         <w:t>POST /api/chat/send       → 200 + response</w:t>
@@ -1396,7 +1293,7 @@
           <w:rFonts w:ascii="Consolas" w:hAnsi="Consolas" w:eastAsia="Consolas"/>
           <w:b w:val="0"/>
           <w:i w:val="0"/>
-          <w:color w:val="2D2D3A"/>
+          <w:color w:val="1A1A2E"/>
           <w:sz w:val="18"/>
         </w:rPr>
         <w:t>POST /api/chat/stream     → 200 + text/event-stream</w:t>
@@ -1407,7 +1304,7 @@
           <w:rFonts w:ascii="Consolas" w:hAnsi="Consolas" w:eastAsia="Consolas"/>
           <w:b w:val="0"/>
           <w:i w:val="0"/>
-          <w:color w:val="2D2D3A"/>
+          <w:color w:val="1A1A2E"/>
           <w:sz w:val="18"/>
         </w:rPr>
         <w:t>POST /api/rag/search      → 200 + results</w:t>
@@ -1418,7 +1315,7 @@
           <w:rFonts w:ascii="Consolas" w:hAnsi="Consolas" w:eastAsia="Consolas"/>
           <w:b w:val="0"/>
           <w:i w:val="0"/>
-          <w:color w:val="2D2D3A"/>
+          <w:color w:val="1A1A2E"/>
           <w:sz w:val="18"/>
         </w:rPr>
         <w:t>POST /api/knowledge/graph → 200 + {nodes, edges}</w:t>
@@ -1429,15 +1326,16 @@
           <w:rFonts w:ascii="Consolas" w:hAnsi="Consolas" w:eastAsia="Consolas"/>
           <w:b w:val="0"/>
           <w:i w:val="0"/>
-          <w:color w:val="2D2D3A"/>
+          <w:color w:val="1A1A2E"/>
           <w:sz w:val="18"/>
         </w:rPr>
         <w:t>...</w:t>
+        <w:br/>
       </w:r>
     </w:p>
     <w:p>
       <w:pPr>
-        <w:spacing w:after="100" w:line="336" w:lineRule="auto"/>
+        <w:spacing w:before="80" w:after="80" w:line="276" w:lineRule="auto"/>
       </w:pPr>
       <w:r>
         <w:rPr>
@@ -1471,7 +1369,7 @@
           <w:rFonts w:ascii="Consolas" w:hAnsi="Consolas" w:eastAsia="Consolas"/>
           <w:b w:val="0"/>
           <w:i w:val="0"/>
-          <w:color w:val="2D2D3A"/>
+          <w:color w:val="1A1A2E"/>
           <w:sz w:val="18"/>
         </w:rPr>
         <w:t>test_profile_build_completes:</w:t>
@@ -1482,15 +1380,16 @@
           <w:rFonts w:ascii="Consolas" w:hAnsi="Consolas" w:eastAsia="Consolas"/>
           <w:b w:val="0"/>
           <w:i w:val="0"/>
-          <w:color w:val="2D2D3A"/>
+          <w:color w:val="1A1A2E"/>
           <w:sz w:val="18"/>
         </w:rPr>
         <w:t xml:space="preserve">  mock LLM 返回 8 维画像 → completed=true</w:t>
+        <w:br/>
       </w:r>
     </w:p>
     <w:p>
       <w:pPr>
-        <w:spacing w:after="100" w:line="336" w:lineRule="auto"/>
+        <w:spacing w:before="80" w:after="80" w:line="276" w:lineRule="auto"/>
       </w:pPr>
       <w:r>
         <w:rPr>
@@ -1524,7 +1423,7 @@
           <w:rFonts w:ascii="Consolas" w:hAnsi="Consolas" w:eastAsia="Consolas"/>
           <w:b w:val="0"/>
           <w:i w:val="0"/>
-          <w:color w:val="2D2D3A"/>
+          <w:color w:val="1A1A2E"/>
           <w:sz w:val="18"/>
         </w:rPr>
         <w:t>test_endpoint_reachable[POST /api/chat/stream]:</w:t>
@@ -1535,7 +1434,7 @@
           <w:rFonts w:ascii="Consolas" w:hAnsi="Consolas" w:eastAsia="Consolas"/>
           <w:b w:val="0"/>
           <w:i w:val="0"/>
-          <w:color w:val="2D2D3A"/>
+          <w:color w:val="1A1A2E"/>
           <w:sz w:val="18"/>
         </w:rPr>
         <w:t xml:space="preserve">  content-type = text/event-stream</w:t>
@@ -1546,23 +1445,30 @@
           <w:rFonts w:ascii="Consolas" w:hAnsi="Consolas" w:eastAsia="Consolas"/>
           <w:b w:val="0"/>
           <w:i w:val="0"/>
-          <w:color w:val="2D2D3A"/>
+          <w:color w:val="1A1A2E"/>
           <w:sz w:val="18"/>
         </w:rPr>
         <w:t xml:space="preserve">  body 包含 "data:"</w:t>
+        <w:br/>
       </w:r>
     </w:p>
     <w:p>
       <w:pPr>
-        <w:pStyle w:val="Heading3"/>
+        <w:pStyle w:val="Heading2"/>
       </w:pPr>
       <w:r>
-        <w:t>3.2 E2E 验收测试（`test_e2e_p0_acceptance.py`）</w:t>
+        <w:rPr>
+          <w:rFonts w:ascii="Calibri" w:hAnsi="Calibri" w:eastAsia="宋体"/>
+          <w:b/>
+          <w:color w:val="6C2BD9"/>
+          <w:sz w:val="24"/>
+        </w:rPr>
+        <w:t>3.2 E2E 验收测试（test_e2e_p0_acceptance.py）</w:t>
       </w:r>
     </w:p>
     <w:p>
       <w:pPr>
-        <w:spacing w:after="100" w:line="336" w:lineRule="auto"/>
+        <w:spacing w:before="80" w:after="80" w:line="276" w:lineRule="auto"/>
       </w:pPr>
       <w:r>
         <w:rPr>
@@ -1583,32 +1489,26 @@
         <w:tblLook w:firstColumn="1" w:firstRow="1" w:lastColumn="0" w:lastRow="0" w:noHBand="0" w:noVBand="1" w:val="04A0"/>
       </w:tblPr>
       <w:tblGrid>
-        <w:gridCol w:w="3173"/>
-        <w:gridCol w:w="3173"/>
-        <w:gridCol w:w="3173"/>
+        <w:gridCol w:w="2880"/>
+        <w:gridCol w:w="2880"/>
+        <w:gridCol w:w="2880"/>
       </w:tblGrid>
       <w:tr>
         <w:tc>
           <w:tcPr>
-            <w:tcW w:type="dxa" w:w="3173"/>
-            <w:shd w:val="clear" w:color="auto" w:fill="6C2BD9"/>
+            <w:tcW w:type="dxa" w:w="2880"/>
           </w:tcPr>
           <w:p>
             <w:pPr>
-              <w:spacing w:after="40" w:before="40"/>
+              <w:spacing w:before="40" w:after="40"/>
             </w:pPr>
-            <w:r>
-              <w:rPr>
-                <w:b/>
-              </w:rPr>
-            </w:r>
             <w:r>
               <w:rPr>
                 <w:rFonts w:ascii="Calibri" w:hAnsi="Calibri" w:eastAsia="宋体"/>
                 <w:b/>
                 <w:i w:val="0"/>
-                <w:color w:val="FFFFFF"/>
-                <w:sz w:val="20"/>
+                <w:color w:val="1A1A2E"/>
+                <w:sz w:val="18"/>
               </w:rPr>
               <w:t>编号</w:t>
             </w:r>
@@ -1616,25 +1516,19 @@
         </w:tc>
         <w:tc>
           <w:tcPr>
-            <w:tcW w:type="dxa" w:w="3173"/>
-            <w:shd w:val="clear" w:color="auto" w:fill="6C2BD9"/>
+            <w:tcW w:type="dxa" w:w="2880"/>
           </w:tcPr>
           <w:p>
             <w:pPr>
-              <w:spacing w:after="40" w:before="40"/>
+              <w:spacing w:before="40" w:after="40"/>
             </w:pPr>
-            <w:r>
-              <w:rPr>
-                <w:b/>
-              </w:rPr>
-            </w:r>
             <w:r>
               <w:rPr>
                 <w:rFonts w:ascii="Calibri" w:hAnsi="Calibri" w:eastAsia="宋体"/>
                 <w:b/>
                 <w:i w:val="0"/>
-                <w:color w:val="FFFFFF"/>
-                <w:sz w:val="20"/>
+                <w:color w:val="1A1A2E"/>
+                <w:sz w:val="18"/>
               </w:rPr>
               <w:t>测试</w:t>
             </w:r>
@@ -1642,25 +1536,19 @@
         </w:tc>
         <w:tc>
           <w:tcPr>
-            <w:tcW w:type="dxa" w:w="3173"/>
-            <w:shd w:val="clear" w:color="auto" w:fill="6C2BD9"/>
+            <w:tcW w:type="dxa" w:w="2880"/>
           </w:tcPr>
           <w:p>
             <w:pPr>
-              <w:spacing w:after="40" w:before="40"/>
+              <w:spacing w:before="40" w:after="40"/>
             </w:pPr>
-            <w:r>
-              <w:rPr>
-                <w:b/>
-              </w:rPr>
-            </w:r>
             <w:r>
               <w:rPr>
                 <w:rFonts w:ascii="Calibri" w:hAnsi="Calibri" w:eastAsia="宋体"/>
                 <w:b/>
                 <w:i w:val="0"/>
-                <w:color w:val="FFFFFF"/>
-                <w:sz w:val="20"/>
+                <w:color w:val="1A1A2E"/>
+                <w:sz w:val="18"/>
               </w:rPr>
               <w:t>验证点</w:t>
             </w:r>
@@ -1670,20 +1558,19 @@
       <w:tr>
         <w:tc>
           <w:tcPr>
-            <w:tcW w:type="dxa" w:w="3173"/>
+            <w:tcW w:type="dxa" w:w="2880"/>
           </w:tcPr>
           <w:p>
             <w:pPr>
-              <w:spacing w:after="40" w:before="40"/>
+              <w:spacing w:before="40" w:after="40"/>
             </w:pPr>
-            <w:r/>
             <w:r>
               <w:rPr>
                 <w:rFonts w:ascii="Calibri" w:hAnsi="Calibri" w:eastAsia="宋体"/>
                 <w:b w:val="0"/>
                 <w:i w:val="0"/>
                 <w:color w:val="1A1A2E"/>
-                <w:sz w:val="19"/>
+                <w:sz w:val="18"/>
               </w:rPr>
               <w:t>T1</w:t>
             </w:r>
@@ -1691,20 +1578,19 @@
         </w:tc>
         <w:tc>
           <w:tcPr>
-            <w:tcW w:type="dxa" w:w="3173"/>
+            <w:tcW w:type="dxa" w:w="2880"/>
           </w:tcPr>
           <w:p>
             <w:pPr>
-              <w:spacing w:after="40" w:before="40"/>
+              <w:spacing w:before="40" w:after="40"/>
             </w:pPr>
-            <w:r/>
             <w:r>
               <w:rPr>
                 <w:rFonts w:ascii="Calibri" w:hAnsi="Calibri" w:eastAsia="宋体"/>
                 <w:b w:val="0"/>
                 <w:i w:val="0"/>
                 <w:color w:val="1A1A2E"/>
-                <w:sz w:val="19"/>
+                <w:sz w:val="18"/>
               </w:rPr>
               <w:t>模块导入</w:t>
             </w:r>
@@ -1712,20 +1598,19 @@
         </w:tc>
         <w:tc>
           <w:tcPr>
-            <w:tcW w:type="dxa" w:w="3173"/>
+            <w:tcW w:type="dxa" w:w="2880"/>
           </w:tcPr>
           <w:p>
             <w:pPr>
-              <w:spacing w:after="40" w:before="40"/>
+              <w:spacing w:before="40" w:after="40"/>
             </w:pPr>
-            <w:r/>
             <w:r>
               <w:rPr>
                 <w:rFonts w:ascii="Calibri" w:hAnsi="Calibri" w:eastAsia="宋体"/>
                 <w:b w:val="0"/>
                 <w:i w:val="0"/>
                 <w:color w:val="1A1A2E"/>
-                <w:sz w:val="19"/>
+                <w:sz w:val="18"/>
               </w:rPr>
               <w:t>19 个核心模块无 ImportError</w:t>
             </w:r>
@@ -1735,21 +1620,19 @@
       <w:tr>
         <w:tc>
           <w:tcPr>
-            <w:tcW w:type="dxa" w:w="3173"/>
-            <w:shd w:val="clear" w:color="auto" w:fill="F4F2FA"/>
+            <w:tcW w:type="dxa" w:w="2880"/>
           </w:tcPr>
           <w:p>
             <w:pPr>
-              <w:spacing w:after="40" w:before="40"/>
+              <w:spacing w:before="40" w:after="40"/>
             </w:pPr>
-            <w:r/>
             <w:r>
               <w:rPr>
                 <w:rFonts w:ascii="Calibri" w:hAnsi="Calibri" w:eastAsia="宋体"/>
                 <w:b w:val="0"/>
                 <w:i w:val="0"/>
                 <w:color w:val="1A1A2E"/>
-                <w:sz w:val="19"/>
+                <w:sz w:val="18"/>
               </w:rPr>
               <w:t>T2</w:t>
             </w:r>
@@ -1757,21 +1640,19 @@
         </w:tc>
         <w:tc>
           <w:tcPr>
-            <w:tcW w:type="dxa" w:w="3173"/>
-            <w:shd w:val="clear" w:color="auto" w:fill="F4F2FA"/>
+            <w:tcW w:type="dxa" w:w="2880"/>
           </w:tcPr>
           <w:p>
             <w:pPr>
-              <w:spacing w:after="40" w:before="40"/>
+              <w:spacing w:before="40" w:after="40"/>
             </w:pPr>
-            <w:r/>
             <w:r>
               <w:rPr>
                 <w:rFonts w:ascii="Calibri" w:hAnsi="Calibri" w:eastAsia="宋体"/>
                 <w:b w:val="0"/>
                 <w:i w:val="0"/>
                 <w:color w:val="1A1A2E"/>
-                <w:sz w:val="19"/>
+                <w:sz w:val="18"/>
               </w:rPr>
               <w:t>API 路由</w:t>
             </w:r>
@@ -1779,21 +1660,19 @@
         </w:tc>
         <w:tc>
           <w:tcPr>
-            <w:tcW w:type="dxa" w:w="3173"/>
-            <w:shd w:val="clear" w:color="auto" w:fill="F4F2FA"/>
+            <w:tcW w:type="dxa" w:w="2880"/>
           </w:tcPr>
           <w:p>
             <w:pPr>
-              <w:spacing w:after="40" w:before="40"/>
+              <w:spacing w:before="40" w:after="40"/>
             </w:pPr>
-            <w:r/>
             <w:r>
               <w:rPr>
                 <w:rFonts w:ascii="Calibri" w:hAnsi="Calibri" w:eastAsia="宋体"/>
                 <w:b w:val="0"/>
                 <w:i w:val="0"/>
                 <w:color w:val="1A1A2E"/>
-                <w:sz w:val="19"/>
+                <w:sz w:val="18"/>
               </w:rPr>
               <w:t>71 条路由全部注册</w:t>
             </w:r>
@@ -1803,20 +1682,19 @@
       <w:tr>
         <w:tc>
           <w:tcPr>
-            <w:tcW w:type="dxa" w:w="3173"/>
+            <w:tcW w:type="dxa" w:w="2880"/>
           </w:tcPr>
           <w:p>
             <w:pPr>
-              <w:spacing w:after="40" w:before="40"/>
+              <w:spacing w:before="40" w:after="40"/>
             </w:pPr>
-            <w:r/>
             <w:r>
               <w:rPr>
                 <w:rFonts w:ascii="Calibri" w:hAnsi="Calibri" w:eastAsia="宋体"/>
                 <w:b w:val="0"/>
                 <w:i w:val="0"/>
                 <w:color w:val="1A1A2E"/>
-                <w:sz w:val="19"/>
+                <w:sz w:val="18"/>
               </w:rPr>
               <w:t>T3</w:t>
             </w:r>
@@ -1824,20 +1702,19 @@
         </w:tc>
         <w:tc>
           <w:tcPr>
-            <w:tcW w:type="dxa" w:w="3173"/>
+            <w:tcW w:type="dxa" w:w="2880"/>
           </w:tcPr>
           <w:p>
             <w:pPr>
-              <w:spacing w:after="40" w:before="40"/>
+              <w:spacing w:before="40" w:after="40"/>
             </w:pPr>
-            <w:r/>
             <w:r>
               <w:rPr>
                 <w:rFonts w:ascii="Calibri" w:hAnsi="Calibri" w:eastAsia="宋体"/>
                 <w:b w:val="0"/>
                 <w:i w:val="0"/>
                 <w:color w:val="1A1A2E"/>
-                <w:sz w:val="19"/>
+                <w:sz w:val="18"/>
               </w:rPr>
               <w:t>知识图谱</w:t>
             </w:r>
@@ -1845,20 +1722,19 @@
         </w:tc>
         <w:tc>
           <w:tcPr>
-            <w:tcW w:type="dxa" w:w="3173"/>
+            <w:tcW w:type="dxa" w:w="2880"/>
           </w:tcPr>
           <w:p>
             <w:pPr>
-              <w:spacing w:after="40" w:before="40"/>
+              <w:spacing w:before="40" w:after="40"/>
             </w:pPr>
-            <w:r/>
             <w:r>
               <w:rPr>
                 <w:rFonts w:ascii="Calibri" w:hAnsi="Calibri" w:eastAsia="宋体"/>
                 <w:b w:val="0"/>
                 <w:i w:val="0"/>
                 <w:color w:val="1A1A2E"/>
-                <w:sz w:val="19"/>
+                <w:sz w:val="18"/>
               </w:rPr>
               <w:t>POST → 返回 {nodes, edges}，subject 过滤正确</w:t>
             </w:r>
@@ -1868,21 +1744,19 @@
       <w:tr>
         <w:tc>
           <w:tcPr>
-            <w:tcW w:type="dxa" w:w="3173"/>
-            <w:shd w:val="clear" w:color="auto" w:fill="F4F2FA"/>
+            <w:tcW w:type="dxa" w:w="2880"/>
           </w:tcPr>
           <w:p>
             <w:pPr>
-              <w:spacing w:after="40" w:before="40"/>
+              <w:spacing w:before="40" w:after="40"/>
             </w:pPr>
-            <w:r/>
             <w:r>
               <w:rPr>
                 <w:rFonts w:ascii="Calibri" w:hAnsi="Calibri" w:eastAsia="宋体"/>
                 <w:b w:val="0"/>
                 <w:i w:val="0"/>
                 <w:color w:val="1A1A2E"/>
-                <w:sz w:val="19"/>
+                <w:sz w:val="18"/>
               </w:rPr>
               <w:t>T4</w:t>
             </w:r>
@@ -1890,21 +1764,19 @@
         </w:tc>
         <w:tc>
           <w:tcPr>
-            <w:tcW w:type="dxa" w:w="3173"/>
-            <w:shd w:val="clear" w:color="auto" w:fill="F4F2FA"/>
+            <w:tcW w:type="dxa" w:w="2880"/>
           </w:tcPr>
           <w:p>
             <w:pPr>
-              <w:spacing w:after="40" w:before="40"/>
+              <w:spacing w:before="40" w:after="40"/>
             </w:pPr>
-            <w:r/>
             <w:r>
               <w:rPr>
                 <w:rFonts w:ascii="Calibri" w:hAnsi="Calibri" w:eastAsia="宋体"/>
                 <w:b w:val="0"/>
                 <w:i w:val="0"/>
                 <w:color w:val="1A1A2E"/>
-                <w:sz w:val="19"/>
+                <w:sz w:val="18"/>
               </w:rPr>
               <w:t>LangGraph SSE</w:t>
             </w:r>
@@ -1912,21 +1784,19 @@
         </w:tc>
         <w:tc>
           <w:tcPr>
-            <w:tcW w:type="dxa" w:w="3173"/>
-            <w:shd w:val="clear" w:color="auto" w:fill="F4F2FA"/>
+            <w:tcW w:type="dxa" w:w="2880"/>
           </w:tcPr>
           <w:p>
             <w:pPr>
-              <w:spacing w:after="40" w:before="40"/>
+              <w:spacing w:before="40" w:after="40"/>
             </w:pPr>
-            <w:r/>
             <w:r>
               <w:rPr>
                 <w:rFonts w:ascii="Calibri" w:hAnsi="Calibri" w:eastAsia="宋体"/>
                 <w:b w:val="0"/>
                 <w:i w:val="0"/>
                 <w:color w:val="1A1A2E"/>
-                <w:sz w:val="19"/>
+                <w:sz w:val="18"/>
               </w:rPr>
               <w:t>astream 模式正确，节点事件推送</w:t>
             </w:r>
@@ -1936,20 +1806,19 @@
       <w:tr>
         <w:tc>
           <w:tcPr>
-            <w:tcW w:type="dxa" w:w="3173"/>
+            <w:tcW w:type="dxa" w:w="2880"/>
           </w:tcPr>
           <w:p>
             <w:pPr>
-              <w:spacing w:after="40" w:before="40"/>
+              <w:spacing w:before="40" w:after="40"/>
             </w:pPr>
-            <w:r/>
             <w:r>
               <w:rPr>
                 <w:rFonts w:ascii="Calibri" w:hAnsi="Calibri" w:eastAsia="宋体"/>
                 <w:b w:val="0"/>
                 <w:i w:val="0"/>
                 <w:color w:val="1A1A2E"/>
-                <w:sz w:val="19"/>
+                <w:sz w:val="18"/>
               </w:rPr>
               <w:t>T5</w:t>
             </w:r>
@@ -1957,20 +1826,19 @@
         </w:tc>
         <w:tc>
           <w:tcPr>
-            <w:tcW w:type="dxa" w:w="3173"/>
+            <w:tcW w:type="dxa" w:w="2880"/>
           </w:tcPr>
           <w:p>
             <w:pPr>
-              <w:spacing w:after="40" w:before="40"/>
+              <w:spacing w:before="40" w:after="40"/>
             </w:pPr>
-            <w:r/>
             <w:r>
               <w:rPr>
                 <w:rFonts w:ascii="Calibri" w:hAnsi="Calibri" w:eastAsia="宋体"/>
                 <w:b w:val="0"/>
                 <w:i w:val="0"/>
                 <w:color w:val="1A1A2E"/>
-                <w:sz w:val="19"/>
+                <w:sz w:val="18"/>
               </w:rPr>
               <w:t>FrugalRAG 检索</w:t>
             </w:r>
@@ -1978,20 +1846,19 @@
         </w:tc>
         <w:tc>
           <w:tcPr>
-            <w:tcW w:type="dxa" w:w="3173"/>
+            <w:tcW w:type="dxa" w:w="2880"/>
           </w:tcPr>
           <w:p>
             <w:pPr>
-              <w:spacing w:after="40" w:before="40"/>
+              <w:spacing w:before="40" w:after="40"/>
             </w:pPr>
-            <w:r/>
             <w:r>
               <w:rPr>
                 <w:rFonts w:ascii="Calibri" w:hAnsi="Calibri" w:eastAsia="宋体"/>
                 <w:b w:val="0"/>
                 <w:i w:val="0"/>
                 <w:color w:val="1A1A2E"/>
-                <w:sz w:val="19"/>
+                <w:sz w:val="18"/>
               </w:rPr>
               <w:t>返回结果含 score/text/metadata</w:t>
             </w:r>
@@ -2001,21 +1868,19 @@
       <w:tr>
         <w:tc>
           <w:tcPr>
-            <w:tcW w:type="dxa" w:w="3173"/>
-            <w:shd w:val="clear" w:color="auto" w:fill="F4F2FA"/>
+            <w:tcW w:type="dxa" w:w="2880"/>
           </w:tcPr>
           <w:p>
             <w:pPr>
-              <w:spacing w:after="40" w:before="40"/>
+              <w:spacing w:before="40" w:after="40"/>
             </w:pPr>
-            <w:r/>
             <w:r>
               <w:rPr>
                 <w:rFonts w:ascii="Calibri" w:hAnsi="Calibri" w:eastAsia="宋体"/>
                 <w:b w:val="0"/>
                 <w:i w:val="0"/>
                 <w:color w:val="1A1A2E"/>
-                <w:sz w:val="19"/>
+                <w:sz w:val="18"/>
               </w:rPr>
               <w:t>T6</w:t>
             </w:r>
@@ -2023,21 +1888,19 @@
         </w:tc>
         <w:tc>
           <w:tcPr>
-            <w:tcW w:type="dxa" w:w="3173"/>
-            <w:shd w:val="clear" w:color="auto" w:fill="F4F2FA"/>
+            <w:tcW w:type="dxa" w:w="2880"/>
           </w:tcPr>
           <w:p>
             <w:pPr>
-              <w:spacing w:after="40" w:before="40"/>
+              <w:spacing w:before="40" w:after="40"/>
             </w:pPr>
-            <w:r/>
             <w:r>
               <w:rPr>
                 <w:rFonts w:ascii="Calibri" w:hAnsi="Calibri" w:eastAsia="宋体"/>
                 <w:b w:val="0"/>
                 <w:i w:val="0"/>
                 <w:color w:val="1A1A2E"/>
-                <w:sz w:val="19"/>
+                <w:sz w:val="18"/>
               </w:rPr>
               <w:t>GOMARL 共识</w:t>
             </w:r>
@@ -2045,21 +1908,19 @@
         </w:tc>
         <w:tc>
           <w:tcPr>
-            <w:tcW w:type="dxa" w:w="3173"/>
-            <w:shd w:val="clear" w:color="auto" w:fill="F4F2FA"/>
+            <w:tcW w:type="dxa" w:w="2880"/>
           </w:tcPr>
           <w:p>
             <w:pPr>
-              <w:spacing w:after="40" w:before="40"/>
+              <w:spacing w:before="40" w:after="40"/>
             </w:pPr>
-            <w:r/>
             <w:r>
               <w:rPr>
                 <w:rFonts w:ascii="Calibri" w:hAnsi="Calibri" w:eastAsia="宋体"/>
                 <w:b w:val="0"/>
                 <w:i w:val="0"/>
                 <w:color w:val="1A1A2E"/>
-                <w:sz w:val="19"/>
+                <w:sz w:val="18"/>
               </w:rPr>
               <w:t>评分+冲突检测+决策全流程</w:t>
             </w:r>
@@ -2069,20 +1930,19 @@
       <w:tr>
         <w:tc>
           <w:tcPr>
-            <w:tcW w:type="dxa" w:w="3173"/>
+            <w:tcW w:type="dxa" w:w="2880"/>
           </w:tcPr>
           <w:p>
             <w:pPr>
-              <w:spacing w:after="40" w:before="40"/>
+              <w:spacing w:before="40" w:after="40"/>
             </w:pPr>
-            <w:r/>
             <w:r>
               <w:rPr>
                 <w:rFonts w:ascii="Calibri" w:hAnsi="Calibri" w:eastAsia="宋体"/>
                 <w:b w:val="0"/>
                 <w:i w:val="0"/>
                 <w:color w:val="1A1A2E"/>
-                <w:sz w:val="19"/>
+                <w:sz w:val="18"/>
               </w:rPr>
               <w:t>T7</w:t>
             </w:r>
@@ -2090,20 +1950,19 @@
         </w:tc>
         <w:tc>
           <w:tcPr>
-            <w:tcW w:type="dxa" w:w="3173"/>
+            <w:tcW w:type="dxa" w:w="2880"/>
           </w:tcPr>
           <w:p>
             <w:pPr>
-              <w:spacing w:after="40" w:before="40"/>
+              <w:spacing w:before="40" w:after="40"/>
             </w:pPr>
-            <w:r/>
             <w:r>
               <w:rPr>
                 <w:rFonts w:ascii="Calibri" w:hAnsi="Calibri" w:eastAsia="宋体"/>
                 <w:b w:val="0"/>
                 <w:i w:val="0"/>
                 <w:color w:val="1A1A2E"/>
-                <w:sz w:val="19"/>
+                <w:sz w:val="18"/>
               </w:rPr>
               <w:t>NeuralMixer</w:t>
             </w:r>
@@ -2111,20 +1970,19 @@
         </w:tc>
         <w:tc>
           <w:tcPr>
-            <w:tcW w:type="dxa" w:w="3173"/>
+            <w:tcW w:type="dxa" w:w="2880"/>
           </w:tcPr>
           <w:p>
             <w:pPr>
-              <w:spacing w:after="40" w:before="40"/>
+              <w:spacing w:before="40" w:after="40"/>
             </w:pPr>
-            <w:r/>
             <w:r>
               <w:rPr>
                 <w:rFonts w:ascii="Calibri" w:hAnsi="Calibri" w:eastAsia="宋体"/>
                 <w:b w:val="0"/>
                 <w:i w:val="0"/>
                 <w:color w:val="1A1A2E"/>
-                <w:sz w:val="19"/>
+                <w:sz w:val="18"/>
               </w:rPr>
               <w:t>神经网络混合可用</w:t>
             </w:r>
@@ -2134,21 +1992,19 @@
       <w:tr>
         <w:tc>
           <w:tcPr>
-            <w:tcW w:type="dxa" w:w="3173"/>
-            <w:shd w:val="clear" w:color="auto" w:fill="F4F2FA"/>
+            <w:tcW w:type="dxa" w:w="2880"/>
           </w:tcPr>
           <w:p>
             <w:pPr>
-              <w:spacing w:after="40" w:before="40"/>
+              <w:spacing w:before="40" w:after="40"/>
             </w:pPr>
-            <w:r/>
             <w:r>
               <w:rPr>
                 <w:rFonts w:ascii="Calibri" w:hAnsi="Calibri" w:eastAsia="宋体"/>
                 <w:b w:val="0"/>
                 <w:i w:val="0"/>
                 <w:color w:val="1A1A2E"/>
-                <w:sz w:val="19"/>
+                <w:sz w:val="18"/>
               </w:rPr>
               <w:t>T8</w:t>
             </w:r>
@@ -2156,21 +2012,19 @@
         </w:tc>
         <w:tc>
           <w:tcPr>
-            <w:tcW w:type="dxa" w:w="3173"/>
-            <w:shd w:val="clear" w:color="auto" w:fill="F4F2FA"/>
+            <w:tcW w:type="dxa" w:w="2880"/>
           </w:tcPr>
           <w:p>
             <w:pPr>
-              <w:spacing w:after="40" w:before="40"/>
+              <w:spacing w:before="40" w:after="40"/>
             </w:pPr>
-            <w:r/>
             <w:r>
               <w:rPr>
                 <w:rFonts w:ascii="Calibri" w:hAnsi="Calibri" w:eastAsia="宋体"/>
                 <w:b w:val="0"/>
                 <w:i w:val="0"/>
                 <w:color w:val="1A1A2E"/>
-                <w:sz w:val="19"/>
+                <w:sz w:val="18"/>
               </w:rPr>
               <w:t>Agent 辩论</w:t>
             </w:r>
@@ -2178,21 +2032,19 @@
         </w:tc>
         <w:tc>
           <w:tcPr>
-            <w:tcW w:type="dxa" w:w="3173"/>
-            <w:shd w:val="clear" w:color="auto" w:fill="F4F2FA"/>
+            <w:tcW w:type="dxa" w:w="2880"/>
           </w:tcPr>
           <w:p>
             <w:pPr>
-              <w:spacing w:after="40" w:before="40"/>
+              <w:spacing w:before="40" w:after="40"/>
             </w:pPr>
-            <w:r/>
             <w:r>
               <w:rPr>
                 <w:rFonts w:ascii="Calibri" w:hAnsi="Calibri" w:eastAsia="宋体"/>
                 <w:b w:val="0"/>
                 <w:i w:val="0"/>
                 <w:color w:val="1A1A2E"/>
-                <w:sz w:val="19"/>
+                <w:sz w:val="18"/>
               </w:rPr>
               <w:t>debate 协议可执行</w:t>
             </w:r>
@@ -2202,20 +2054,19 @@
       <w:tr>
         <w:tc>
           <w:tcPr>
-            <w:tcW w:type="dxa" w:w="3173"/>
+            <w:tcW w:type="dxa" w:w="2880"/>
           </w:tcPr>
           <w:p>
             <w:pPr>
-              <w:spacing w:after="40" w:before="40"/>
+              <w:spacing w:before="40" w:after="40"/>
             </w:pPr>
-            <w:r/>
             <w:r>
               <w:rPr>
                 <w:rFonts w:ascii="Calibri" w:hAnsi="Calibri" w:eastAsia="宋体"/>
                 <w:b w:val="0"/>
                 <w:i w:val="0"/>
                 <w:color w:val="1A1A2E"/>
-                <w:sz w:val="19"/>
+                <w:sz w:val="18"/>
               </w:rPr>
               <w:t>T9</w:t>
             </w:r>
@@ -2223,20 +2074,19 @@
         </w:tc>
         <w:tc>
           <w:tcPr>
-            <w:tcW w:type="dxa" w:w="3173"/>
+            <w:tcW w:type="dxa" w:w="2880"/>
           </w:tcPr>
           <w:p>
             <w:pPr>
-              <w:spacing w:after="40" w:before="40"/>
+              <w:spacing w:before="40" w:after="40"/>
             </w:pPr>
-            <w:r/>
             <w:r>
               <w:rPr>
                 <w:rFonts w:ascii="Calibri" w:hAnsi="Calibri" w:eastAsia="宋体"/>
                 <w:b w:val="0"/>
                 <w:i w:val="0"/>
                 <w:color w:val="1A1A2E"/>
-                <w:sz w:val="19"/>
+                <w:sz w:val="18"/>
               </w:rPr>
               <w:t>教学规则</w:t>
             </w:r>
@@ -2244,20 +2094,19 @@
         </w:tc>
         <w:tc>
           <w:tcPr>
-            <w:tcW w:type="dxa" w:w="3173"/>
+            <w:tcW w:type="dxa" w:w="2880"/>
           </w:tcPr>
           <w:p>
             <w:pPr>
-              <w:spacing w:after="40" w:before="40"/>
+              <w:spacing w:before="40" w:after="40"/>
             </w:pPr>
-            <w:r/>
             <w:r>
               <w:rPr>
                 <w:rFonts w:ascii="Calibri" w:hAnsi="Calibri" w:eastAsia="宋体"/>
                 <w:b w:val="0"/>
                 <w:i w:val="0"/>
                 <w:color w:val="1A1A2E"/>
-                <w:sz w:val="19"/>
+                <w:sz w:val="18"/>
               </w:rPr>
               <w:t>前置依赖校验+Agent适配</w:t>
             </w:r>
@@ -2265,22 +2114,24 @@
         </w:tc>
       </w:tr>
     </w:tbl>
+    <w:p/>
     <w:p>
       <w:pPr>
-        <w:spacing w:after="40"/>
-      </w:pPr>
-    </w:p>
-    <w:p>
-      <w:pPr>
-        <w:pStyle w:val="Heading3"/>
+        <w:pStyle w:val="Heading2"/>
       </w:pPr>
       <w:r>
-        <w:t>3.3 引擎模块测试（`test_engine_modules.py`）</w:t>
+        <w:rPr>
+          <w:rFonts w:ascii="Calibri" w:hAnsi="Calibri" w:eastAsia="宋体"/>
+          <w:b/>
+          <w:color w:val="6C2BD9"/>
+          <w:sz w:val="24"/>
+        </w:rPr>
+        <w:t>3.3 引擎模块测试（test_engine_modules.py）</w:t>
       </w:r>
     </w:p>
     <w:p>
       <w:pPr>
-        <w:spacing w:after="100" w:line="336" w:lineRule="auto"/>
+        <w:spacing w:before="80" w:after="80" w:line="276" w:lineRule="auto"/>
       </w:pPr>
       <w:r>
         <w:rPr>
@@ -2295,7 +2146,7 @@
     </w:p>
     <w:p>
       <w:pPr>
-        <w:spacing w:after="100" w:line="336" w:lineRule="auto"/>
+        <w:spacing w:before="80" w:after="80" w:line="276" w:lineRule="auto"/>
       </w:pPr>
       <w:r>
         <w:rPr>
@@ -2319,7 +2170,7 @@
           <w:rFonts w:ascii="Consolas" w:hAnsi="Consolas" w:eastAsia="Consolas"/>
           <w:b w:val="0"/>
           <w:i w:val="0"/>
-          <w:color w:val="2D2D3A"/>
+          <w:color w:val="1A1A2E"/>
           <w:sz w:val="18"/>
         </w:rPr>
         <w:t>test_preprocess_removes_noise    → 查询预处理</w:t>
@@ -2330,7 +2181,7 @@
           <w:rFonts w:ascii="Consolas" w:hAnsi="Consolas" w:eastAsia="Consolas"/>
           <w:b w:val="0"/>
           <w:i w:val="0"/>
-          <w:color w:val="2D2D3A"/>
+          <w:color w:val="1A1A2E"/>
           <w:sz w:val="18"/>
         </w:rPr>
         <w:t>test_extract_keywords_network    → 关键词提取</w:t>
@@ -2341,7 +2192,7 @@
           <w:rFonts w:ascii="Consolas" w:hAnsi="Consolas" w:eastAsia="Consolas"/>
           <w:b w:val="0"/>
           <w:i w:val="0"/>
-          <w:color w:val="2D2D3A"/>
+          <w:color w:val="1A1A2E"/>
           <w:sz w:val="18"/>
         </w:rPr>
         <w:t>test_assess_complexity_simple    → 简单/复杂查询分类</w:t>
@@ -2352,7 +2203,7 @@
           <w:rFonts w:ascii="Consolas" w:hAnsi="Consolas" w:eastAsia="Consolas"/>
           <w:b w:val="0"/>
           <w:i w:val="0"/>
-          <w:color w:val="2D2D3A"/>
+          <w:color w:val="1A1A2E"/>
           <w:sz w:val="18"/>
         </w:rPr>
         <w:t>test_stop_decision_high_coverage → 停止决策阈值</w:t>
@@ -2363,7 +2214,7 @@
           <w:rFonts w:ascii="Consolas" w:hAnsi="Consolas" w:eastAsia="Consolas"/>
           <w:b w:val="0"/>
           <w:i w:val="0"/>
-          <w:color w:val="2D2D3A"/>
+          <w:color w:val="1A1A2E"/>
           <w:sz w:val="18"/>
         </w:rPr>
         <w:t>test_rewrite_with_llm           → 查询重写</w:t>
@@ -2374,15 +2225,16 @@
           <w:rFonts w:ascii="Consolas" w:hAnsi="Consolas" w:eastAsia="Consolas"/>
           <w:b w:val="0"/>
           <w:i w:val="0"/>
-          <w:color w:val="2D2D3A"/>
+          <w:color w:val="1A1A2E"/>
           <w:sz w:val="18"/>
         </w:rPr>
         <w:t>test_rewrite_fallback_no_llm    → 无 LLM 时降级</w:t>
+        <w:br/>
       </w:r>
     </w:p>
     <w:p>
       <w:pPr>
-        <w:spacing w:after="100" w:line="336" w:lineRule="auto"/>
+        <w:spacing w:before="80" w:after="80" w:line="276" w:lineRule="auto"/>
       </w:pPr>
       <w:r>
         <w:rPr>
@@ -2406,7 +2258,7 @@
           <w:rFonts w:ascii="Consolas" w:hAnsi="Consolas" w:eastAsia="Consolas"/>
           <w:b w:val="0"/>
           <w:i w:val="0"/>
-          <w:color w:val="2D2D3A"/>
+          <w:color w:val="1A1A2E"/>
           <w:sz w:val="18"/>
         </w:rPr>
         <w:t>test_initial_weights          → 基础权重初始化</w:t>
@@ -2417,7 +2269,7 @@
           <w:rFonts w:ascii="Consolas" w:hAnsi="Consolas" w:eastAsia="Consolas"/>
           <w:b w:val="0"/>
           <w:i w:val="0"/>
-          <w:color w:val="2D2D3A"/>
+          <w:color w:val="1A1A2E"/>
           <w:sz w:val="18"/>
         </w:rPr>
         <w:t>test_mix_with_mock_results    → 神经网络混合</w:t>
@@ -2428,7 +2280,7 @@
           <w:rFonts w:ascii="Consolas" w:hAnsi="Consolas" w:eastAsia="Consolas"/>
           <w:b w:val="0"/>
           <w:i w:val="0"/>
-          <w:color w:val="2D2D3A"/>
+          <w:color w:val="1A1A2E"/>
           <w:sz w:val="18"/>
         </w:rPr>
         <w:t>test_mix_fallback_no_torch    → 无 torch 降级</w:t>
@@ -2439,15 +2291,16 @@
           <w:rFonts w:ascii="Consolas" w:hAnsi="Consolas" w:eastAsia="Consolas"/>
           <w:b w:val="0"/>
           <w:i w:val="0"/>
-          <w:color w:val="2D2D3A"/>
+          <w:color w:val="1A1A2E"/>
           <w:sz w:val="18"/>
         </w:rPr>
         <w:t>test_check_and_resolve_no_conflicts  → 无冲突检测</w:t>
+        <w:br/>
       </w:r>
     </w:p>
     <w:p>
       <w:pPr>
-        <w:spacing w:after="100" w:line="336" w:lineRule="auto"/>
+        <w:spacing w:before="80" w:after="80" w:line="276" w:lineRule="auto"/>
       </w:pPr>
       <w:r>
         <w:rPr>
@@ -2471,7 +2324,7 @@
           <w:rFonts w:ascii="Consolas" w:hAnsi="Consolas" w:eastAsia="Consolas"/>
           <w:b w:val="0"/>
           <w:i w:val="0"/>
-          <w:color w:val="2D2D3A"/>
+          <w:color w:val="1A1A2E"/>
           <w:sz w:val="18"/>
         </w:rPr>
         <w:t>test_initial_weights        → 初始权重非零</w:t>
@@ -2482,7 +2335,7 @@
           <w:rFonts w:ascii="Consolas" w:hAnsi="Consolas" w:eastAsia="Consolas"/>
           <w:b w:val="0"/>
           <w:i w:val="0"/>
-          <w:color w:val="2D2D3A"/>
+          <w:color w:val="1A1A2E"/>
           <w:sz w:val="18"/>
         </w:rPr>
         <w:t>test_get_stats              → 统计信息完整</w:t>
@@ -2493,7 +2346,7 @@
           <w:rFonts w:ascii="Consolas" w:hAnsi="Consolas" w:eastAsia="Consolas"/>
           <w:b w:val="0"/>
           <w:i w:val="0"/>
-          <w:color w:val="2D2D3A"/>
+          <w:color w:val="1A1A2E"/>
           <w:sz w:val="18"/>
         </w:rPr>
         <w:t>test_dynamic_weights        → 画像调整权重</w:t>
@@ -2504,23 +2357,30 @@
           <w:rFonts w:ascii="Consolas" w:hAnsi="Consolas" w:eastAsia="Consolas"/>
           <w:b w:val="0"/>
           <w:i w:val="0"/>
-          <w:color w:val="2D2D3A"/>
+          <w:color w:val="1A1A2E"/>
           <w:sz w:val="18"/>
         </w:rPr>
         <w:t>test_group_detection        → 动态组划分</w:t>
+        <w:br/>
       </w:r>
     </w:p>
     <w:p>
       <w:pPr>
-        <w:pStyle w:val="Heading3"/>
+        <w:pStyle w:val="Heading2"/>
       </w:pPr>
       <w:r>
-        <w:t>3.4 安全审计测试（`test_audit_fixes.py`）</w:t>
+        <w:rPr>
+          <w:rFonts w:ascii="Calibri" w:hAnsi="Calibri" w:eastAsia="宋体"/>
+          <w:b/>
+          <w:color w:val="6C2BD9"/>
+          <w:sz w:val="24"/>
+        </w:rPr>
+        <w:t>3.4 安全审计测试（test_audit_fixes.py）</w:t>
       </w:r>
     </w:p>
     <w:p>
       <w:pPr>
-        <w:spacing w:after="100" w:line="336" w:lineRule="auto"/>
+        <w:spacing w:before="80" w:after="80" w:line="276" w:lineRule="auto"/>
       </w:pPr>
       <w:r>
         <w:rPr>
@@ -2544,7 +2404,7 @@
           <w:rFonts w:ascii="Consolas" w:hAnsi="Consolas" w:eastAsia="Consolas"/>
           <w:b w:val="0"/>
           <w:i w:val="0"/>
-          <w:color w:val="2D2D3A"/>
+          <w:color w:val="1A1A2E"/>
           <w:sz w:val="18"/>
         </w:rPr>
         <w:t>test_no_hardcoded_secrets         → 无硬编码密钥</w:t>
@@ -2555,7 +2415,7 @@
           <w:rFonts w:ascii="Consolas" w:hAnsi="Consolas" w:eastAsia="Consolas"/>
           <w:b w:val="0"/>
           <w:i w:val="0"/>
-          <w:color w:val="2D2D3A"/>
+          <w:color w:val="1A1A2E"/>
           <w:sz w:val="18"/>
         </w:rPr>
         <w:t>test_save_config_strips_secrets   → 配置保存自动剥离密钥</w:t>
@@ -2566,7 +2426,7 @@
           <w:rFonts w:ascii="Consolas" w:hAnsi="Consolas" w:eastAsia="Consolas"/>
           <w:b w:val="0"/>
           <w:i w:val="0"/>
-          <w:color w:val="2D2D3A"/>
+          <w:color w:val="1A1A2E"/>
           <w:sz w:val="18"/>
         </w:rPr>
         <w:t>test_sandbox_blocks_dangerous     → 沙箱阻止危险调用</w:t>
@@ -2577,7 +2437,7 @@
           <w:rFonts w:ascii="Consolas" w:hAnsi="Consolas" w:eastAsia="Consolas"/>
           <w:b w:val="0"/>
           <w:i w:val="0"/>
-          <w:color w:val="2D2D3A"/>
+          <w:color w:val="1A1A2E"/>
           <w:sz w:val="18"/>
         </w:rPr>
         <w:t>test_auth_all_endpoints           → 关键端点需认证</w:t>
@@ -2588,18 +2448,25 @@
           <w:rFonts w:ascii="Consolas" w:hAnsi="Consolas" w:eastAsia="Consolas"/>
           <w:b w:val="0"/>
           <w:i w:val="0"/>
-          <w:color w:val="2D2D3A"/>
+          <w:color w:val="1A1A2E"/>
           <w:sz w:val="18"/>
         </w:rPr>
         <w:t>test_content_filter_active        → 敏感词过滤启用</w:t>
+        <w:br/>
       </w:r>
     </w:p>
     <w:p>
       <w:pPr>
-        <w:pStyle w:val="Heading3"/>
+        <w:pStyle w:val="Heading2"/>
       </w:pPr>
       <w:r>
-        <w:t>3.5 知识图谱测试（`test_knowledge_graph.py`）</w:t>
+        <w:rPr>
+          <w:rFonts w:ascii="Calibri" w:hAnsi="Calibri" w:eastAsia="宋体"/>
+          <w:b/>
+          <w:color w:val="6C2BD9"/>
+          <w:sz w:val="24"/>
+        </w:rPr>
+        <w:t>3.5 知识图谱测试（test_knowledge_graph.py）</w:t>
       </w:r>
     </w:p>
     <w:p>
@@ -2613,7 +2480,7 @@
           <w:rFonts w:ascii="Consolas" w:hAnsi="Consolas" w:eastAsia="Consolas"/>
           <w:b w:val="0"/>
           <w:i w:val="0"/>
-          <w:color w:val="2D2D3A"/>
+          <w:color w:val="1A1A2E"/>
           <w:sz w:val="18"/>
         </w:rPr>
         <w:t>test_knowledge_graph_basic_schema     → 含 nodes/edges 字段</w:t>
@@ -2624,7 +2491,7 @@
           <w:rFonts w:ascii="Consolas" w:hAnsi="Consolas" w:eastAsia="Consolas"/>
           <w:b w:val="0"/>
           <w:i w:val="0"/>
-          <w:color w:val="2D2D3A"/>
+          <w:color w:val="1A1A2E"/>
           <w:sz w:val="18"/>
         </w:rPr>
         <w:t>test_knowledge_graph_node_fields       → 节点含 id/label/group</w:t>
@@ -2635,7 +2502,7 @@
           <w:rFonts w:ascii="Consolas" w:hAnsi="Consolas" w:eastAsia="Consolas"/>
           <w:b w:val="0"/>
           <w:i w:val="0"/>
-          <w:color w:val="2D2D3A"/>
+          <w:color w:val="1A1A2E"/>
           <w:sz w:val="18"/>
         </w:rPr>
         <w:t>test_knowledge_graph_edge_fields       → 边含 source/target</w:t>
@@ -2646,7 +2513,7 @@
           <w:rFonts w:ascii="Consolas" w:hAnsi="Consolas" w:eastAsia="Consolas"/>
           <w:b w:val="0"/>
           <w:i w:val="0"/>
-          <w:color w:val="2D2D3A"/>
+          <w:color w:val="1A1A2E"/>
           <w:sz w:val="18"/>
         </w:rPr>
         <w:t>test_knowledge_graph_subject_filter    → 按科目过滤正确</w:t>
@@ -2657,18 +2524,25 @@
           <w:rFonts w:ascii="Consolas" w:hAnsi="Consolas" w:eastAsia="Consolas"/>
           <w:b w:val="0"/>
           <w:i w:val="0"/>
-          <w:color w:val="2D2D3A"/>
+          <w:color w:val="1A1A2E"/>
           <w:sz w:val="18"/>
         </w:rPr>
         <w:t>test_knowledge_graph_all_subjects_non_empty → 四科都有数据</w:t>
+        <w:br/>
       </w:r>
     </w:p>
     <w:p>
       <w:pPr>
-        <w:pStyle w:val="Heading3"/>
+        <w:pStyle w:val="Heading2"/>
       </w:pPr>
       <w:r>
-        <w:t>3.6 会话管理测试（`test_api_consistency.py`）</w:t>
+        <w:rPr>
+          <w:rFonts w:ascii="Calibri" w:hAnsi="Calibri" w:eastAsia="宋体"/>
+          <w:b/>
+          <w:color w:val="6C2BD9"/>
+          <w:sz w:val="24"/>
+        </w:rPr>
+        <w:t>3.6 会话管理测试（test_api_consistency.py）</w:t>
       </w:r>
     </w:p>
     <w:p>
@@ -2682,7 +2556,7 @@
           <w:rFonts w:ascii="Consolas" w:hAnsi="Consolas" w:eastAsia="Consolas"/>
           <w:b w:val="0"/>
           <w:i w:val="0"/>
-          <w:color w:val="2D2D3A"/>
+          <w:color w:val="1A1A2E"/>
           <w:sz w:val="18"/>
         </w:rPr>
         <w:t>test_list_empty           → 空列表返回 []</w:t>
@@ -2693,7 +2567,7 @@
           <w:rFonts w:ascii="Consolas" w:hAnsi="Consolas" w:eastAsia="Consolas"/>
           <w:b w:val="0"/>
           <w:i w:val="0"/>
-          <w:color w:val="2D2D3A"/>
+          <w:color w:val="1A1A2E"/>
           <w:sz w:val="18"/>
         </w:rPr>
         <w:t>test_list_after_save      → 保存后可列出</w:t>
@@ -2704,7 +2578,7 @@
           <w:rFonts w:ascii="Consolas" w:hAnsi="Consolas" w:eastAsia="Consolas"/>
           <w:b w:val="0"/>
           <w:i w:val="0"/>
-          <w:color w:val="2D2D3A"/>
+          <w:color w:val="1A1A2E"/>
           <w:sz w:val="18"/>
         </w:rPr>
         <w:t>test_save_load_cycle      → 保存→加载内容一致</w:t>
@@ -2715,10 +2589,11 @@
           <w:rFonts w:ascii="Consolas" w:hAnsi="Consolas" w:eastAsia="Consolas"/>
           <w:b w:val="0"/>
           <w:i w:val="0"/>
-          <w:color w:val="2D2D3A"/>
+          <w:color w:val="1A1A2E"/>
           <w:sz w:val="18"/>
         </w:rPr>
         <w:t>test_delete_removes       → 删除后不存在</w:t>
+        <w:br/>
       </w:r>
     </w:p>
     <w:p>
@@ -2729,7 +2604,6 @@
         <w:rPr>
           <w:rFonts w:ascii="Calibri" w:hAnsi="Calibri" w:eastAsia="宋体"/>
           <w:b w:val="0"/>
-          <w:i w:val="0"/>
           <w:color w:val="999999"/>
           <w:sz w:val="18"/>
         </w:rPr>
@@ -2738,23 +2612,35 @@
     </w:p>
     <w:p>
       <w:pPr>
-        <w:pStyle w:val="Heading2"/>
+        <w:pStyle w:val="Heading1"/>
       </w:pPr>
       <w:r>
+        <w:rPr>
+          <w:rFonts w:ascii="Calibri" w:hAnsi="Calibri" w:eastAsia="宋体"/>
+          <w:b/>
+          <w:color w:val="6C2BD9"/>
+          <w:sz w:val="28"/>
+        </w:rPr>
         <w:t>4. Mock 与桩件</w:t>
       </w:r>
     </w:p>
     <w:p>
       <w:pPr>
-        <w:pStyle w:val="Heading3"/>
+        <w:pStyle w:val="Heading2"/>
       </w:pPr>
       <w:r>
+        <w:rPr>
+          <w:rFonts w:ascii="Calibri" w:hAnsi="Calibri" w:eastAsia="宋体"/>
+          <w:b/>
+          <w:color w:val="6C2BD9"/>
+          <w:sz w:val="24"/>
+        </w:rPr>
         <w:t>4.1 LLM Mock</w:t>
       </w:r>
     </w:p>
     <w:p>
       <w:pPr>
-        <w:spacing w:after="100" w:line="336" w:lineRule="auto"/>
+        <w:spacing w:before="80" w:after="80" w:line="276" w:lineRule="auto"/>
       </w:pPr>
       <w:r>
         <w:rPr>
@@ -2771,7 +2657,7 @@
           <w:rFonts w:ascii="Consolas" w:hAnsi="Consolas" w:eastAsia="Consolas"/>
           <w:b w:val="0"/>
           <w:i w:val="0"/>
-          <w:color w:val="C53AE8"/>
+          <w:color w:val="1A1A2E"/>
           <w:sz w:val="20"/>
         </w:rPr>
         <w:t>conftest.py</w:t>
@@ -2791,7 +2677,7 @@
           <w:rFonts w:ascii="Consolas" w:hAnsi="Consolas" w:eastAsia="Consolas"/>
           <w:b w:val="0"/>
           <w:i w:val="0"/>
-          <w:color w:val="C53AE8"/>
+          <w:color w:val="1A1A2E"/>
           <w:sz w:val="20"/>
         </w:rPr>
         <w:t>mock_llm</w:t>
@@ -2829,7 +2715,7 @@
           <w:rFonts w:ascii="Consolas" w:hAnsi="Consolas" w:eastAsia="Consolas"/>
           <w:b w:val="0"/>
           <w:i w:val="0"/>
-          <w:color w:val="2D2D3A"/>
+          <w:color w:val="1A1A2E"/>
           <w:sz w:val="18"/>
         </w:rPr>
         <w:t>def mock_llm(monkeypatch):</w:t>
@@ -2840,7 +2726,7 @@
           <w:rFonts w:ascii="Consolas" w:hAnsi="Consolas" w:eastAsia="Consolas"/>
           <w:b w:val="0"/>
           <w:i w:val="0"/>
-          <w:color w:val="2D2D3A"/>
+          <w:color w:val="1A1A2E"/>
           <w:sz w:val="18"/>
         </w:rPr>
         <w:t xml:space="preserve">    # 覆盖 chat：返回8维度画像JSON</w:t>
@@ -2851,7 +2737,7 @@
           <w:rFonts w:ascii="Consolas" w:hAnsi="Consolas" w:eastAsia="Consolas"/>
           <w:b w:val="0"/>
           <w:i w:val="0"/>
-          <w:color w:val="2D2D3A"/>
+          <w:color w:val="1A1A2E"/>
           <w:sz w:val="18"/>
         </w:rPr>
         <w:t xml:space="preserve">    # 覆盖 stream_chat：返回合法SSE chunk + [DONE]</w:t>
@@ -2862,7 +2748,7 @@
           <w:rFonts w:ascii="Consolas" w:hAnsi="Consolas" w:eastAsia="Consolas"/>
           <w:b w:val="0"/>
           <w:i w:val="0"/>
-          <w:color w:val="2D2D3A"/>
+          <w:color w:val="1A1A2E"/>
           <w:sz w:val="18"/>
         </w:rPr>
         <w:t xml:space="preserve">    # 覆盖 text_completion：返回非空 mock 响应</w:t>
@@ -2873,23 +2759,30 @@
           <w:rFonts w:ascii="Consolas" w:hAnsi="Consolas" w:eastAsia="Consolas"/>
           <w:b w:val="0"/>
           <w:i w:val="0"/>
-          <w:color w:val="2D2D3A"/>
+          <w:color w:val="1A1A2E"/>
           <w:sz w:val="18"/>
         </w:rPr>
         <w:t xml:space="preserve">    # 覆盖 _resolve：返回可用通道配置</w:t>
+        <w:br/>
       </w:r>
     </w:p>
     <w:p>
       <w:pPr>
-        <w:pStyle w:val="Heading3"/>
+        <w:pStyle w:val="Heading2"/>
       </w:pPr>
       <w:r>
+        <w:rPr>
+          <w:rFonts w:ascii="Calibri" w:hAnsi="Calibri" w:eastAsia="宋体"/>
+          <w:b/>
+          <w:color w:val="6C2BD9"/>
+          <w:sz w:val="24"/>
+        </w:rPr>
         <w:t>4.2 认证 Mock</w:t>
       </w:r>
     </w:p>
     <w:p>
       <w:pPr>
-        <w:spacing w:after="100" w:line="336" w:lineRule="auto"/>
+        <w:spacing w:before="80" w:after="80" w:line="276" w:lineRule="auto"/>
       </w:pPr>
       <w:r>
         <w:rPr>
@@ -2906,7 +2799,7 @@
           <w:rFonts w:ascii="Consolas" w:hAnsi="Consolas" w:eastAsia="Consolas"/>
           <w:b w:val="0"/>
           <w:i w:val="0"/>
-          <w:color w:val="C53AE8"/>
+          <w:color w:val="1A1A2E"/>
           <w:sz w:val="20"/>
         </w:rPr>
         <w:t>mock_auth</w:t>
@@ -2944,7 +2837,7 @@
           <w:rFonts w:ascii="Consolas" w:hAnsi="Consolas" w:eastAsia="Consolas"/>
           <w:b w:val="0"/>
           <w:i w:val="0"/>
-          <w:color w:val="2D2D3A"/>
+          <w:color w:val="1A1A2E"/>
           <w:sz w:val="18"/>
         </w:rPr>
         <w:t>def mock_auth():</w:t>
@@ -2955,7 +2848,7 @@
           <w:rFonts w:ascii="Consolas" w:hAnsi="Consolas" w:eastAsia="Consolas"/>
           <w:b w:val="0"/>
           <w:i w:val="0"/>
-          <w:color w:val="2D2D3A"/>
+          <w:color w:val="1A1A2E"/>
           <w:sz w:val="18"/>
         </w:rPr>
         <w:t xml:space="preserve">    # 创建 test_admin 用户</w:t>
@@ -2966,7 +2859,7 @@
           <w:rFonts w:ascii="Consolas" w:hAnsi="Consolas" w:eastAsia="Consolas"/>
           <w:b w:val="0"/>
           <w:i w:val="0"/>
-          <w:color w:val="2D2D3A"/>
+          <w:color w:val="1A1A2E"/>
           <w:sz w:val="18"/>
         </w:rPr>
         <w:t xml:space="preserve">    # 覆盖 get_current_user → admin 身份</w:t>
@@ -2977,17 +2870,24 @@
           <w:rFonts w:ascii="Consolas" w:hAnsi="Consolas" w:eastAsia="Consolas"/>
           <w:b w:val="0"/>
           <w:i w:val="0"/>
-          <w:color w:val="2D2D3A"/>
+          <w:color w:val="1A1A2E"/>
           <w:sz w:val="18"/>
         </w:rPr>
         <w:t xml:space="preserve">    # 覆盖 require_admin → admin 权限</w:t>
+        <w:br/>
       </w:r>
     </w:p>
     <w:p>
       <w:pPr>
-        <w:pStyle w:val="Heading3"/>
+        <w:pStyle w:val="Heading2"/>
       </w:pPr>
       <w:r>
+        <w:rPr>
+          <w:rFonts w:ascii="Calibri" w:hAnsi="Calibri" w:eastAsia="宋体"/>
+          <w:b/>
+          <w:color w:val="6C2BD9"/>
+          <w:sz w:val="24"/>
+        </w:rPr>
         <w:t>4.3 会话隔离</w:t>
       </w:r>
     </w:p>
@@ -3013,7 +2913,7 @@
           <w:rFonts w:ascii="Consolas" w:hAnsi="Consolas" w:eastAsia="Consolas"/>
           <w:b w:val="0"/>
           <w:i w:val="0"/>
-          <w:color w:val="2D2D3A"/>
+          <w:color w:val="1A1A2E"/>
           <w:sz w:val="18"/>
         </w:rPr>
         <w:t>def _temp_sessions(monkeypatch, tmp_path):</w:t>
@@ -3024,7 +2924,7 @@
           <w:rFonts w:ascii="Consolas" w:hAnsi="Consolas" w:eastAsia="Consolas"/>
           <w:b w:val="0"/>
           <w:i w:val="0"/>
-          <w:color w:val="2D2D3A"/>
+          <w:color w:val="1A1A2E"/>
           <w:sz w:val="18"/>
         </w:rPr>
         <w:t xml:space="preserve">    # 将会话目录重定向到临时目录</w:t>
@@ -3035,10 +2935,11 @@
           <w:rFonts w:ascii="Consolas" w:hAnsi="Consolas" w:eastAsia="Consolas"/>
           <w:b w:val="0"/>
           <w:i w:val="0"/>
-          <w:color w:val="2D2D3A"/>
+          <w:color w:val="1A1A2E"/>
           <w:sz w:val="18"/>
         </w:rPr>
         <w:t xml:space="preserve">    # pytest 自动回收，零副作用</w:t>
+        <w:br/>
       </w:r>
     </w:p>
     <w:p>
@@ -3049,7 +2950,6 @@
         <w:rPr>
           <w:rFonts w:ascii="Calibri" w:hAnsi="Calibri" w:eastAsia="宋体"/>
           <w:b w:val="0"/>
-          <w:i w:val="0"/>
           <w:color w:val="999999"/>
           <w:sz w:val="18"/>
         </w:rPr>
@@ -3058,17 +2958,29 @@
     </w:p>
     <w:p>
       <w:pPr>
-        <w:pStyle w:val="Heading2"/>
+        <w:pStyle w:val="Heading1"/>
       </w:pPr>
       <w:r>
+        <w:rPr>
+          <w:rFonts w:ascii="Calibri" w:hAnsi="Calibri" w:eastAsia="宋体"/>
+          <w:b/>
+          <w:color w:val="6C2BD9"/>
+          <w:sz w:val="28"/>
+        </w:rPr>
         <w:t>5. 测试覆盖度</w:t>
       </w:r>
     </w:p>
     <w:p>
       <w:pPr>
-        <w:pStyle w:val="Heading3"/>
+        <w:pStyle w:val="Heading2"/>
       </w:pPr>
       <w:r>
+        <w:rPr>
+          <w:rFonts w:ascii="Calibri" w:hAnsi="Calibri" w:eastAsia="宋体"/>
+          <w:b/>
+          <w:color w:val="6C2BD9"/>
+          <w:sz w:val="24"/>
+        </w:rPr>
         <w:t>5.1 代码覆盖</w:t>
       </w:r>
     </w:p>
@@ -3080,32 +2992,26 @@
         <w:tblLook w:firstColumn="1" w:firstRow="1" w:lastColumn="0" w:lastRow="0" w:noHBand="0" w:noVBand="1" w:val="04A0"/>
       </w:tblPr>
       <w:tblGrid>
-        <w:gridCol w:w="3173"/>
-        <w:gridCol w:w="3173"/>
-        <w:gridCol w:w="3173"/>
+        <w:gridCol w:w="2880"/>
+        <w:gridCol w:w="2880"/>
+        <w:gridCol w:w="2880"/>
       </w:tblGrid>
       <w:tr>
         <w:tc>
           <w:tcPr>
-            <w:tcW w:type="dxa" w:w="3173"/>
-            <w:shd w:val="clear" w:color="auto" w:fill="6C2BD9"/>
+            <w:tcW w:type="dxa" w:w="2880"/>
           </w:tcPr>
           <w:p>
             <w:pPr>
-              <w:spacing w:after="40" w:before="40"/>
+              <w:spacing w:before="40" w:after="40"/>
             </w:pPr>
-            <w:r>
-              <w:rPr>
-                <w:b/>
-              </w:rPr>
-            </w:r>
             <w:r>
               <w:rPr>
                 <w:rFonts w:ascii="Calibri" w:hAnsi="Calibri" w:eastAsia="宋体"/>
                 <w:b/>
                 <w:i w:val="0"/>
-                <w:color w:val="FFFFFF"/>
-                <w:sz w:val="20"/>
+                <w:color w:val="1A1A2E"/>
+                <w:sz w:val="18"/>
               </w:rPr>
               <w:t>模块</w:t>
             </w:r>
@@ -3113,25 +3019,19 @@
         </w:tc>
         <w:tc>
           <w:tcPr>
-            <w:tcW w:type="dxa" w:w="3173"/>
-            <w:shd w:val="clear" w:color="auto" w:fill="6C2BD9"/>
+            <w:tcW w:type="dxa" w:w="2880"/>
           </w:tcPr>
           <w:p>
             <w:pPr>
-              <w:spacing w:after="40" w:before="40"/>
+              <w:spacing w:before="40" w:after="40"/>
             </w:pPr>
-            <w:r>
-              <w:rPr>
-                <w:b/>
-              </w:rPr>
-            </w:r>
             <w:r>
               <w:rPr>
                 <w:rFonts w:ascii="Calibri" w:hAnsi="Calibri" w:eastAsia="宋体"/>
                 <w:b/>
                 <w:i w:val="0"/>
-                <w:color w:val="FFFFFF"/>
-                <w:sz w:val="20"/>
+                <w:color w:val="1A1A2E"/>
+                <w:sz w:val="18"/>
               </w:rPr>
               <w:t>测试文件</w:t>
             </w:r>
@@ -3139,25 +3039,19 @@
         </w:tc>
         <w:tc>
           <w:tcPr>
-            <w:tcW w:type="dxa" w:w="3173"/>
-            <w:shd w:val="clear" w:color="auto" w:fill="6C2BD9"/>
+            <w:tcW w:type="dxa" w:w="2880"/>
           </w:tcPr>
           <w:p>
             <w:pPr>
-              <w:spacing w:after="40" w:before="40"/>
+              <w:spacing w:before="40" w:after="40"/>
             </w:pPr>
-            <w:r>
-              <w:rPr>
-                <w:b/>
-              </w:rPr>
-            </w:r>
             <w:r>
               <w:rPr>
                 <w:rFonts w:ascii="Calibri" w:hAnsi="Calibri" w:eastAsia="宋体"/>
                 <w:b/>
                 <w:i w:val="0"/>
-                <w:color w:val="FFFFFF"/>
-                <w:sz w:val="20"/>
+                <w:color w:val="1A1A2E"/>
+                <w:sz w:val="18"/>
               </w:rPr>
               <w:t>覆盖要点</w:t>
             </w:r>
@@ -3167,20 +3061,19 @@
       <w:tr>
         <w:tc>
           <w:tcPr>
-            <w:tcW w:type="dxa" w:w="3173"/>
+            <w:tcW w:type="dxa" w:w="2880"/>
           </w:tcPr>
           <w:p>
             <w:pPr>
-              <w:spacing w:after="40" w:before="40"/>
+              <w:spacing w:before="40" w:after="40"/>
             </w:pPr>
-            <w:r/>
             <w:r>
               <w:rPr>
                 <w:rFonts w:ascii="Calibri" w:hAnsi="Calibri" w:eastAsia="宋体"/>
                 <w:b w:val="0"/>
                 <w:i w:val="0"/>
                 <w:color w:val="1A1A2E"/>
-                <w:sz w:val="19"/>
+                <w:sz w:val="18"/>
               </w:rPr>
               <w:t>api/auth.py</w:t>
             </w:r>
@@ -3188,61 +3081,39 @@
         </w:tc>
         <w:tc>
           <w:tcPr>
-            <w:tcW w:type="dxa" w:w="3173"/>
+            <w:tcW w:type="dxa" w:w="2880"/>
           </w:tcPr>
           <w:p>
             <w:pPr>
-              <w:spacing w:after="40" w:before="40"/>
+              <w:spacing w:before="40" w:after="40"/>
             </w:pPr>
-            <w:r/>
             <w:r>
               <w:rPr>
                 <w:rFonts w:ascii="Calibri" w:hAnsi="Calibri" w:eastAsia="宋体"/>
                 <w:b w:val="0"/>
                 <w:i w:val="0"/>
                 <w:color w:val="1A1A2E"/>
-                <w:sz w:val="19"/>
+                <w:sz w:val="18"/>
               </w:rPr>
-              <w:t>test</w:t>
+              <w:t>test_api_contract_comprehensive</w:t>
             </w:r>
-            <w:r>
-              <w:rPr>
-                <w:rFonts w:ascii="Calibri" w:hAnsi="Calibri" w:eastAsia="宋体"/>
-                <w:b w:val="0"/>
-                <w:i/>
-                <w:color w:val="1A1A2E"/>
-                <w:sz w:val="19"/>
-              </w:rPr>
-              <w:t>api</w:t>
-            </w:r>
+          </w:p>
+        </w:tc>
+        <w:tc>
+          <w:tcPr>
+            <w:tcW w:type="dxa" w:w="2880"/>
+          </w:tcPr>
+          <w:p>
+            <w:pPr>
+              <w:spacing w:before="40" w:after="40"/>
+            </w:pPr>
             <w:r>
               <w:rPr>
                 <w:rFonts w:ascii="Calibri" w:hAnsi="Calibri" w:eastAsia="宋体"/>
                 <w:b w:val="0"/>
                 <w:i w:val="0"/>
                 <w:color w:val="1A1A2E"/>
-                <w:sz w:val="19"/>
-              </w:rPr>
-              <w:t>contract_comprehensive</w:t>
-            </w:r>
-          </w:p>
-        </w:tc>
-        <w:tc>
-          <w:tcPr>
-            <w:tcW w:type="dxa" w:w="3173"/>
-          </w:tcPr>
-          <w:p>
-            <w:pPr>
-              <w:spacing w:after="40" w:before="40"/>
-            </w:pPr>
-            <w:r/>
-            <w:r>
-              <w:rPr>
-                <w:rFonts w:ascii="Calibri" w:hAnsi="Calibri" w:eastAsia="宋体"/>
-                <w:b w:val="0"/>
-                <w:i w:val="0"/>
-                <w:color w:val="1A1A2E"/>
-                <w:sz w:val="19"/>
+                <w:sz w:val="18"/>
               </w:rPr>
               <w:t>注册/登录/登出/me</w:t>
             </w:r>
@@ -3252,21 +3123,19 @@
       <w:tr>
         <w:tc>
           <w:tcPr>
-            <w:tcW w:type="dxa" w:w="3173"/>
-            <w:shd w:val="clear" w:color="auto" w:fill="F4F2FA"/>
+            <w:tcW w:type="dxa" w:w="2880"/>
           </w:tcPr>
           <w:p>
             <w:pPr>
-              <w:spacing w:after="40" w:before="40"/>
+              <w:spacing w:before="40" w:after="40"/>
             </w:pPr>
-            <w:r/>
             <w:r>
               <w:rPr>
                 <w:rFonts w:ascii="Calibri" w:hAnsi="Calibri" w:eastAsia="宋体"/>
                 <w:b w:val="0"/>
                 <w:i w:val="0"/>
                 <w:color w:val="1A1A2E"/>
-                <w:sz w:val="19"/>
+                <w:sz w:val="18"/>
               </w:rPr>
               <w:t>api/chat.py</w:t>
             </w:r>
@@ -3274,63 +3143,39 @@
         </w:tc>
         <w:tc>
           <w:tcPr>
-            <w:tcW w:type="dxa" w:w="3173"/>
-            <w:shd w:val="clear" w:color="auto" w:fill="F4F2FA"/>
+            <w:tcW w:type="dxa" w:w="2880"/>
           </w:tcPr>
           <w:p>
             <w:pPr>
-              <w:spacing w:after="40" w:before="40"/>
+              <w:spacing w:before="40" w:after="40"/>
             </w:pPr>
-            <w:r/>
             <w:r>
               <w:rPr>
                 <w:rFonts w:ascii="Calibri" w:hAnsi="Calibri" w:eastAsia="宋体"/>
                 <w:b w:val="0"/>
                 <w:i w:val="0"/>
                 <w:color w:val="1A1A2E"/>
-                <w:sz w:val="19"/>
+                <w:sz w:val="18"/>
               </w:rPr>
-              <w:t>test</w:t>
+              <w:t>test_api_contract_comprehensive</w:t>
             </w:r>
-            <w:r>
-              <w:rPr>
-                <w:rFonts w:ascii="Calibri" w:hAnsi="Calibri" w:eastAsia="宋体"/>
-                <w:b w:val="0"/>
-                <w:i/>
-                <w:color w:val="1A1A2E"/>
-                <w:sz w:val="19"/>
-              </w:rPr>
-              <w:t>api</w:t>
-            </w:r>
+          </w:p>
+        </w:tc>
+        <w:tc>
+          <w:tcPr>
+            <w:tcW w:type="dxa" w:w="2880"/>
+          </w:tcPr>
+          <w:p>
+            <w:pPr>
+              <w:spacing w:before="40" w:after="40"/>
+            </w:pPr>
             <w:r>
               <w:rPr>
                 <w:rFonts w:ascii="Calibri" w:hAnsi="Calibri" w:eastAsia="宋体"/>
                 <w:b w:val="0"/>
                 <w:i w:val="0"/>
                 <w:color w:val="1A1A2E"/>
-                <w:sz w:val="19"/>
-              </w:rPr>
-              <w:t>contract_comprehensive</w:t>
-            </w:r>
-          </w:p>
-        </w:tc>
-        <w:tc>
-          <w:tcPr>
-            <w:tcW w:type="dxa" w:w="3173"/>
-            <w:shd w:val="clear" w:color="auto" w:fill="F4F2FA"/>
-          </w:tcPr>
-          <w:p>
-            <w:pPr>
-              <w:spacing w:after="40" w:before="40"/>
-            </w:pPr>
-            <w:r/>
-            <w:r>
-              <w:rPr>
-                <w:rFonts w:ascii="Calibri" w:hAnsi="Calibri" w:eastAsia="宋体"/>
-                <w:b w:val="0"/>
-                <w:i w:val="0"/>
-                <w:color w:val="1A1A2E"/>
-                <w:sz w:val="19"/>
+                <w:sz w:val="18"/>
               </w:rPr>
               <w:t>send/stream 端点</w:t>
             </w:r>
@@ -3340,20 +3185,19 @@
       <w:tr>
         <w:tc>
           <w:tcPr>
-            <w:tcW w:type="dxa" w:w="3173"/>
+            <w:tcW w:type="dxa" w:w="2880"/>
           </w:tcPr>
           <w:p>
             <w:pPr>
-              <w:spacing w:after="40" w:before="40"/>
+              <w:spacing w:before="40" w:after="40"/>
             </w:pPr>
-            <w:r/>
             <w:r>
               <w:rPr>
                 <w:rFonts w:ascii="Calibri" w:hAnsi="Calibri" w:eastAsia="宋体"/>
                 <w:b w:val="0"/>
                 <w:i w:val="0"/>
                 <w:color w:val="1A1A2E"/>
-                <w:sz w:val="19"/>
+                <w:sz w:val="18"/>
               </w:rPr>
               <w:t>api/agents.py</w:t>
             </w:r>
@@ -3361,61 +3205,39 @@
         </w:tc>
         <w:tc>
           <w:tcPr>
-            <w:tcW w:type="dxa" w:w="3173"/>
+            <w:tcW w:type="dxa" w:w="2880"/>
           </w:tcPr>
           <w:p>
             <w:pPr>
-              <w:spacing w:after="40" w:before="40"/>
+              <w:spacing w:before="40" w:after="40"/>
             </w:pPr>
-            <w:r/>
             <w:r>
               <w:rPr>
                 <w:rFonts w:ascii="Calibri" w:hAnsi="Calibri" w:eastAsia="宋体"/>
                 <w:b w:val="0"/>
                 <w:i w:val="0"/>
                 <w:color w:val="1A1A2E"/>
-                <w:sz w:val="19"/>
+                <w:sz w:val="18"/>
               </w:rPr>
-              <w:t>test</w:t>
+              <w:t>test_api_contract_comprehensive</w:t>
             </w:r>
-            <w:r>
-              <w:rPr>
-                <w:rFonts w:ascii="Calibri" w:hAnsi="Calibri" w:eastAsia="宋体"/>
-                <w:b w:val="0"/>
-                <w:i/>
-                <w:color w:val="1A1A2E"/>
-                <w:sz w:val="19"/>
-              </w:rPr>
-              <w:t>api</w:t>
-            </w:r>
+          </w:p>
+        </w:tc>
+        <w:tc>
+          <w:tcPr>
+            <w:tcW w:type="dxa" w:w="2880"/>
+          </w:tcPr>
+          <w:p>
+            <w:pPr>
+              <w:spacing w:before="40" w:after="40"/>
+            </w:pPr>
             <w:r>
               <w:rPr>
                 <w:rFonts w:ascii="Calibri" w:hAnsi="Calibri" w:eastAsia="宋体"/>
                 <w:b w:val="0"/>
                 <w:i w:val="0"/>
                 <w:color w:val="1A1A2E"/>
-                <w:sz w:val="19"/>
-              </w:rPr>
-              <w:t>contract_comprehensive</w:t>
-            </w:r>
-          </w:p>
-        </w:tc>
-        <w:tc>
-          <w:tcPr>
-            <w:tcW w:type="dxa" w:w="3173"/>
-          </w:tcPr>
-          <w:p>
-            <w:pPr>
-              <w:spacing w:after="40" w:before="40"/>
-            </w:pPr>
-            <w:r/>
-            <w:r>
-              <w:rPr>
-                <w:rFonts w:ascii="Calibri" w:hAnsi="Calibri" w:eastAsia="宋体"/>
-                <w:b w:val="0"/>
-                <w:i w:val="0"/>
-                <w:color w:val="1A1A2E"/>
-                <w:sz w:val="19"/>
+                <w:sz w:val="18"/>
               </w:rPr>
               <w:t>资源生成端点可达</w:t>
             </w:r>
@@ -3425,21 +3247,19 @@
       <w:tr>
         <w:tc>
           <w:tcPr>
-            <w:tcW w:type="dxa" w:w="3173"/>
-            <w:shd w:val="clear" w:color="auto" w:fill="F4F2FA"/>
+            <w:tcW w:type="dxa" w:w="2880"/>
           </w:tcPr>
           <w:p>
             <w:pPr>
-              <w:spacing w:after="40" w:before="40"/>
+              <w:spacing w:before="40" w:after="40"/>
             </w:pPr>
-            <w:r/>
             <w:r>
               <w:rPr>
                 <w:rFonts w:ascii="Calibri" w:hAnsi="Calibri" w:eastAsia="宋体"/>
                 <w:b w:val="0"/>
                 <w:i w:val="0"/>
                 <w:color w:val="1A1A2E"/>
-                <w:sz w:val="19"/>
+                <w:sz w:val="18"/>
               </w:rPr>
               <w:t>api/rag.py</w:t>
             </w:r>
@@ -3447,83 +3267,39 @@
         </w:tc>
         <w:tc>
           <w:tcPr>
-            <w:tcW w:type="dxa" w:w="3173"/>
-            <w:shd w:val="clear" w:color="auto" w:fill="F4F2FA"/>
+            <w:tcW w:type="dxa" w:w="2880"/>
           </w:tcPr>
           <w:p>
             <w:pPr>
-              <w:spacing w:after="40" w:before="40"/>
+              <w:spacing w:before="40" w:after="40"/>
             </w:pPr>
-            <w:r/>
             <w:r>
               <w:rPr>
                 <w:rFonts w:ascii="Calibri" w:hAnsi="Calibri" w:eastAsia="宋体"/>
                 <w:b w:val="0"/>
                 <w:i w:val="0"/>
                 <w:color w:val="1A1A2E"/>
-                <w:sz w:val="19"/>
+                <w:sz w:val="18"/>
               </w:rPr>
-              <w:t>test</w:t>
+              <w:t>test_api_contract_comprehensive, test_e2e</w:t>
             </w:r>
-            <w:r>
-              <w:rPr>
-                <w:rFonts w:ascii="Calibri" w:hAnsi="Calibri" w:eastAsia="宋体"/>
-                <w:b w:val="0"/>
-                <w:i/>
-                <w:color w:val="1A1A2E"/>
-                <w:sz w:val="19"/>
-              </w:rPr>
-              <w:t>api</w:t>
-            </w:r>
+          </w:p>
+        </w:tc>
+        <w:tc>
+          <w:tcPr>
+            <w:tcW w:type="dxa" w:w="2880"/>
+          </w:tcPr>
+          <w:p>
+            <w:pPr>
+              <w:spacing w:before="40" w:after="40"/>
+            </w:pPr>
             <w:r>
               <w:rPr>
                 <w:rFonts w:ascii="Calibri" w:hAnsi="Calibri" w:eastAsia="宋体"/>
                 <w:b w:val="0"/>
                 <w:i w:val="0"/>
                 <w:color w:val="1A1A2E"/>
-                <w:sz w:val="19"/>
-              </w:rPr>
-              <w:t>contract</w:t>
-            </w:r>
-            <w:r>
-              <w:rPr>
-                <w:rFonts w:ascii="Calibri" w:hAnsi="Calibri" w:eastAsia="宋体"/>
-                <w:b w:val="0"/>
-                <w:i/>
-                <w:color w:val="1A1A2E"/>
-                <w:sz w:val="19"/>
-              </w:rPr>
-              <w:t>comprehensive, test</w:t>
-            </w:r>
-            <w:r>
-              <w:rPr>
-                <w:rFonts w:ascii="Calibri" w:hAnsi="Calibri" w:eastAsia="宋体"/>
-                <w:b w:val="0"/>
-                <w:i w:val="0"/>
-                <w:color w:val="1A1A2E"/>
-                <w:sz w:val="19"/>
-              </w:rPr>
-              <w:t>e2e</w:t>
-            </w:r>
-          </w:p>
-        </w:tc>
-        <w:tc>
-          <w:tcPr>
-            <w:tcW w:type="dxa" w:w="3173"/>
-            <w:shd w:val="clear" w:color="auto" w:fill="F4F2FA"/>
-          </w:tcPr>
-          <w:p>
-            <w:pPr>
-              <w:spacing w:after="40" w:before="40"/>
-            </w:pPr>
-            <w:r/>
-            <w:r>
-              <w:rPr>
-                <w:rFonts w:ascii="Calibri" w:hAnsi="Calibri" w:eastAsia="宋体"/>
-                <w:b w:val="0"/>
-                <w:i w:val="0"/>
-                <w:color w:val="1A1A2E"/>
-                <w:sz w:val="19"/>
+                <w:sz w:val="18"/>
               </w:rPr>
               <w:t>搜索+生成</w:t>
             </w:r>
@@ -3533,20 +3309,19 @@
       <w:tr>
         <w:tc>
           <w:tcPr>
-            <w:tcW w:type="dxa" w:w="3173"/>
+            <w:tcW w:type="dxa" w:w="2880"/>
           </w:tcPr>
           <w:p>
             <w:pPr>
-              <w:spacing w:after="40" w:before="40"/>
+              <w:spacing w:before="40" w:after="40"/>
             </w:pPr>
-            <w:r/>
             <w:r>
               <w:rPr>
                 <w:rFonts w:ascii="Calibri" w:hAnsi="Calibri" w:eastAsia="宋体"/>
                 <w:b w:val="0"/>
                 <w:i w:val="0"/>
                 <w:color w:val="1A1A2E"/>
-                <w:sz w:val="19"/>
+                <w:sz w:val="18"/>
               </w:rPr>
               <w:t>api/quiz.py</w:t>
             </w:r>
@@ -3554,81 +3329,39 @@
         </w:tc>
         <w:tc>
           <w:tcPr>
-            <w:tcW w:type="dxa" w:w="3173"/>
+            <w:tcW w:type="dxa" w:w="2880"/>
           </w:tcPr>
           <w:p>
             <w:pPr>
-              <w:spacing w:after="40" w:before="40"/>
+              <w:spacing w:before="40" w:after="40"/>
             </w:pPr>
-            <w:r/>
             <w:r>
               <w:rPr>
                 <w:rFonts w:ascii="Calibri" w:hAnsi="Calibri" w:eastAsia="宋体"/>
                 <w:b w:val="0"/>
                 <w:i w:val="0"/>
                 <w:color w:val="1A1A2E"/>
-                <w:sz w:val="19"/>
+                <w:sz w:val="18"/>
               </w:rPr>
-              <w:t>test</w:t>
+              <w:t>test_api_contract_comprehensive, test_e2e</w:t>
             </w:r>
-            <w:r>
-              <w:rPr>
-                <w:rFonts w:ascii="Calibri" w:hAnsi="Calibri" w:eastAsia="宋体"/>
-                <w:b w:val="0"/>
-                <w:i/>
-                <w:color w:val="1A1A2E"/>
-                <w:sz w:val="19"/>
-              </w:rPr>
-              <w:t>api</w:t>
-            </w:r>
+          </w:p>
+        </w:tc>
+        <w:tc>
+          <w:tcPr>
+            <w:tcW w:type="dxa" w:w="2880"/>
+          </w:tcPr>
+          <w:p>
+            <w:pPr>
+              <w:spacing w:before="40" w:after="40"/>
+            </w:pPr>
             <w:r>
               <w:rPr>
                 <w:rFonts w:ascii="Calibri" w:hAnsi="Calibri" w:eastAsia="宋体"/>
                 <w:b w:val="0"/>
                 <w:i w:val="0"/>
                 <w:color w:val="1A1A2E"/>
-                <w:sz w:val="19"/>
-              </w:rPr>
-              <w:t>contract</w:t>
-            </w:r>
-            <w:r>
-              <w:rPr>
-                <w:rFonts w:ascii="Calibri" w:hAnsi="Calibri" w:eastAsia="宋体"/>
-                <w:b w:val="0"/>
-                <w:i/>
-                <w:color w:val="1A1A2E"/>
-                <w:sz w:val="19"/>
-              </w:rPr>
-              <w:t>comprehensive, test</w:t>
-            </w:r>
-            <w:r>
-              <w:rPr>
-                <w:rFonts w:ascii="Calibri" w:hAnsi="Calibri" w:eastAsia="宋体"/>
-                <w:b w:val="0"/>
-                <w:i w:val="0"/>
-                <w:color w:val="1A1A2E"/>
-                <w:sz w:val="19"/>
-              </w:rPr>
-              <w:t>e2e</w:t>
-            </w:r>
-          </w:p>
-        </w:tc>
-        <w:tc>
-          <w:tcPr>
-            <w:tcW w:type="dxa" w:w="3173"/>
-          </w:tcPr>
-          <w:p>
-            <w:pPr>
-              <w:spacing w:after="40" w:before="40"/>
-            </w:pPr>
-            <w:r/>
-            <w:r>
-              <w:rPr>
-                <w:rFonts w:ascii="Calibri" w:hAnsi="Calibri" w:eastAsia="宋体"/>
-                <w:b w:val="0"/>
-                <w:i w:val="0"/>
-                <w:color w:val="1A1A2E"/>
-                <w:sz w:val="19"/>
+                <w:sz w:val="18"/>
               </w:rPr>
               <w:t>提交+带参检查</w:t>
             </w:r>
@@ -3638,21 +3371,19 @@
       <w:tr>
         <w:tc>
           <w:tcPr>
-            <w:tcW w:type="dxa" w:w="3173"/>
-            <w:shd w:val="clear" w:color="auto" w:fill="F4F2FA"/>
+            <w:tcW w:type="dxa" w:w="2880"/>
           </w:tcPr>
           <w:p>
             <w:pPr>
-              <w:spacing w:after="40" w:before="40"/>
+              <w:spacing w:before="40" w:after="40"/>
             </w:pPr>
-            <w:r/>
             <w:r>
               <w:rPr>
                 <w:rFonts w:ascii="Calibri" w:hAnsi="Calibri" w:eastAsia="宋体"/>
                 <w:b w:val="0"/>
                 <w:i w:val="0"/>
                 <w:color w:val="1A1A2E"/>
-                <w:sz w:val="19"/>
+                <w:sz w:val="18"/>
               </w:rPr>
               <w:t>api/assessment.py</w:t>
             </w:r>
@@ -3660,63 +3391,39 @@
         </w:tc>
         <w:tc>
           <w:tcPr>
-            <w:tcW w:type="dxa" w:w="3173"/>
-            <w:shd w:val="clear" w:color="auto" w:fill="F4F2FA"/>
+            <w:tcW w:type="dxa" w:w="2880"/>
           </w:tcPr>
           <w:p>
             <w:pPr>
-              <w:spacing w:after="40" w:before="40"/>
+              <w:spacing w:before="40" w:after="40"/>
             </w:pPr>
-            <w:r/>
             <w:r>
               <w:rPr>
                 <w:rFonts w:ascii="Calibri" w:hAnsi="Calibri" w:eastAsia="宋体"/>
                 <w:b w:val="0"/>
                 <w:i w:val="0"/>
                 <w:color w:val="1A1A2E"/>
-                <w:sz w:val="19"/>
+                <w:sz w:val="18"/>
               </w:rPr>
-              <w:t>test</w:t>
+              <w:t>test_api_contract_comprehensive</w:t>
             </w:r>
-            <w:r>
-              <w:rPr>
-                <w:rFonts w:ascii="Calibri" w:hAnsi="Calibri" w:eastAsia="宋体"/>
-                <w:b w:val="0"/>
-                <w:i/>
-                <w:color w:val="1A1A2E"/>
-                <w:sz w:val="19"/>
-              </w:rPr>
-              <w:t>api</w:t>
-            </w:r>
+          </w:p>
+        </w:tc>
+        <w:tc>
+          <w:tcPr>
+            <w:tcW w:type="dxa" w:w="2880"/>
+          </w:tcPr>
+          <w:p>
+            <w:pPr>
+              <w:spacing w:before="40" w:after="40"/>
+            </w:pPr>
             <w:r>
               <w:rPr>
                 <w:rFonts w:ascii="Calibri" w:hAnsi="Calibri" w:eastAsia="宋体"/>
                 <w:b w:val="0"/>
                 <w:i w:val="0"/>
                 <w:color w:val="1A1A2E"/>
-                <w:sz w:val="19"/>
-              </w:rPr>
-              <w:t>contract_comprehensive</w:t>
-            </w:r>
-          </w:p>
-        </w:tc>
-        <w:tc>
-          <w:tcPr>
-            <w:tcW w:type="dxa" w:w="3173"/>
-            <w:shd w:val="clear" w:color="auto" w:fill="F4F2FA"/>
-          </w:tcPr>
-          <w:p>
-            <w:pPr>
-              <w:spacing w:after="40" w:before="40"/>
-            </w:pPr>
-            <w:r/>
-            <w:r>
-              <w:rPr>
-                <w:rFonts w:ascii="Calibri" w:hAnsi="Calibri" w:eastAsia="宋体"/>
-                <w:b w:val="0"/>
-                <w:i w:val="0"/>
-                <w:color w:val="1A1A2E"/>
-                <w:sz w:val="19"/>
+                <w:sz w:val="18"/>
               </w:rPr>
               <w:t>评估端点</w:t>
             </w:r>
@@ -3726,20 +3433,19 @@
       <w:tr>
         <w:tc>
           <w:tcPr>
-            <w:tcW w:type="dxa" w:w="3173"/>
+            <w:tcW w:type="dxa" w:w="2880"/>
           </w:tcPr>
           <w:p>
             <w:pPr>
-              <w:spacing w:after="40" w:before="40"/>
+              <w:spacing w:before="40" w:after="40"/>
             </w:pPr>
-            <w:r/>
             <w:r>
               <w:rPr>
                 <w:rFonts w:ascii="Calibri" w:hAnsi="Calibri" w:eastAsia="宋体"/>
                 <w:b w:val="0"/>
                 <w:i w:val="0"/>
                 <w:color w:val="1A1A2E"/>
-                <w:sz w:val="19"/>
+                <w:sz w:val="18"/>
               </w:rPr>
               <w:t>api/learning_path.py</w:t>
             </w:r>
@@ -3747,61 +3453,39 @@
         </w:tc>
         <w:tc>
           <w:tcPr>
-            <w:tcW w:type="dxa" w:w="3173"/>
+            <w:tcW w:type="dxa" w:w="2880"/>
           </w:tcPr>
           <w:p>
             <w:pPr>
-              <w:spacing w:after="40" w:before="40"/>
+              <w:spacing w:before="40" w:after="40"/>
             </w:pPr>
-            <w:r/>
             <w:r>
               <w:rPr>
                 <w:rFonts w:ascii="Calibri" w:hAnsi="Calibri" w:eastAsia="宋体"/>
                 <w:b w:val="0"/>
                 <w:i w:val="0"/>
                 <w:color w:val="1A1A2E"/>
-                <w:sz w:val="19"/>
+                <w:sz w:val="18"/>
               </w:rPr>
-              <w:t>test</w:t>
+              <w:t>test_api_contract_comprehensive</w:t>
             </w:r>
-            <w:r>
-              <w:rPr>
-                <w:rFonts w:ascii="Calibri" w:hAnsi="Calibri" w:eastAsia="宋体"/>
-                <w:b w:val="0"/>
-                <w:i/>
-                <w:color w:val="1A1A2E"/>
-                <w:sz w:val="19"/>
-              </w:rPr>
-              <w:t>api</w:t>
-            </w:r>
+          </w:p>
+        </w:tc>
+        <w:tc>
+          <w:tcPr>
+            <w:tcW w:type="dxa" w:w="2880"/>
+          </w:tcPr>
+          <w:p>
+            <w:pPr>
+              <w:spacing w:before="40" w:after="40"/>
+            </w:pPr>
             <w:r>
               <w:rPr>
                 <w:rFonts w:ascii="Calibri" w:hAnsi="Calibri" w:eastAsia="宋体"/>
                 <w:b w:val="0"/>
                 <w:i w:val="0"/>
                 <w:color w:val="1A1A2E"/>
-                <w:sz w:val="19"/>
-              </w:rPr>
-              <w:t>contract_comprehensive</w:t>
-            </w:r>
-          </w:p>
-        </w:tc>
-        <w:tc>
-          <w:tcPr>
-            <w:tcW w:type="dxa" w:w="3173"/>
-          </w:tcPr>
-          <w:p>
-            <w:pPr>
-              <w:spacing w:after="40" w:before="40"/>
-            </w:pPr>
-            <w:r/>
-            <w:r>
-              <w:rPr>
-                <w:rFonts w:ascii="Calibri" w:hAnsi="Calibri" w:eastAsia="宋体"/>
-                <w:b w:val="0"/>
-                <w:i w:val="0"/>
-                <w:color w:val="1A1A2E"/>
-                <w:sz w:val="19"/>
+                <w:sz w:val="18"/>
               </w:rPr>
               <w:t>路径端点</w:t>
             </w:r>
@@ -3811,21 +3495,19 @@
       <w:tr>
         <w:tc>
           <w:tcPr>
-            <w:tcW w:type="dxa" w:w="3173"/>
-            <w:shd w:val="clear" w:color="auto" w:fill="F4F2FA"/>
+            <w:tcW w:type="dxa" w:w="2880"/>
           </w:tcPr>
           <w:p>
             <w:pPr>
-              <w:spacing w:after="40" w:before="40"/>
+              <w:spacing w:before="40" w:after="40"/>
             </w:pPr>
-            <w:r/>
             <w:r>
               <w:rPr>
                 <w:rFonts w:ascii="Calibri" w:hAnsi="Calibri" w:eastAsia="宋体"/>
                 <w:b w:val="0"/>
                 <w:i w:val="0"/>
                 <w:color w:val="1A1A2E"/>
-                <w:sz w:val="19"/>
+                <w:sz w:val="18"/>
               </w:rPr>
               <w:t>api/knowledge.py</w:t>
             </w:r>
@@ -3833,83 +3515,39 @@
         </w:tc>
         <w:tc>
           <w:tcPr>
-            <w:tcW w:type="dxa" w:w="3173"/>
-            <w:shd w:val="clear" w:color="auto" w:fill="F4F2FA"/>
+            <w:tcW w:type="dxa" w:w="2880"/>
           </w:tcPr>
           <w:p>
             <w:pPr>
-              <w:spacing w:after="40" w:before="40"/>
+              <w:spacing w:before="40" w:after="40"/>
             </w:pPr>
-            <w:r/>
             <w:r>
               <w:rPr>
                 <w:rFonts w:ascii="Calibri" w:hAnsi="Calibri" w:eastAsia="宋体"/>
                 <w:b w:val="0"/>
                 <w:i w:val="0"/>
                 <w:color w:val="1A1A2E"/>
-                <w:sz w:val="19"/>
+                <w:sz w:val="18"/>
               </w:rPr>
-              <w:t>test</w:t>
+              <w:t>test_api_contract_comprehensive, test_knowledge_graph</w:t>
             </w:r>
-            <w:r>
-              <w:rPr>
-                <w:rFonts w:ascii="Calibri" w:hAnsi="Calibri" w:eastAsia="宋体"/>
-                <w:b w:val="0"/>
-                <w:i/>
-                <w:color w:val="1A1A2E"/>
-                <w:sz w:val="19"/>
-              </w:rPr>
-              <w:t>api</w:t>
-            </w:r>
+          </w:p>
+        </w:tc>
+        <w:tc>
+          <w:tcPr>
+            <w:tcW w:type="dxa" w:w="2880"/>
+          </w:tcPr>
+          <w:p>
+            <w:pPr>
+              <w:spacing w:before="40" w:after="40"/>
+            </w:pPr>
             <w:r>
               <w:rPr>
                 <w:rFonts w:ascii="Calibri" w:hAnsi="Calibri" w:eastAsia="宋体"/>
                 <w:b w:val="0"/>
                 <w:i w:val="0"/>
                 <w:color w:val="1A1A2E"/>
-                <w:sz w:val="19"/>
-              </w:rPr>
-              <w:t>contract</w:t>
-            </w:r>
-            <w:r>
-              <w:rPr>
-                <w:rFonts w:ascii="Calibri" w:hAnsi="Calibri" w:eastAsia="宋体"/>
-                <w:b w:val="0"/>
-                <w:i/>
-                <w:color w:val="1A1A2E"/>
-                <w:sz w:val="19"/>
-              </w:rPr>
-              <w:t>comprehensive, test</w:t>
-            </w:r>
-            <w:r>
-              <w:rPr>
-                <w:rFonts w:ascii="Calibri" w:hAnsi="Calibri" w:eastAsia="宋体"/>
-                <w:b w:val="0"/>
-                <w:i w:val="0"/>
-                <w:color w:val="1A1A2E"/>
-                <w:sz w:val="19"/>
-              </w:rPr>
-              <w:t>knowledge_graph</w:t>
-            </w:r>
-          </w:p>
-        </w:tc>
-        <w:tc>
-          <w:tcPr>
-            <w:tcW w:type="dxa" w:w="3173"/>
-            <w:shd w:val="clear" w:color="auto" w:fill="F4F2FA"/>
-          </w:tcPr>
-          <w:p>
-            <w:pPr>
-              <w:spacing w:after="40" w:before="40"/>
-            </w:pPr>
-            <w:r/>
-            <w:r>
-              <w:rPr>
-                <w:rFonts w:ascii="Calibri" w:hAnsi="Calibri" w:eastAsia="宋体"/>
-                <w:b w:val="0"/>
-                <w:i w:val="0"/>
-                <w:color w:val="1A1A2E"/>
-                <w:sz w:val="19"/>
+                <w:sz w:val="18"/>
               </w:rPr>
               <w:t>CRUD+图谱</w:t>
             </w:r>
@@ -3919,20 +3557,19 @@
       <w:tr>
         <w:tc>
           <w:tcPr>
-            <w:tcW w:type="dxa" w:w="3173"/>
+            <w:tcW w:type="dxa" w:w="2880"/>
           </w:tcPr>
           <w:p>
             <w:pPr>
-              <w:spacing w:after="40" w:before="40"/>
+              <w:spacing w:before="40" w:after="40"/>
             </w:pPr>
-            <w:r/>
             <w:r>
               <w:rPr>
                 <w:rFonts w:ascii="Calibri" w:hAnsi="Calibri" w:eastAsia="宋体"/>
                 <w:b w:val="0"/>
                 <w:i w:val="0"/>
                 <w:color w:val="1A1A2E"/>
-                <w:sz w:val="19"/>
+                <w:sz w:val="18"/>
               </w:rPr>
               <w:t>api/sessions.py</w:t>
             </w:r>
@@ -3940,61 +3577,39 @@
         </w:tc>
         <w:tc>
           <w:tcPr>
-            <w:tcW w:type="dxa" w:w="3173"/>
+            <w:tcW w:type="dxa" w:w="2880"/>
           </w:tcPr>
           <w:p>
             <w:pPr>
-              <w:spacing w:after="40" w:before="40"/>
+              <w:spacing w:before="40" w:after="40"/>
             </w:pPr>
-            <w:r/>
             <w:r>
               <w:rPr>
                 <w:rFonts w:ascii="Calibri" w:hAnsi="Calibri" w:eastAsia="宋体"/>
                 <w:b w:val="0"/>
                 <w:i w:val="0"/>
                 <w:color w:val="1A1A2E"/>
-                <w:sz w:val="19"/>
+                <w:sz w:val="18"/>
               </w:rPr>
-              <w:t>test</w:t>
+              <w:t>test_api_consistency</w:t>
             </w:r>
-            <w:r>
-              <w:rPr>
-                <w:rFonts w:ascii="Calibri" w:hAnsi="Calibri" w:eastAsia="宋体"/>
-                <w:b w:val="0"/>
-                <w:i/>
-                <w:color w:val="1A1A2E"/>
-                <w:sz w:val="19"/>
-              </w:rPr>
-              <w:t>api</w:t>
-            </w:r>
+          </w:p>
+        </w:tc>
+        <w:tc>
+          <w:tcPr>
+            <w:tcW w:type="dxa" w:w="2880"/>
+          </w:tcPr>
+          <w:p>
+            <w:pPr>
+              <w:spacing w:before="40" w:after="40"/>
+            </w:pPr>
             <w:r>
               <w:rPr>
                 <w:rFonts w:ascii="Calibri" w:hAnsi="Calibri" w:eastAsia="宋体"/>
                 <w:b w:val="0"/>
                 <w:i w:val="0"/>
                 <w:color w:val="1A1A2E"/>
-                <w:sz w:val="19"/>
-              </w:rPr>
-              <w:t>consistency</w:t>
-            </w:r>
-          </w:p>
-        </w:tc>
-        <w:tc>
-          <w:tcPr>
-            <w:tcW w:type="dxa" w:w="3173"/>
-          </w:tcPr>
-          <w:p>
-            <w:pPr>
-              <w:spacing w:after="40" w:before="40"/>
-            </w:pPr>
-            <w:r/>
-            <w:r>
-              <w:rPr>
-                <w:rFonts w:ascii="Calibri" w:hAnsi="Calibri" w:eastAsia="宋体"/>
-                <w:b w:val="0"/>
-                <w:i w:val="0"/>
-                <w:color w:val="1A1A2E"/>
-                <w:sz w:val="19"/>
+                <w:sz w:val="18"/>
               </w:rPr>
               <w:t>保存/加载/列表/删除</w:t>
             </w:r>
@@ -4004,21 +3619,19 @@
       <w:tr>
         <w:tc>
           <w:tcPr>
-            <w:tcW w:type="dxa" w:w="3173"/>
-            <w:shd w:val="clear" w:color="auto" w:fill="F4F2FA"/>
+            <w:tcW w:type="dxa" w:w="2880"/>
           </w:tcPr>
           <w:p>
             <w:pPr>
-              <w:spacing w:after="40" w:before="40"/>
+              <w:spacing w:before="40" w:after="40"/>
             </w:pPr>
-            <w:r/>
             <w:r>
               <w:rPr>
                 <w:rFonts w:ascii="Calibri" w:hAnsi="Calibri" w:eastAsia="宋体"/>
                 <w:b w:val="0"/>
                 <w:i w:val="0"/>
                 <w:color w:val="1A1A2E"/>
-                <w:sz w:val="19"/>
+                <w:sz w:val="18"/>
               </w:rPr>
               <w:t>api/sandbox.py</w:t>
             </w:r>
@@ -4026,63 +3639,39 @@
         </w:tc>
         <w:tc>
           <w:tcPr>
-            <w:tcW w:type="dxa" w:w="3173"/>
-            <w:shd w:val="clear" w:color="auto" w:fill="F4F2FA"/>
+            <w:tcW w:type="dxa" w:w="2880"/>
           </w:tcPr>
           <w:p>
             <w:pPr>
-              <w:spacing w:after="40" w:before="40"/>
+              <w:spacing w:before="40" w:after="40"/>
             </w:pPr>
-            <w:r/>
             <w:r>
               <w:rPr>
                 <w:rFonts w:ascii="Calibri" w:hAnsi="Calibri" w:eastAsia="宋体"/>
                 <w:b w:val="0"/>
                 <w:i w:val="0"/>
                 <w:color w:val="1A1A2E"/>
-                <w:sz w:val="19"/>
+                <w:sz w:val="18"/>
               </w:rPr>
-              <w:t>test</w:t>
+              <w:t>test_audit_fixes</w:t>
             </w:r>
-            <w:r>
-              <w:rPr>
-                <w:rFonts w:ascii="Calibri" w:hAnsi="Calibri" w:eastAsia="宋体"/>
-                <w:b w:val="0"/>
-                <w:i/>
-                <w:color w:val="1A1A2E"/>
-                <w:sz w:val="19"/>
-              </w:rPr>
-              <w:t>audit</w:t>
-            </w:r>
+          </w:p>
+        </w:tc>
+        <w:tc>
+          <w:tcPr>
+            <w:tcW w:type="dxa" w:w="2880"/>
+          </w:tcPr>
+          <w:p>
+            <w:pPr>
+              <w:spacing w:before="40" w:after="40"/>
+            </w:pPr>
             <w:r>
               <w:rPr>
                 <w:rFonts w:ascii="Calibri" w:hAnsi="Calibri" w:eastAsia="宋体"/>
                 <w:b w:val="0"/>
                 <w:i w:val="0"/>
                 <w:color w:val="1A1A2E"/>
-                <w:sz w:val="19"/>
-              </w:rPr>
-              <w:t>fixes</w:t>
-            </w:r>
-          </w:p>
-        </w:tc>
-        <w:tc>
-          <w:tcPr>
-            <w:tcW w:type="dxa" w:w="3173"/>
-            <w:shd w:val="clear" w:color="auto" w:fill="F4F2FA"/>
-          </w:tcPr>
-          <w:p>
-            <w:pPr>
-              <w:spacing w:after="40" w:before="40"/>
-            </w:pPr>
-            <w:r/>
-            <w:r>
-              <w:rPr>
-                <w:rFonts w:ascii="Calibri" w:hAnsi="Calibri" w:eastAsia="宋体"/>
-                <w:b w:val="0"/>
-                <w:i w:val="0"/>
-                <w:color w:val="1A1A2E"/>
-                <w:sz w:val="19"/>
+                <w:sz w:val="18"/>
               </w:rPr>
               <w:t>安全拦截</w:t>
             </w:r>
@@ -4092,20 +3681,19 @@
       <w:tr>
         <w:tc>
           <w:tcPr>
-            <w:tcW w:type="dxa" w:w="3173"/>
+            <w:tcW w:type="dxa" w:w="2880"/>
           </w:tcPr>
           <w:p>
             <w:pPr>
-              <w:spacing w:after="40" w:before="40"/>
+              <w:spacing w:before="40" w:after="40"/>
             </w:pPr>
-            <w:r/>
             <w:r>
               <w:rPr>
                 <w:rFonts w:ascii="Calibri" w:hAnsi="Calibri" w:eastAsia="宋体"/>
                 <w:b w:val="0"/>
                 <w:i w:val="0"/>
                 <w:color w:val="1A1A2E"/>
-                <w:sz w:val="19"/>
+                <w:sz w:val="18"/>
               </w:rPr>
               <w:t>api/config_routes.py</w:t>
             </w:r>
@@ -4113,61 +3701,39 @@
         </w:tc>
         <w:tc>
           <w:tcPr>
-            <w:tcW w:type="dxa" w:w="3173"/>
+            <w:tcW w:type="dxa" w:w="2880"/>
           </w:tcPr>
           <w:p>
             <w:pPr>
-              <w:spacing w:after="40" w:before="40"/>
+              <w:spacing w:before="40" w:after="40"/>
             </w:pPr>
-            <w:r/>
             <w:r>
               <w:rPr>
                 <w:rFonts w:ascii="Calibri" w:hAnsi="Calibri" w:eastAsia="宋体"/>
                 <w:b w:val="0"/>
                 <w:i w:val="0"/>
                 <w:color w:val="1A1A2E"/>
-                <w:sz w:val="19"/>
+                <w:sz w:val="18"/>
               </w:rPr>
-              <w:t>test</w:t>
+              <w:t>test_audit_fixes</w:t>
             </w:r>
-            <w:r>
-              <w:rPr>
-                <w:rFonts w:ascii="Calibri" w:hAnsi="Calibri" w:eastAsia="宋体"/>
-                <w:b w:val="0"/>
-                <w:i/>
-                <w:color w:val="1A1A2E"/>
-                <w:sz w:val="19"/>
-              </w:rPr>
-              <w:t>audit</w:t>
-            </w:r>
+          </w:p>
+        </w:tc>
+        <w:tc>
+          <w:tcPr>
+            <w:tcW w:type="dxa" w:w="2880"/>
+          </w:tcPr>
+          <w:p>
+            <w:pPr>
+              <w:spacing w:before="40" w:after="40"/>
+            </w:pPr>
             <w:r>
               <w:rPr>
                 <w:rFonts w:ascii="Calibri" w:hAnsi="Calibri" w:eastAsia="宋体"/>
                 <w:b w:val="0"/>
                 <w:i w:val="0"/>
                 <w:color w:val="1A1A2E"/>
-                <w:sz w:val="19"/>
-              </w:rPr>
-              <w:t>fixes</w:t>
-            </w:r>
-          </w:p>
-        </w:tc>
-        <w:tc>
-          <w:tcPr>
-            <w:tcW w:type="dxa" w:w="3173"/>
-          </w:tcPr>
-          <w:p>
-            <w:pPr>
-              <w:spacing w:after="40" w:before="40"/>
-            </w:pPr>
-            <w:r/>
-            <w:r>
-              <w:rPr>
-                <w:rFonts w:ascii="Calibri" w:hAnsi="Calibri" w:eastAsia="宋体"/>
-                <w:b w:val="0"/>
-                <w:i w:val="0"/>
-                <w:color w:val="1A1A2E"/>
-                <w:sz w:val="19"/>
+                <w:sz w:val="18"/>
               </w:rPr>
               <w:t>密钥剥离</w:t>
             </w:r>
@@ -4177,21 +3743,19 @@
       <w:tr>
         <w:tc>
           <w:tcPr>
-            <w:tcW w:type="dxa" w:w="3173"/>
-            <w:shd w:val="clear" w:color="auto" w:fill="F4F2FA"/>
+            <w:tcW w:type="dxa" w:w="2880"/>
           </w:tcPr>
           <w:p>
             <w:pPr>
-              <w:spacing w:after="40" w:before="40"/>
+              <w:spacing w:before="40" w:after="40"/>
             </w:pPr>
-            <w:r/>
             <w:r>
               <w:rPr>
                 <w:rFonts w:ascii="Calibri" w:hAnsi="Calibri" w:eastAsia="宋体"/>
                 <w:b w:val="0"/>
                 <w:i w:val="0"/>
                 <w:color w:val="1A1A2E"/>
-                <w:sz w:val="19"/>
+                <w:sz w:val="18"/>
               </w:rPr>
               <w:t>engines/frugal_rag.py</w:t>
             </w:r>
@@ -4199,63 +3763,39 @@
         </w:tc>
         <w:tc>
           <w:tcPr>
-            <w:tcW w:type="dxa" w:w="3173"/>
-            <w:shd w:val="clear" w:color="auto" w:fill="F4F2FA"/>
+            <w:tcW w:type="dxa" w:w="2880"/>
           </w:tcPr>
           <w:p>
             <w:pPr>
-              <w:spacing w:after="40" w:before="40"/>
+              <w:spacing w:before="40" w:after="40"/>
             </w:pPr>
-            <w:r/>
             <w:r>
               <w:rPr>
                 <w:rFonts w:ascii="Calibri" w:hAnsi="Calibri" w:eastAsia="宋体"/>
                 <w:b w:val="0"/>
                 <w:i w:val="0"/>
                 <w:color w:val="1A1A2E"/>
-                <w:sz w:val="19"/>
+                <w:sz w:val="18"/>
               </w:rPr>
-              <w:t>test</w:t>
+              <w:t>test_engine_modules</w:t>
             </w:r>
-            <w:r>
-              <w:rPr>
-                <w:rFonts w:ascii="Calibri" w:hAnsi="Calibri" w:eastAsia="宋体"/>
-                <w:b w:val="0"/>
-                <w:i/>
-                <w:color w:val="1A1A2E"/>
-                <w:sz w:val="19"/>
-              </w:rPr>
-              <w:t>engine</w:t>
-            </w:r>
+          </w:p>
+        </w:tc>
+        <w:tc>
+          <w:tcPr>
+            <w:tcW w:type="dxa" w:w="2880"/>
+          </w:tcPr>
+          <w:p>
+            <w:pPr>
+              <w:spacing w:before="40" w:after="40"/>
+            </w:pPr>
             <w:r>
               <w:rPr>
                 <w:rFonts w:ascii="Calibri" w:hAnsi="Calibri" w:eastAsia="宋体"/>
                 <w:b w:val="0"/>
                 <w:i w:val="0"/>
                 <w:color w:val="1A1A2E"/>
-                <w:sz w:val="19"/>
-              </w:rPr>
-              <w:t>modules</w:t>
-            </w:r>
-          </w:p>
-        </w:tc>
-        <w:tc>
-          <w:tcPr>
-            <w:tcW w:type="dxa" w:w="3173"/>
-            <w:shd w:val="clear" w:color="auto" w:fill="F4F2FA"/>
-          </w:tcPr>
-          <w:p>
-            <w:pPr>
-              <w:spacing w:after="40" w:before="40"/>
-            </w:pPr>
-            <w:r/>
-            <w:r>
-              <w:rPr>
-                <w:rFonts w:ascii="Calibri" w:hAnsi="Calibri" w:eastAsia="宋体"/>
-                <w:b w:val="0"/>
-                <w:i w:val="0"/>
-                <w:color w:val="1A1A2E"/>
-                <w:sz w:val="19"/>
+                <w:sz w:val="18"/>
               </w:rPr>
               <w:t>检索/预处理/停止决策</w:t>
             </w:r>
@@ -4265,20 +3805,19 @@
       <w:tr>
         <w:tc>
           <w:tcPr>
-            <w:tcW w:type="dxa" w:w="3173"/>
+            <w:tcW w:type="dxa" w:w="2880"/>
           </w:tcPr>
           <w:p>
             <w:pPr>
-              <w:spacing w:after="40" w:before="40"/>
+              <w:spacing w:before="40" w:after="40"/>
             </w:pPr>
-            <w:r/>
             <w:r>
               <w:rPr>
                 <w:rFonts w:ascii="Calibri" w:hAnsi="Calibri" w:eastAsia="宋体"/>
                 <w:b w:val="0"/>
                 <w:i w:val="0"/>
                 <w:color w:val="1A1A2E"/>
-                <w:sz w:val="19"/>
+                <w:sz w:val="18"/>
               </w:rPr>
               <w:t>engines/gomarl.py</w:t>
             </w:r>
@@ -4286,61 +3825,39 @@
         </w:tc>
         <w:tc>
           <w:tcPr>
-            <w:tcW w:type="dxa" w:w="3173"/>
+            <w:tcW w:type="dxa" w:w="2880"/>
           </w:tcPr>
           <w:p>
             <w:pPr>
-              <w:spacing w:after="40" w:before="40"/>
+              <w:spacing w:before="40" w:after="40"/>
             </w:pPr>
-            <w:r/>
             <w:r>
               <w:rPr>
                 <w:rFonts w:ascii="Calibri" w:hAnsi="Calibri" w:eastAsia="宋体"/>
                 <w:b w:val="0"/>
                 <w:i w:val="0"/>
                 <w:color w:val="1A1A2E"/>
-                <w:sz w:val="19"/>
+                <w:sz w:val="18"/>
               </w:rPr>
-              <w:t>test</w:t>
+              <w:t>test_engine_modules, test_e2e</w:t>
             </w:r>
-            <w:r>
-              <w:rPr>
-                <w:rFonts w:ascii="Calibri" w:hAnsi="Calibri" w:eastAsia="宋体"/>
-                <w:b w:val="0"/>
-                <w:i/>
-                <w:color w:val="1A1A2E"/>
-                <w:sz w:val="19"/>
-              </w:rPr>
-              <w:t>engine</w:t>
-            </w:r>
+          </w:p>
+        </w:tc>
+        <w:tc>
+          <w:tcPr>
+            <w:tcW w:type="dxa" w:w="2880"/>
+          </w:tcPr>
+          <w:p>
+            <w:pPr>
+              <w:spacing w:before="40" w:after="40"/>
+            </w:pPr>
             <w:r>
               <w:rPr>
                 <w:rFonts w:ascii="Calibri" w:hAnsi="Calibri" w:eastAsia="宋体"/>
                 <w:b w:val="0"/>
                 <w:i w:val="0"/>
                 <w:color w:val="1A1A2E"/>
-                <w:sz w:val="19"/>
-              </w:rPr>
-              <w:t>modules, test_e2e</w:t>
-            </w:r>
-          </w:p>
-        </w:tc>
-        <w:tc>
-          <w:tcPr>
-            <w:tcW w:type="dxa" w:w="3173"/>
-          </w:tcPr>
-          <w:p>
-            <w:pPr>
-              <w:spacing w:after="40" w:before="40"/>
-            </w:pPr>
-            <w:r/>
-            <w:r>
-              <w:rPr>
-                <w:rFonts w:ascii="Calibri" w:hAnsi="Calibri" w:eastAsia="宋体"/>
-                <w:b w:val="0"/>
-                <w:i w:val="0"/>
-                <w:color w:val="1A1A2E"/>
-                <w:sz w:val="19"/>
+                <w:sz w:val="18"/>
               </w:rPr>
               <w:t>共识评估</w:t>
             </w:r>
@@ -4350,21 +3867,19 @@
       <w:tr>
         <w:tc>
           <w:tcPr>
-            <w:tcW w:type="dxa" w:w="3173"/>
-            <w:shd w:val="clear" w:color="auto" w:fill="F4F2FA"/>
+            <w:tcW w:type="dxa" w:w="2880"/>
           </w:tcPr>
           <w:p>
             <w:pPr>
-              <w:spacing w:after="40" w:before="40"/>
+              <w:spacing w:before="40" w:after="40"/>
             </w:pPr>
-            <w:r/>
             <w:r>
               <w:rPr>
                 <w:rFonts w:ascii="Calibri" w:hAnsi="Calibri" w:eastAsia="宋体"/>
                 <w:b w:val="0"/>
                 <w:i w:val="0"/>
                 <w:color w:val="1A1A2E"/>
-                <w:sz w:val="19"/>
+                <w:sz w:val="18"/>
               </w:rPr>
               <w:t>engines/gomarl_mixer.py</w:t>
             </w:r>
@@ -4372,63 +3887,39 @@
         </w:tc>
         <w:tc>
           <w:tcPr>
-            <w:tcW w:type="dxa" w:w="3173"/>
-            <w:shd w:val="clear" w:color="auto" w:fill="F4F2FA"/>
+            <w:tcW w:type="dxa" w:w="2880"/>
           </w:tcPr>
           <w:p>
             <w:pPr>
-              <w:spacing w:after="40" w:before="40"/>
+              <w:spacing w:before="40" w:after="40"/>
             </w:pPr>
-            <w:r/>
             <w:r>
               <w:rPr>
                 <w:rFonts w:ascii="Calibri" w:hAnsi="Calibri" w:eastAsia="宋体"/>
                 <w:b w:val="0"/>
                 <w:i w:val="0"/>
                 <w:color w:val="1A1A2E"/>
-                <w:sz w:val="19"/>
+                <w:sz w:val="18"/>
               </w:rPr>
-              <w:t>test</w:t>
+              <w:t>test_engine_modules</w:t>
             </w:r>
-            <w:r>
-              <w:rPr>
-                <w:rFonts w:ascii="Calibri" w:hAnsi="Calibri" w:eastAsia="宋体"/>
-                <w:b w:val="0"/>
-                <w:i/>
-                <w:color w:val="1A1A2E"/>
-                <w:sz w:val="19"/>
-              </w:rPr>
-              <w:t>engine</w:t>
-            </w:r>
+          </w:p>
+        </w:tc>
+        <w:tc>
+          <w:tcPr>
+            <w:tcW w:type="dxa" w:w="2880"/>
+          </w:tcPr>
+          <w:p>
+            <w:pPr>
+              <w:spacing w:before="40" w:after="40"/>
+            </w:pPr>
             <w:r>
               <w:rPr>
                 <w:rFonts w:ascii="Calibri" w:hAnsi="Calibri" w:eastAsia="宋体"/>
                 <w:b w:val="0"/>
                 <w:i w:val="0"/>
                 <w:color w:val="1A1A2E"/>
-                <w:sz w:val="19"/>
-              </w:rPr>
-              <w:t>modules</w:t>
-            </w:r>
-          </w:p>
-        </w:tc>
-        <w:tc>
-          <w:tcPr>
-            <w:tcW w:type="dxa" w:w="3173"/>
-            <w:shd w:val="clear" w:color="auto" w:fill="F4F2FA"/>
-          </w:tcPr>
-          <w:p>
-            <w:pPr>
-              <w:spacing w:after="40" w:before="40"/>
-            </w:pPr>
-            <w:r/>
-            <w:r>
-              <w:rPr>
-                <w:rFonts w:ascii="Calibri" w:hAnsi="Calibri" w:eastAsia="宋体"/>
-                <w:b w:val="0"/>
-                <w:i w:val="0"/>
-                <w:color w:val="1A1A2E"/>
-                <w:sz w:val="19"/>
+                <w:sz w:val="18"/>
               </w:rPr>
               <w:t>神经网络混合</w:t>
             </w:r>
@@ -4438,20 +3929,19 @@
       <w:tr>
         <w:tc>
           <w:tcPr>
-            <w:tcW w:type="dxa" w:w="3173"/>
+            <w:tcW w:type="dxa" w:w="2880"/>
           </w:tcPr>
           <w:p>
             <w:pPr>
-              <w:spacing w:after="40" w:before="40"/>
+              <w:spacing w:before="40" w:after="40"/>
             </w:pPr>
-            <w:r/>
             <w:r>
               <w:rPr>
                 <w:rFonts w:ascii="Calibri" w:hAnsi="Calibri" w:eastAsia="宋体"/>
                 <w:b w:val="0"/>
                 <w:i w:val="0"/>
                 <w:color w:val="1A1A2E"/>
-                <w:sz w:val="19"/>
+                <w:sz w:val="18"/>
               </w:rPr>
               <w:t>engines/gomarl_conflict.py</w:t>
             </w:r>
@@ -4459,61 +3949,39 @@
         </w:tc>
         <w:tc>
           <w:tcPr>
-            <w:tcW w:type="dxa" w:w="3173"/>
+            <w:tcW w:type="dxa" w:w="2880"/>
           </w:tcPr>
           <w:p>
             <w:pPr>
-              <w:spacing w:after="40" w:before="40"/>
+              <w:spacing w:before="40" w:after="40"/>
             </w:pPr>
-            <w:r/>
             <w:r>
               <w:rPr>
                 <w:rFonts w:ascii="Calibri" w:hAnsi="Calibri" w:eastAsia="宋体"/>
                 <w:b w:val="0"/>
                 <w:i w:val="0"/>
                 <w:color w:val="1A1A2E"/>
-                <w:sz w:val="19"/>
+                <w:sz w:val="18"/>
               </w:rPr>
-              <w:t>test</w:t>
+              <w:t>test_engine_modules</w:t>
             </w:r>
-            <w:r>
-              <w:rPr>
-                <w:rFonts w:ascii="Calibri" w:hAnsi="Calibri" w:eastAsia="宋体"/>
-                <w:b w:val="0"/>
-                <w:i/>
-                <w:color w:val="1A1A2E"/>
-                <w:sz w:val="19"/>
-              </w:rPr>
-              <w:t>engine</w:t>
-            </w:r>
+          </w:p>
+        </w:tc>
+        <w:tc>
+          <w:tcPr>
+            <w:tcW w:type="dxa" w:w="2880"/>
+          </w:tcPr>
+          <w:p>
+            <w:pPr>
+              <w:spacing w:before="40" w:after="40"/>
+            </w:pPr>
             <w:r>
               <w:rPr>
                 <w:rFonts w:ascii="Calibri" w:hAnsi="Calibri" w:eastAsia="宋体"/>
                 <w:b w:val="0"/>
                 <w:i w:val="0"/>
                 <w:color w:val="1A1A2E"/>
-                <w:sz w:val="19"/>
-              </w:rPr>
-              <w:t>modules</w:t>
-            </w:r>
-          </w:p>
-        </w:tc>
-        <w:tc>
-          <w:tcPr>
-            <w:tcW w:type="dxa" w:w="3173"/>
-          </w:tcPr>
-          <w:p>
-            <w:pPr>
-              <w:spacing w:after="40" w:before="40"/>
-            </w:pPr>
-            <w:r/>
-            <w:r>
-              <w:rPr>
-                <w:rFonts w:ascii="Calibri" w:hAnsi="Calibri" w:eastAsia="宋体"/>
-                <w:b w:val="0"/>
-                <w:i w:val="0"/>
-                <w:color w:val="1A1A2E"/>
-                <w:sz w:val="19"/>
+                <w:sz w:val="18"/>
               </w:rPr>
               <w:t>冲突消解</w:t>
             </w:r>
@@ -4523,21 +3991,19 @@
       <w:tr>
         <w:tc>
           <w:tcPr>
-            <w:tcW w:type="dxa" w:w="3173"/>
-            <w:shd w:val="clear" w:color="auto" w:fill="F4F2FA"/>
+            <w:tcW w:type="dxa" w:w="2880"/>
           </w:tcPr>
           <w:p>
             <w:pPr>
-              <w:spacing w:after="40" w:before="40"/>
+              <w:spacing w:before="40" w:after="40"/>
             </w:pPr>
-            <w:r/>
             <w:r>
               <w:rPr>
                 <w:rFonts w:ascii="Calibri" w:hAnsi="Calibri" w:eastAsia="宋体"/>
                 <w:b w:val="0"/>
                 <w:i w:val="0"/>
                 <w:color w:val="1A1A2E"/>
-                <w:sz w:val="19"/>
+                <w:sz w:val="18"/>
               </w:rPr>
               <w:t>engines/agent_debate.py</w:t>
             </w:r>
@@ -4545,21 +4011,19 @@
         </w:tc>
         <w:tc>
           <w:tcPr>
-            <w:tcW w:type="dxa" w:w="3173"/>
-            <w:shd w:val="clear" w:color="auto" w:fill="F4F2FA"/>
+            <w:tcW w:type="dxa" w:w="2880"/>
           </w:tcPr>
           <w:p>
             <w:pPr>
-              <w:spacing w:after="40" w:before="40"/>
+              <w:spacing w:before="40" w:after="40"/>
             </w:pPr>
-            <w:r/>
             <w:r>
               <w:rPr>
                 <w:rFonts w:ascii="Calibri" w:hAnsi="Calibri" w:eastAsia="宋体"/>
                 <w:b w:val="0"/>
                 <w:i w:val="0"/>
                 <w:color w:val="1A1A2E"/>
-                <w:sz w:val="19"/>
+                <w:sz w:val="18"/>
               </w:rPr>
               <w:t>test_e2e</w:t>
             </w:r>
@@ -4567,21 +4031,19 @@
         </w:tc>
         <w:tc>
           <w:tcPr>
-            <w:tcW w:type="dxa" w:w="3173"/>
-            <w:shd w:val="clear" w:color="auto" w:fill="F4F2FA"/>
+            <w:tcW w:type="dxa" w:w="2880"/>
           </w:tcPr>
           <w:p>
             <w:pPr>
-              <w:spacing w:after="40" w:before="40"/>
+              <w:spacing w:before="40" w:after="40"/>
             </w:pPr>
-            <w:r/>
             <w:r>
               <w:rPr>
                 <w:rFonts w:ascii="Calibri" w:hAnsi="Calibri" w:eastAsia="宋体"/>
                 <w:b w:val="0"/>
                 <w:i w:val="0"/>
                 <w:color w:val="1A1A2E"/>
-                <w:sz w:val="19"/>
+                <w:sz w:val="18"/>
               </w:rPr>
               <w:t>辩论协议</w:t>
             </w:r>
@@ -4591,20 +4053,19 @@
       <w:tr>
         <w:tc>
           <w:tcPr>
-            <w:tcW w:type="dxa" w:w="3173"/>
+            <w:tcW w:type="dxa" w:w="2880"/>
           </w:tcPr>
           <w:p>
             <w:pPr>
-              <w:spacing w:after="40" w:before="40"/>
+              <w:spacing w:before="40" w:after="40"/>
             </w:pPr>
-            <w:r/>
             <w:r>
               <w:rPr>
                 <w:rFonts w:ascii="Calibri" w:hAnsi="Calibri" w:eastAsia="宋体"/>
                 <w:b w:val="0"/>
                 <w:i w:val="0"/>
                 <w:color w:val="1A1A2E"/>
-                <w:sz w:val="19"/>
+                <w:sz w:val="18"/>
               </w:rPr>
               <w:t>engines/teaching_rules.py</w:t>
             </w:r>
@@ -4612,61 +4073,39 @@
         </w:tc>
         <w:tc>
           <w:tcPr>
-            <w:tcW w:type="dxa" w:w="3173"/>
+            <w:tcW w:type="dxa" w:w="2880"/>
           </w:tcPr>
           <w:p>
             <w:pPr>
-              <w:spacing w:after="40" w:before="40"/>
+              <w:spacing w:before="40" w:after="40"/>
             </w:pPr>
-            <w:r/>
             <w:r>
               <w:rPr>
                 <w:rFonts w:ascii="Calibri" w:hAnsi="Calibri" w:eastAsia="宋体"/>
                 <w:b w:val="0"/>
                 <w:i w:val="0"/>
                 <w:color w:val="1A1A2E"/>
-                <w:sz w:val="19"/>
+                <w:sz w:val="18"/>
               </w:rPr>
-              <w:t>test</w:t>
+              <w:t>test_engine_modules</w:t>
             </w:r>
-            <w:r>
-              <w:rPr>
-                <w:rFonts w:ascii="Calibri" w:hAnsi="Calibri" w:eastAsia="宋体"/>
-                <w:b w:val="0"/>
-                <w:i/>
-                <w:color w:val="1A1A2E"/>
-                <w:sz w:val="19"/>
-              </w:rPr>
-              <w:t>engine</w:t>
-            </w:r>
+          </w:p>
+        </w:tc>
+        <w:tc>
+          <w:tcPr>
+            <w:tcW w:type="dxa" w:w="2880"/>
+          </w:tcPr>
+          <w:p>
+            <w:pPr>
+              <w:spacing w:before="40" w:after="40"/>
+            </w:pPr>
             <w:r>
               <w:rPr>
                 <w:rFonts w:ascii="Calibri" w:hAnsi="Calibri" w:eastAsia="宋体"/>
                 <w:b w:val="0"/>
                 <w:i w:val="0"/>
                 <w:color w:val="1A1A2E"/>
-                <w:sz w:val="19"/>
-              </w:rPr>
-              <w:t>modules</w:t>
-            </w:r>
-          </w:p>
-        </w:tc>
-        <w:tc>
-          <w:tcPr>
-            <w:tcW w:type="dxa" w:w="3173"/>
-          </w:tcPr>
-          <w:p>
-            <w:pPr>
-              <w:spacing w:after="40" w:before="40"/>
-            </w:pPr>
-            <w:r/>
-            <w:r>
-              <w:rPr>
-                <w:rFonts w:ascii="Calibri" w:hAnsi="Calibri" w:eastAsia="宋体"/>
-                <w:b w:val="0"/>
-                <w:i w:val="0"/>
-                <w:color w:val="1A1A2E"/>
-                <w:sz w:val="19"/>
+                <w:sz w:val="18"/>
               </w:rPr>
               <w:t>前置依赖/Agent适配</w:t>
             </w:r>
@@ -4674,16 +4113,18 @@
         </w:tc>
       </w:tr>
     </w:tbl>
+    <w:p/>
     <w:p>
       <w:pPr>
-        <w:spacing w:after="40"/>
-      </w:pPr>
-    </w:p>
-    <w:p>
-      <w:pPr>
-        <w:pStyle w:val="Heading3"/>
+        <w:pStyle w:val="Heading2"/>
       </w:pPr>
       <w:r>
+        <w:rPr>
+          <w:rFonts w:ascii="Calibri" w:hAnsi="Calibri" w:eastAsia="宋体"/>
+          <w:b/>
+          <w:color w:val="6C2BD9"/>
+          <w:sz w:val="24"/>
+        </w:rPr>
         <w:t>5.2 功能覆盖</w:t>
       </w:r>
     </w:p>
@@ -4695,32 +4136,26 @@
         <w:tblLook w:firstColumn="1" w:firstRow="1" w:lastColumn="0" w:lastRow="0" w:noHBand="0" w:noVBand="1" w:val="04A0"/>
       </w:tblPr>
       <w:tblGrid>
-        <w:gridCol w:w="3173"/>
-        <w:gridCol w:w="3173"/>
-        <w:gridCol w:w="3173"/>
+        <w:gridCol w:w="2880"/>
+        <w:gridCol w:w="2880"/>
+        <w:gridCol w:w="2880"/>
       </w:tblGrid>
       <w:tr>
         <w:tc>
           <w:tcPr>
-            <w:tcW w:type="dxa" w:w="3173"/>
-            <w:shd w:val="clear" w:color="auto" w:fill="6C2BD9"/>
+            <w:tcW w:type="dxa" w:w="2880"/>
           </w:tcPr>
           <w:p>
             <w:pPr>
-              <w:spacing w:after="40" w:before="40"/>
+              <w:spacing w:before="40" w:after="40"/>
             </w:pPr>
-            <w:r>
-              <w:rPr>
-                <w:b/>
-              </w:rPr>
-            </w:r>
             <w:r>
               <w:rPr>
                 <w:rFonts w:ascii="Calibri" w:hAnsi="Calibri" w:eastAsia="宋体"/>
                 <w:b/>
                 <w:i w:val="0"/>
-                <w:color w:val="FFFFFF"/>
-                <w:sz w:val="20"/>
+                <w:color w:val="1A1A2E"/>
+                <w:sz w:val="18"/>
               </w:rPr>
               <w:t>赛题功能</w:t>
             </w:r>
@@ -4728,25 +4163,19 @@
         </w:tc>
         <w:tc>
           <w:tcPr>
-            <w:tcW w:type="dxa" w:w="3173"/>
-            <w:shd w:val="clear" w:color="auto" w:fill="6C2BD9"/>
+            <w:tcW w:type="dxa" w:w="2880"/>
           </w:tcPr>
           <w:p>
             <w:pPr>
-              <w:spacing w:after="40" w:before="40"/>
+              <w:spacing w:before="40" w:after="40"/>
             </w:pPr>
-            <w:r>
-              <w:rPr>
-                <w:b/>
-              </w:rPr>
-            </w:r>
             <w:r>
               <w:rPr>
                 <w:rFonts w:ascii="Calibri" w:hAnsi="Calibri" w:eastAsia="宋体"/>
                 <w:b/>
                 <w:i w:val="0"/>
-                <w:color w:val="FFFFFF"/>
-                <w:sz w:val="20"/>
+                <w:color w:val="1A1A2E"/>
+                <w:sz w:val="18"/>
               </w:rPr>
               <w:t>测试覆盖</w:t>
             </w:r>
@@ -4754,25 +4183,19 @@
         </w:tc>
         <w:tc>
           <w:tcPr>
-            <w:tcW w:type="dxa" w:w="3173"/>
-            <w:shd w:val="clear" w:color="auto" w:fill="6C2BD9"/>
+            <w:tcW w:type="dxa" w:w="2880"/>
           </w:tcPr>
           <w:p>
             <w:pPr>
-              <w:spacing w:after="40" w:before="40"/>
+              <w:spacing w:before="40" w:after="40"/>
             </w:pPr>
-            <w:r>
-              <w:rPr>
-                <w:b/>
-              </w:rPr>
-            </w:r>
             <w:r>
               <w:rPr>
                 <w:rFonts w:ascii="Calibri" w:hAnsi="Calibri" w:eastAsia="宋体"/>
                 <w:b/>
                 <w:i w:val="0"/>
-                <w:color w:val="FFFFFF"/>
-                <w:sz w:val="20"/>
+                <w:color w:val="1A1A2E"/>
+                <w:sz w:val="18"/>
               </w:rPr>
               <w:t>用例数</w:t>
             </w:r>
@@ -4782,20 +4205,19 @@
       <w:tr>
         <w:tc>
           <w:tcPr>
-            <w:tcW w:type="dxa" w:w="3173"/>
+            <w:tcW w:type="dxa" w:w="2880"/>
           </w:tcPr>
           <w:p>
             <w:pPr>
-              <w:spacing w:after="40" w:before="40"/>
+              <w:spacing w:before="40" w:after="40"/>
             </w:pPr>
-            <w:r/>
             <w:r>
               <w:rPr>
                 <w:rFonts w:ascii="Calibri" w:hAnsi="Calibri" w:eastAsia="宋体"/>
                 <w:b w:val="0"/>
                 <w:i w:val="0"/>
                 <w:color w:val="1A1A2E"/>
-                <w:sz w:val="19"/>
+                <w:sz w:val="18"/>
               </w:rPr>
               <w:t>① 画像构建</w:t>
             </w:r>
@@ -4803,20 +4225,19 @@
         </w:tc>
         <w:tc>
           <w:tcPr>
-            <w:tcW w:type="dxa" w:w="3173"/>
+            <w:tcW w:type="dxa" w:w="2880"/>
           </w:tcPr>
           <w:p>
             <w:pPr>
-              <w:spacing w:after="40" w:before="40"/>
+              <w:spacing w:before="40" w:after="40"/>
             </w:pPr>
-            <w:r/>
             <w:r>
               <w:rPr>
                 <w:rFonts w:ascii="Calibri" w:hAnsi="Calibri" w:eastAsia="宋体"/>
                 <w:b w:val="0"/>
                 <w:i w:val="0"/>
                 <w:color w:val="1A1A2E"/>
-                <w:sz w:val="19"/>
+                <w:sz w:val="18"/>
               </w:rPr>
               <w:t>端点可达 + Mock 完成</w:t>
             </w:r>
@@ -4824,20 +4245,19 @@
         </w:tc>
         <w:tc>
           <w:tcPr>
-            <w:tcW w:type="dxa" w:w="3173"/>
+            <w:tcW w:type="dxa" w:w="2880"/>
           </w:tcPr>
           <w:p>
             <w:pPr>
-              <w:spacing w:after="40" w:before="40"/>
+              <w:spacing w:before="40" w:after="40"/>
             </w:pPr>
-            <w:r/>
             <w:r>
               <w:rPr>
                 <w:rFonts w:ascii="Calibri" w:hAnsi="Calibri" w:eastAsia="宋体"/>
                 <w:b w:val="0"/>
                 <w:i w:val="0"/>
                 <w:color w:val="1A1A2E"/>
-                <w:sz w:val="19"/>
+                <w:sz w:val="18"/>
               </w:rPr>
               <w:t>2</w:t>
             </w:r>
@@ -4847,21 +4267,19 @@
       <w:tr>
         <w:tc>
           <w:tcPr>
-            <w:tcW w:type="dxa" w:w="3173"/>
-            <w:shd w:val="clear" w:color="auto" w:fill="F4F2FA"/>
+            <w:tcW w:type="dxa" w:w="2880"/>
           </w:tcPr>
           <w:p>
             <w:pPr>
-              <w:spacing w:after="40" w:before="40"/>
+              <w:spacing w:before="40" w:after="40"/>
             </w:pPr>
-            <w:r/>
             <w:r>
               <w:rPr>
                 <w:rFonts w:ascii="Calibri" w:hAnsi="Calibri" w:eastAsia="宋体"/>
                 <w:b w:val="0"/>
                 <w:i w:val="0"/>
                 <w:color w:val="1A1A2E"/>
-                <w:sz w:val="19"/>
+                <w:sz w:val="18"/>
               </w:rPr>
               <w:t>② 多智能体资源生成</w:t>
             </w:r>
@@ -4869,21 +4287,19 @@
         </w:tc>
         <w:tc>
           <w:tcPr>
-            <w:tcW w:type="dxa" w:w="3173"/>
-            <w:shd w:val="clear" w:color="auto" w:fill="F4F2FA"/>
+            <w:tcW w:type="dxa" w:w="2880"/>
           </w:tcPr>
           <w:p>
             <w:pPr>
-              <w:spacing w:after="40" w:before="40"/>
+              <w:spacing w:before="40" w:after="40"/>
             </w:pPr>
-            <w:r/>
             <w:r>
               <w:rPr>
                 <w:rFonts w:ascii="Calibri" w:hAnsi="Calibri" w:eastAsia="宋体"/>
                 <w:b w:val="0"/>
                 <w:i w:val="0"/>
                 <w:color w:val="1A1A2E"/>
-                <w:sz w:val="19"/>
+                <w:sz w:val="18"/>
               </w:rPr>
               <w:t>非流式+流式端点可达</w:t>
             </w:r>
@@ -4891,21 +4307,19 @@
         </w:tc>
         <w:tc>
           <w:tcPr>
-            <w:tcW w:type="dxa" w:w="3173"/>
-            <w:shd w:val="clear" w:color="auto" w:fill="F4F2FA"/>
+            <w:tcW w:type="dxa" w:w="2880"/>
           </w:tcPr>
           <w:p>
             <w:pPr>
-              <w:spacing w:after="40" w:before="40"/>
+              <w:spacing w:before="40" w:after="40"/>
             </w:pPr>
-            <w:r/>
             <w:r>
               <w:rPr>
                 <w:rFonts w:ascii="Calibri" w:hAnsi="Calibri" w:eastAsia="宋体"/>
                 <w:b w:val="0"/>
                 <w:i w:val="0"/>
                 <w:color w:val="1A1A2E"/>
-                <w:sz w:val="19"/>
+                <w:sz w:val="18"/>
               </w:rPr>
               <w:t>3</w:t>
             </w:r>
@@ -4915,20 +4329,19 @@
       <w:tr>
         <w:tc>
           <w:tcPr>
-            <w:tcW w:type="dxa" w:w="3173"/>
+            <w:tcW w:type="dxa" w:w="2880"/>
           </w:tcPr>
           <w:p>
             <w:pPr>
-              <w:spacing w:after="40" w:before="40"/>
+              <w:spacing w:before="40" w:after="40"/>
             </w:pPr>
-            <w:r/>
             <w:r>
               <w:rPr>
                 <w:rFonts w:ascii="Calibri" w:hAnsi="Calibri" w:eastAsia="宋体"/>
                 <w:b w:val="0"/>
                 <w:i w:val="0"/>
                 <w:color w:val="1A1A2E"/>
-                <w:sz w:val="19"/>
+                <w:sz w:val="18"/>
               </w:rPr>
               <w:t>③ 学习路径</w:t>
             </w:r>
@@ -4936,20 +4349,19 @@
         </w:tc>
         <w:tc>
           <w:tcPr>
-            <w:tcW w:type="dxa" w:w="3173"/>
+            <w:tcW w:type="dxa" w:w="2880"/>
           </w:tcPr>
           <w:p>
             <w:pPr>
-              <w:spacing w:after="40" w:before="40"/>
+              <w:spacing w:before="40" w:after="40"/>
             </w:pPr>
-            <w:r/>
             <w:r>
               <w:rPr>
                 <w:rFonts w:ascii="Calibri" w:hAnsi="Calibri" w:eastAsia="宋体"/>
                 <w:b w:val="0"/>
                 <w:i w:val="0"/>
                 <w:color w:val="1A1A2E"/>
-                <w:sz w:val="19"/>
+                <w:sz w:val="18"/>
               </w:rPr>
               <w:t>端点可达 + 参数检查</w:t>
             </w:r>
@@ -4957,20 +4369,19 @@
         </w:tc>
         <w:tc>
           <w:tcPr>
-            <w:tcW w:type="dxa" w:w="3173"/>
+            <w:tcW w:type="dxa" w:w="2880"/>
           </w:tcPr>
           <w:p>
             <w:pPr>
-              <w:spacing w:after="40" w:before="40"/>
+              <w:spacing w:before="40" w:after="40"/>
             </w:pPr>
-            <w:r/>
             <w:r>
               <w:rPr>
                 <w:rFonts w:ascii="Calibri" w:hAnsi="Calibri" w:eastAsia="宋体"/>
                 <w:b w:val="0"/>
                 <w:i w:val="0"/>
                 <w:color w:val="1A1A2E"/>
-                <w:sz w:val="19"/>
+                <w:sz w:val="18"/>
               </w:rPr>
               <w:t>2</w:t>
             </w:r>
@@ -4980,21 +4391,19 @@
       <w:tr>
         <w:tc>
           <w:tcPr>
-            <w:tcW w:type="dxa" w:w="3173"/>
-            <w:shd w:val="clear" w:color="auto" w:fill="F4F2FA"/>
+            <w:tcW w:type="dxa" w:w="2880"/>
           </w:tcPr>
           <w:p>
             <w:pPr>
-              <w:spacing w:after="40" w:before="40"/>
+              <w:spacing w:before="40" w:after="40"/>
             </w:pPr>
-            <w:r/>
             <w:r>
               <w:rPr>
                 <w:rFonts w:ascii="Calibri" w:hAnsi="Calibri" w:eastAsia="宋体"/>
                 <w:b w:val="0"/>
                 <w:i w:val="0"/>
                 <w:color w:val="1A1A2E"/>
-                <w:sz w:val="19"/>
+                <w:sz w:val="18"/>
               </w:rPr>
               <w:t>④ 智能辅导</w:t>
             </w:r>
@@ -5002,21 +4411,19 @@
         </w:tc>
         <w:tc>
           <w:tcPr>
-            <w:tcW w:type="dxa" w:w="3173"/>
-            <w:shd w:val="clear" w:color="auto" w:fill="F4F2FA"/>
+            <w:tcW w:type="dxa" w:w="2880"/>
           </w:tcPr>
           <w:p>
             <w:pPr>
-              <w:spacing w:after="40" w:before="40"/>
+              <w:spacing w:before="40" w:after="40"/>
             </w:pPr>
-            <w:r/>
             <w:r>
               <w:rPr>
                 <w:rFonts w:ascii="Calibri" w:hAnsi="Calibri" w:eastAsia="宋体"/>
                 <w:b w:val="0"/>
                 <w:i w:val="0"/>
                 <w:color w:val="1A1A2E"/>
-                <w:sz w:val="19"/>
+                <w:sz w:val="18"/>
               </w:rPr>
               <w:t>端点可达</w:t>
             </w:r>
@@ -5024,21 +4431,19 @@
         </w:tc>
         <w:tc>
           <w:tcPr>
-            <w:tcW w:type="dxa" w:w="3173"/>
-            <w:shd w:val="clear" w:color="auto" w:fill="F4F2FA"/>
+            <w:tcW w:type="dxa" w:w="2880"/>
           </w:tcPr>
           <w:p>
             <w:pPr>
-              <w:spacing w:after="40" w:before="40"/>
+              <w:spacing w:before="40" w:after="40"/>
             </w:pPr>
-            <w:r/>
             <w:r>
               <w:rPr>
                 <w:rFonts w:ascii="Calibri" w:hAnsi="Calibri" w:eastAsia="宋体"/>
                 <w:b w:val="0"/>
                 <w:i w:val="0"/>
                 <w:color w:val="1A1A2E"/>
-                <w:sz w:val="19"/>
+                <w:sz w:val="18"/>
               </w:rPr>
               <w:t>1</w:t>
             </w:r>
@@ -5048,20 +4453,19 @@
       <w:tr>
         <w:tc>
           <w:tcPr>
-            <w:tcW w:type="dxa" w:w="3173"/>
+            <w:tcW w:type="dxa" w:w="2880"/>
           </w:tcPr>
           <w:p>
             <w:pPr>
-              <w:spacing w:after="40" w:before="40"/>
+              <w:spacing w:before="40" w:after="40"/>
             </w:pPr>
-            <w:r/>
             <w:r>
               <w:rPr>
                 <w:rFonts w:ascii="Calibri" w:hAnsi="Calibri" w:eastAsia="宋体"/>
                 <w:b w:val="0"/>
                 <w:i w:val="0"/>
                 <w:color w:val="1A1A2E"/>
-                <w:sz w:val="19"/>
+                <w:sz w:val="18"/>
               </w:rPr>
               <w:t>⑤ 学习效果评估</w:t>
             </w:r>
@@ -5069,20 +4473,19 @@
         </w:tc>
         <w:tc>
           <w:tcPr>
-            <w:tcW w:type="dxa" w:w="3173"/>
+            <w:tcW w:type="dxa" w:w="2880"/>
           </w:tcPr>
           <w:p>
             <w:pPr>
-              <w:spacing w:after="40" w:before="40"/>
+              <w:spacing w:before="40" w:after="40"/>
             </w:pPr>
-            <w:r/>
             <w:r>
               <w:rPr>
                 <w:rFonts w:ascii="Calibri" w:hAnsi="Calibri" w:eastAsia="宋体"/>
                 <w:b w:val="0"/>
                 <w:i w:val="0"/>
                 <w:color w:val="1A1A2E"/>
-                <w:sz w:val="19"/>
+                <w:sz w:val="18"/>
               </w:rPr>
               <w:t>端点可达 + 结构检查</w:t>
             </w:r>
@@ -5090,20 +4493,19 @@
         </w:tc>
         <w:tc>
           <w:tcPr>
-            <w:tcW w:type="dxa" w:w="3173"/>
+            <w:tcW w:type="dxa" w:w="2880"/>
           </w:tcPr>
           <w:p>
             <w:pPr>
-              <w:spacing w:after="40" w:before="40"/>
+              <w:spacing w:before="40" w:after="40"/>
             </w:pPr>
-            <w:r/>
             <w:r>
               <w:rPr>
                 <w:rFonts w:ascii="Calibri" w:hAnsi="Calibri" w:eastAsia="宋体"/>
                 <w:b w:val="0"/>
                 <w:i w:val="0"/>
                 <w:color w:val="1A1A2E"/>
-                <w:sz w:val="19"/>
+                <w:sz w:val="18"/>
               </w:rPr>
               <w:t>2</w:t>
             </w:r>
@@ -5113,21 +4515,19 @@
       <w:tr>
         <w:tc>
           <w:tcPr>
-            <w:tcW w:type="dxa" w:w="3173"/>
-            <w:shd w:val="clear" w:color="auto" w:fill="F4F2FA"/>
+            <w:tcW w:type="dxa" w:w="2880"/>
           </w:tcPr>
           <w:p>
             <w:pPr>
-              <w:spacing w:after="40" w:before="40"/>
+              <w:spacing w:before="40" w:after="40"/>
             </w:pPr>
-            <w:r/>
             <w:r>
               <w:rPr>
                 <w:rFonts w:ascii="Calibri" w:hAnsi="Calibri" w:eastAsia="宋体"/>
                 <w:b w:val="0"/>
                 <w:i w:val="0"/>
                 <w:color w:val="1A1A2E"/>
-                <w:sz w:val="19"/>
+                <w:sz w:val="18"/>
               </w:rPr>
               <w:t>非功能-防幻觉</w:t>
             </w:r>
@@ -5135,21 +4535,19 @@
         </w:tc>
         <w:tc>
           <w:tcPr>
-            <w:tcW w:type="dxa" w:w="3173"/>
-            <w:shd w:val="clear" w:color="auto" w:fill="F4F2FA"/>
+            <w:tcW w:type="dxa" w:w="2880"/>
           </w:tcPr>
           <w:p>
             <w:pPr>
-              <w:spacing w:after="40" w:before="40"/>
+              <w:spacing w:before="40" w:after="40"/>
             </w:pPr>
-            <w:r/>
             <w:r>
               <w:rPr>
                 <w:rFonts w:ascii="Calibri" w:hAnsi="Calibri" w:eastAsia="宋体"/>
                 <w:b w:val="0"/>
                 <w:i w:val="0"/>
                 <w:color w:val="1A1A2E"/>
-                <w:sz w:val="19"/>
+                <w:sz w:val="18"/>
               </w:rPr>
               <w:t>AST分析 + 敏感词过滤</w:t>
             </w:r>
@@ -5157,21 +4555,19 @@
         </w:tc>
         <w:tc>
           <w:tcPr>
-            <w:tcW w:type="dxa" w:w="3173"/>
-            <w:shd w:val="clear" w:color="auto" w:fill="F4F2FA"/>
+            <w:tcW w:type="dxa" w:w="2880"/>
           </w:tcPr>
           <w:p>
             <w:pPr>
-              <w:spacing w:after="40" w:before="40"/>
+              <w:spacing w:before="40" w:after="40"/>
             </w:pPr>
-            <w:r/>
             <w:r>
               <w:rPr>
                 <w:rFonts w:ascii="Calibri" w:hAnsi="Calibri" w:eastAsia="宋体"/>
                 <w:b w:val="0"/>
                 <w:i w:val="0"/>
                 <w:color w:val="1A1A2E"/>
-                <w:sz w:val="19"/>
+                <w:sz w:val="18"/>
               </w:rPr>
               <w:t>3</w:t>
             </w:r>
@@ -5181,20 +4577,19 @@
       <w:tr>
         <w:tc>
           <w:tcPr>
-            <w:tcW w:type="dxa" w:w="3173"/>
+            <w:tcW w:type="dxa" w:w="2880"/>
           </w:tcPr>
           <w:p>
             <w:pPr>
-              <w:spacing w:after="40" w:before="40"/>
+              <w:spacing w:before="40" w:after="40"/>
             </w:pPr>
-            <w:r/>
             <w:r>
               <w:rPr>
                 <w:rFonts w:ascii="Calibri" w:hAnsi="Calibri" w:eastAsia="宋体"/>
                 <w:b w:val="0"/>
                 <w:i w:val="0"/>
                 <w:color w:val="1A1A2E"/>
-                <w:sz w:val="19"/>
+                <w:sz w:val="18"/>
               </w:rPr>
               <w:t>非功能-SSE流式</w:t>
             </w:r>
@@ -5202,20 +4597,19 @@
         </w:tc>
         <w:tc>
           <w:tcPr>
-            <w:tcW w:type="dxa" w:w="3173"/>
+            <w:tcW w:type="dxa" w:w="2880"/>
           </w:tcPr>
           <w:p>
             <w:pPr>
-              <w:spacing w:after="40" w:before="40"/>
+              <w:spacing w:before="40" w:after="40"/>
             </w:pPr>
-            <w:r/>
             <w:r>
               <w:rPr>
                 <w:rFonts w:ascii="Calibri" w:hAnsi="Calibri" w:eastAsia="宋体"/>
                 <w:b w:val="0"/>
                 <w:i w:val="0"/>
                 <w:color w:val="1A1A2E"/>
-                <w:sz w:val="19"/>
+                <w:sz w:val="18"/>
               </w:rPr>
               <w:t>content-type + body 格式</w:t>
             </w:r>
@@ -5223,20 +4617,19 @@
         </w:tc>
         <w:tc>
           <w:tcPr>
-            <w:tcW w:type="dxa" w:w="3173"/>
+            <w:tcW w:type="dxa" w:w="2880"/>
           </w:tcPr>
           <w:p>
             <w:pPr>
-              <w:spacing w:after="40" w:before="40"/>
+              <w:spacing w:before="40" w:after="40"/>
             </w:pPr>
-            <w:r/>
             <w:r>
               <w:rPr>
                 <w:rFonts w:ascii="Calibri" w:hAnsi="Calibri" w:eastAsia="宋体"/>
                 <w:b w:val="0"/>
                 <w:i w:val="0"/>
                 <w:color w:val="1A1A2E"/>
-                <w:sz w:val="19"/>
+                <w:sz w:val="18"/>
               </w:rPr>
               <w:t>3</w:t>
             </w:r>
@@ -5244,16 +4637,18 @@
         </w:tc>
       </w:tr>
     </w:tbl>
+    <w:p/>
     <w:p>
       <w:pPr>
-        <w:spacing w:after="40"/>
-      </w:pPr>
-    </w:p>
-    <w:p>
-      <w:pPr>
-        <w:pStyle w:val="Heading3"/>
+        <w:pStyle w:val="Heading2"/>
       </w:pPr>
       <w:r>
+        <w:rPr>
+          <w:rFonts w:ascii="Calibri" w:hAnsi="Calibri" w:eastAsia="宋体"/>
+          <w:b/>
+          <w:color w:val="6C2BD9"/>
+          <w:sz w:val="24"/>
+        </w:rPr>
         <w:t>5.3 边界/异常覆盖</w:t>
       </w:r>
     </w:p>
@@ -5265,32 +4660,26 @@
         <w:tblLook w:firstColumn="1" w:firstRow="1" w:lastColumn="0" w:lastRow="0" w:noHBand="0" w:noVBand="1" w:val="04A0"/>
       </w:tblPr>
       <w:tblGrid>
-        <w:gridCol w:w="3173"/>
-        <w:gridCol w:w="3173"/>
-        <w:gridCol w:w="3173"/>
+        <w:gridCol w:w="2880"/>
+        <w:gridCol w:w="2880"/>
+        <w:gridCol w:w="2880"/>
       </w:tblGrid>
       <w:tr>
         <w:tc>
           <w:tcPr>
-            <w:tcW w:type="dxa" w:w="3173"/>
-            <w:shd w:val="clear" w:color="auto" w:fill="6C2BD9"/>
+            <w:tcW w:type="dxa" w:w="2880"/>
           </w:tcPr>
           <w:p>
             <w:pPr>
-              <w:spacing w:after="40" w:before="40"/>
+              <w:spacing w:before="40" w:after="40"/>
             </w:pPr>
-            <w:r>
-              <w:rPr>
-                <w:b/>
-              </w:rPr>
-            </w:r>
             <w:r>
               <w:rPr>
                 <w:rFonts w:ascii="Calibri" w:hAnsi="Calibri" w:eastAsia="宋体"/>
                 <w:b/>
                 <w:i w:val="0"/>
-                <w:color w:val="FFFFFF"/>
-                <w:sz w:val="20"/>
+                <w:color w:val="1A1A2E"/>
+                <w:sz w:val="18"/>
               </w:rPr>
               <w:t>场景</w:t>
             </w:r>
@@ -5298,25 +4687,19 @@
         </w:tc>
         <w:tc>
           <w:tcPr>
-            <w:tcW w:type="dxa" w:w="3173"/>
-            <w:shd w:val="clear" w:color="auto" w:fill="6C2BD9"/>
+            <w:tcW w:type="dxa" w:w="2880"/>
           </w:tcPr>
           <w:p>
             <w:pPr>
-              <w:spacing w:after="40" w:before="40"/>
+              <w:spacing w:before="40" w:after="40"/>
             </w:pPr>
-            <w:r>
-              <w:rPr>
-                <w:b/>
-              </w:rPr>
-            </w:r>
             <w:r>
               <w:rPr>
                 <w:rFonts w:ascii="Calibri" w:hAnsi="Calibri" w:eastAsia="宋体"/>
                 <w:b/>
                 <w:i w:val="0"/>
-                <w:color w:val="FFFFFF"/>
-                <w:sz w:val="20"/>
+                <w:color w:val="1A1A2E"/>
+                <w:sz w:val="18"/>
               </w:rPr>
               <w:t>测试</w:t>
             </w:r>
@@ -5324,25 +4707,19 @@
         </w:tc>
         <w:tc>
           <w:tcPr>
-            <w:tcW w:type="dxa" w:w="3173"/>
-            <w:shd w:val="clear" w:color="auto" w:fill="6C2BD9"/>
+            <w:tcW w:type="dxa" w:w="2880"/>
           </w:tcPr>
           <w:p>
             <w:pPr>
-              <w:spacing w:after="40" w:before="40"/>
+              <w:spacing w:before="40" w:after="40"/>
             </w:pPr>
-            <w:r>
-              <w:rPr>
-                <w:b/>
-              </w:rPr>
-            </w:r>
             <w:r>
               <w:rPr>
                 <w:rFonts w:ascii="Calibri" w:hAnsi="Calibri" w:eastAsia="宋体"/>
                 <w:b/>
                 <w:i w:val="0"/>
-                <w:color w:val="FFFFFF"/>
-                <w:sz w:val="20"/>
+                <w:color w:val="1A1A2E"/>
+                <w:sz w:val="18"/>
               </w:rPr>
               <w:t>覆盖</w:t>
             </w:r>
@@ -5352,20 +4729,19 @@
       <w:tr>
         <w:tc>
           <w:tcPr>
-            <w:tcW w:type="dxa" w:w="3173"/>
+            <w:tcW w:type="dxa" w:w="2880"/>
           </w:tcPr>
           <w:p>
             <w:pPr>
-              <w:spacing w:after="40" w:before="40"/>
+              <w:spacing w:before="40" w:after="40"/>
             </w:pPr>
-            <w:r/>
             <w:r>
               <w:rPr>
                 <w:rFonts w:ascii="Calibri" w:hAnsi="Calibri" w:eastAsia="宋体"/>
                 <w:b w:val="0"/>
                 <w:i w:val="0"/>
                 <w:color w:val="1A1A2E"/>
-                <w:sz w:val="19"/>
+                <w:sz w:val="18"/>
               </w:rPr>
               <w:t>LLM 不可用</w:t>
             </w:r>
@@ -5373,20 +4749,19 @@
         </w:tc>
         <w:tc>
           <w:tcPr>
-            <w:tcW w:type="dxa" w:w="3173"/>
+            <w:tcW w:type="dxa" w:w="2880"/>
           </w:tcPr>
           <w:p>
             <w:pPr>
-              <w:spacing w:after="40" w:before="40"/>
+              <w:spacing w:before="40" w:after="40"/>
             </w:pPr>
-            <w:r/>
             <w:r>
               <w:rPr>
                 <w:rFonts w:ascii="Calibri" w:hAnsi="Calibri" w:eastAsia="宋体"/>
                 <w:b w:val="0"/>
                 <w:i w:val="0"/>
                 <w:color w:val="1A1A2E"/>
-                <w:sz w:val="19"/>
+                <w:sz w:val="18"/>
               </w:rPr>
               <w:t>mock_llm 模拟失败</w:t>
             </w:r>
@@ -5394,20 +4769,19 @@
         </w:tc>
         <w:tc>
           <w:tcPr>
-            <w:tcW w:type="dxa" w:w="3173"/>
+            <w:tcW w:type="dxa" w:w="2880"/>
           </w:tcPr>
           <w:p>
             <w:pPr>
-              <w:spacing w:after="40" w:before="40"/>
+              <w:spacing w:before="40" w:after="40"/>
             </w:pPr>
-            <w:r/>
             <w:r>
               <w:rPr>
                 <w:rFonts w:ascii="Calibri" w:hAnsi="Calibri" w:eastAsia="宋体"/>
                 <w:b w:val="0"/>
                 <w:i w:val="0"/>
                 <w:color w:val="1A1A2E"/>
-                <w:sz w:val="19"/>
+                <w:sz w:val="18"/>
               </w:rPr>
               <w:t>✅</w:t>
             </w:r>
@@ -5417,21 +4791,19 @@
       <w:tr>
         <w:tc>
           <w:tcPr>
-            <w:tcW w:type="dxa" w:w="3173"/>
-            <w:shd w:val="clear" w:color="auto" w:fill="F4F2FA"/>
+            <w:tcW w:type="dxa" w:w="2880"/>
           </w:tcPr>
           <w:p>
             <w:pPr>
-              <w:spacing w:after="40" w:before="40"/>
+              <w:spacing w:before="40" w:after="40"/>
             </w:pPr>
-            <w:r/>
             <w:r>
               <w:rPr>
                 <w:rFonts w:ascii="Calibri" w:hAnsi="Calibri" w:eastAsia="宋体"/>
                 <w:b w:val="0"/>
                 <w:i w:val="0"/>
                 <w:color w:val="1A1A2E"/>
-                <w:sz w:val="19"/>
+                <w:sz w:val="18"/>
               </w:rPr>
               <w:t>向量库为空</w:t>
             </w:r>
@@ -5439,21 +4811,19 @@
         </w:tc>
         <w:tc>
           <w:tcPr>
-            <w:tcW w:type="dxa" w:w="3173"/>
-            <w:shd w:val="clear" w:color="auto" w:fill="F4F2FA"/>
+            <w:tcW w:type="dxa" w:w="2880"/>
           </w:tcPr>
           <w:p>
             <w:pPr>
-              <w:spacing w:after="40" w:before="40"/>
+              <w:spacing w:before="40" w:after="40"/>
             </w:pPr>
-            <w:r/>
             <w:r>
               <w:rPr>
                 <w:rFonts w:ascii="Calibri" w:hAnsi="Calibri" w:eastAsia="宋体"/>
                 <w:b w:val="0"/>
                 <w:i w:val="0"/>
                 <w:color w:val="1A1A2E"/>
-                <w:sz w:val="19"/>
+                <w:sz w:val="18"/>
               </w:rPr>
               <w:t>种子数据检查</w:t>
             </w:r>
@@ -5461,21 +4831,19 @@
         </w:tc>
         <w:tc>
           <w:tcPr>
-            <w:tcW w:type="dxa" w:w="3173"/>
-            <w:shd w:val="clear" w:color="auto" w:fill="F4F2FA"/>
+            <w:tcW w:type="dxa" w:w="2880"/>
           </w:tcPr>
           <w:p>
             <w:pPr>
-              <w:spacing w:after="40" w:before="40"/>
+              <w:spacing w:before="40" w:after="40"/>
             </w:pPr>
-            <w:r/>
             <w:r>
               <w:rPr>
                 <w:rFonts w:ascii="Calibri" w:hAnsi="Calibri" w:eastAsia="宋体"/>
                 <w:b w:val="0"/>
                 <w:i w:val="0"/>
                 <w:color w:val="1A1A2E"/>
-                <w:sz w:val="19"/>
+                <w:sz w:val="18"/>
               </w:rPr>
               <w:t>✅</w:t>
             </w:r>
@@ -5485,20 +4853,19 @@
       <w:tr>
         <w:tc>
           <w:tcPr>
-            <w:tcW w:type="dxa" w:w="3173"/>
+            <w:tcW w:type="dxa" w:w="2880"/>
           </w:tcPr>
           <w:p>
             <w:pPr>
-              <w:spacing w:after="40" w:before="40"/>
+              <w:spacing w:before="40" w:after="40"/>
             </w:pPr>
-            <w:r/>
             <w:r>
               <w:rPr>
                 <w:rFonts w:ascii="Calibri" w:hAnsi="Calibri" w:eastAsia="宋体"/>
                 <w:b w:val="0"/>
                 <w:i w:val="0"/>
                 <w:color w:val="1A1A2E"/>
-                <w:sz w:val="19"/>
+                <w:sz w:val="18"/>
               </w:rPr>
               <w:t>无 torch 降级</w:t>
             </w:r>
@@ -5506,20 +4873,19 @@
         </w:tc>
         <w:tc>
           <w:tcPr>
-            <w:tcW w:type="dxa" w:w="3173"/>
+            <w:tcW w:type="dxa" w:w="2880"/>
           </w:tcPr>
           <w:p>
             <w:pPr>
-              <w:spacing w:after="40" w:before="40"/>
+              <w:spacing w:before="40" w:after="40"/>
             </w:pPr>
-            <w:r/>
             <w:r>
               <w:rPr>
                 <w:rFonts w:ascii="Calibri" w:hAnsi="Calibri" w:eastAsia="宋体"/>
                 <w:b w:val="0"/>
                 <w:i w:val="0"/>
                 <w:color w:val="1A1A2E"/>
-                <w:sz w:val="19"/>
+                <w:sz w:val="18"/>
               </w:rPr>
               <w:t>NeuralMixer fallback</w:t>
             </w:r>
@@ -5527,20 +4893,19 @@
         </w:tc>
         <w:tc>
           <w:tcPr>
-            <w:tcW w:type="dxa" w:w="3173"/>
+            <w:tcW w:type="dxa" w:w="2880"/>
           </w:tcPr>
           <w:p>
             <w:pPr>
-              <w:spacing w:after="40" w:before="40"/>
+              <w:spacing w:before="40" w:after="40"/>
             </w:pPr>
-            <w:r/>
             <w:r>
               <w:rPr>
                 <w:rFonts w:ascii="Calibri" w:hAnsi="Calibri" w:eastAsia="宋体"/>
                 <w:b w:val="0"/>
                 <w:i w:val="0"/>
                 <w:color w:val="1A1A2E"/>
-                <w:sz w:val="19"/>
+                <w:sz w:val="18"/>
               </w:rPr>
               <w:t>✅</w:t>
             </w:r>
@@ -5550,21 +4915,19 @@
       <w:tr>
         <w:tc>
           <w:tcPr>
-            <w:tcW w:type="dxa" w:w="3173"/>
-            <w:shd w:val="clear" w:color="auto" w:fill="F4F2FA"/>
+            <w:tcW w:type="dxa" w:w="2880"/>
           </w:tcPr>
           <w:p>
             <w:pPr>
-              <w:spacing w:after="40" w:before="40"/>
+              <w:spacing w:before="40" w:after="40"/>
             </w:pPr>
-            <w:r/>
             <w:r>
               <w:rPr>
                 <w:rFonts w:ascii="Calibri" w:hAnsi="Calibri" w:eastAsia="宋体"/>
                 <w:b w:val="0"/>
                 <w:i w:val="0"/>
                 <w:color w:val="1A1A2E"/>
-                <w:sz w:val="19"/>
+                <w:sz w:val="18"/>
               </w:rPr>
               <w:t>认证过期</w:t>
             </w:r>
@@ -5572,21 +4935,19 @@
         </w:tc>
         <w:tc>
           <w:tcPr>
-            <w:tcW w:type="dxa" w:w="3173"/>
-            <w:shd w:val="clear" w:color="auto" w:fill="F4F2FA"/>
+            <w:tcW w:type="dxa" w:w="2880"/>
           </w:tcPr>
           <w:p>
             <w:pPr>
-              <w:spacing w:after="40" w:before="40"/>
+              <w:spacing w:before="40" w:after="40"/>
             </w:pPr>
-            <w:r/>
             <w:r>
               <w:rPr>
                 <w:rFonts w:ascii="Calibri" w:hAnsi="Calibri" w:eastAsia="宋体"/>
                 <w:b w:val="0"/>
                 <w:i w:val="0"/>
                 <w:color w:val="1A1A2E"/>
-                <w:sz w:val="19"/>
+                <w:sz w:val="18"/>
               </w:rPr>
               <w:t>mock_auth 模拟</w:t>
             </w:r>
@@ -5594,21 +4955,19 @@
         </w:tc>
         <w:tc>
           <w:tcPr>
-            <w:tcW w:type="dxa" w:w="3173"/>
-            <w:shd w:val="clear" w:color="auto" w:fill="F4F2FA"/>
+            <w:tcW w:type="dxa" w:w="2880"/>
           </w:tcPr>
           <w:p>
             <w:pPr>
-              <w:spacing w:after="40" w:before="40"/>
+              <w:spacing w:before="40" w:after="40"/>
             </w:pPr>
-            <w:r/>
             <w:r>
               <w:rPr>
                 <w:rFonts w:ascii="Calibri" w:hAnsi="Calibri" w:eastAsia="宋体"/>
                 <w:b w:val="0"/>
                 <w:i w:val="0"/>
                 <w:color w:val="1A1A2E"/>
-                <w:sz w:val="19"/>
+                <w:sz w:val="18"/>
               </w:rPr>
               <w:t>✅</w:t>
             </w:r>
@@ -5618,20 +4977,19 @@
       <w:tr>
         <w:tc>
           <w:tcPr>
-            <w:tcW w:type="dxa" w:w="3173"/>
+            <w:tcW w:type="dxa" w:w="2880"/>
           </w:tcPr>
           <w:p>
             <w:pPr>
-              <w:spacing w:after="40" w:before="40"/>
+              <w:spacing w:before="40" w:after="40"/>
             </w:pPr>
-            <w:r/>
             <w:r>
               <w:rPr>
                 <w:rFonts w:ascii="Calibri" w:hAnsi="Calibri" w:eastAsia="宋体"/>
                 <w:b w:val="0"/>
                 <w:i w:val="0"/>
                 <w:color w:val="1A1A2E"/>
-                <w:sz w:val="19"/>
+                <w:sz w:val="18"/>
               </w:rPr>
               <w:t>无效 conv_id</w:t>
             </w:r>
@@ -5639,20 +4997,19 @@
         </w:tc>
         <w:tc>
           <w:tcPr>
-            <w:tcW w:type="dxa" w:w="3173"/>
+            <w:tcW w:type="dxa" w:w="2880"/>
           </w:tcPr>
           <w:p>
             <w:pPr>
-              <w:spacing w:after="40" w:before="40"/>
+              <w:spacing w:before="40" w:after="40"/>
             </w:pPr>
-            <w:r/>
             <w:r>
               <w:rPr>
                 <w:rFonts w:ascii="Calibri" w:hAnsi="Calibri" w:eastAsia="宋体"/>
                 <w:b w:val="0"/>
                 <w:i w:val="0"/>
                 <w:color w:val="1A1A2E"/>
-                <w:sz w:val="19"/>
+                <w:sz w:val="18"/>
               </w:rPr>
               <w:t>正则拒绝</w:t>
             </w:r>
@@ -5660,20 +5017,19 @@
         </w:tc>
         <w:tc>
           <w:tcPr>
-            <w:tcW w:type="dxa" w:w="3173"/>
+            <w:tcW w:type="dxa" w:w="2880"/>
           </w:tcPr>
           <w:p>
             <w:pPr>
-              <w:spacing w:after="40" w:before="40"/>
+              <w:spacing w:before="40" w:after="40"/>
             </w:pPr>
-            <w:r/>
             <w:r>
               <w:rPr>
                 <w:rFonts w:ascii="Calibri" w:hAnsi="Calibri" w:eastAsia="宋体"/>
                 <w:b w:val="0"/>
                 <w:i w:val="0"/>
                 <w:color w:val="1A1A2E"/>
-                <w:sz w:val="19"/>
+                <w:sz w:val="18"/>
               </w:rPr>
               <w:t>✅</w:t>
             </w:r>
@@ -5683,21 +5039,19 @@
       <w:tr>
         <w:tc>
           <w:tcPr>
-            <w:tcW w:type="dxa" w:w="3173"/>
-            <w:shd w:val="clear" w:color="auto" w:fill="F4F2FA"/>
+            <w:tcW w:type="dxa" w:w="2880"/>
           </w:tcPr>
           <w:p>
             <w:pPr>
-              <w:spacing w:after="40" w:before="40"/>
+              <w:spacing w:before="40" w:after="40"/>
             </w:pPr>
-            <w:r/>
             <w:r>
               <w:rPr>
                 <w:rFonts w:ascii="Calibri" w:hAnsi="Calibri" w:eastAsia="宋体"/>
                 <w:b w:val="0"/>
                 <w:i w:val="0"/>
                 <w:color w:val="1A1A2E"/>
-                <w:sz w:val="19"/>
+                <w:sz w:val="18"/>
               </w:rPr>
               <w:t>沙箱攻击</w:t>
             </w:r>
@@ -5705,21 +5059,19 @@
         </w:tc>
         <w:tc>
           <w:tcPr>
-            <w:tcW w:type="dxa" w:w="3173"/>
-            <w:shd w:val="clear" w:color="auto" w:fill="F4F2FA"/>
+            <w:tcW w:type="dxa" w:w="2880"/>
           </w:tcPr>
           <w:p>
             <w:pPr>
-              <w:spacing w:after="40" w:before="40"/>
+              <w:spacing w:before="40" w:after="40"/>
             </w:pPr>
-            <w:r/>
             <w:r>
               <w:rPr>
                 <w:rFonts w:ascii="Calibri" w:hAnsi="Calibri" w:eastAsia="宋体"/>
                 <w:b w:val="0"/>
                 <w:i w:val="0"/>
                 <w:color w:val="1A1A2E"/>
-                <w:sz w:val="19"/>
+                <w:sz w:val="18"/>
               </w:rPr>
               <w:t>AST Blocker</w:t>
             </w:r>
@@ -5727,21 +5079,19 @@
         </w:tc>
         <w:tc>
           <w:tcPr>
-            <w:tcW w:type="dxa" w:w="3173"/>
-            <w:shd w:val="clear" w:color="auto" w:fill="F4F2FA"/>
+            <w:tcW w:type="dxa" w:w="2880"/>
           </w:tcPr>
           <w:p>
             <w:pPr>
-              <w:spacing w:after="40" w:before="40"/>
+              <w:spacing w:before="40" w:after="40"/>
             </w:pPr>
-            <w:r/>
             <w:r>
               <w:rPr>
                 <w:rFonts w:ascii="Calibri" w:hAnsi="Calibri" w:eastAsia="宋体"/>
                 <w:b w:val="0"/>
                 <w:i w:val="0"/>
                 <w:color w:val="1A1A2E"/>
-                <w:sz w:val="19"/>
+                <w:sz w:val="18"/>
               </w:rPr>
               <w:t>✅</w:t>
             </w:r>
@@ -5749,11 +5099,7 @@
         </w:tc>
       </w:tr>
     </w:tbl>
-    <w:p>
-      <w:pPr>
-        <w:spacing w:after="40"/>
-      </w:pPr>
-    </w:p>
+    <w:p/>
     <w:p>
       <w:pPr>
         <w:jc w:val="center"/>
@@ -5762,7 +5108,6 @@
         <w:rPr>
           <w:rFonts w:ascii="Calibri" w:hAnsi="Calibri" w:eastAsia="宋体"/>
           <w:b w:val="0"/>
-          <w:i w:val="0"/>
           <w:color w:val="999999"/>
           <w:sz w:val="18"/>
         </w:rPr>
@@ -5771,15 +5116,21 @@
     </w:p>
     <w:p>
       <w:pPr>
-        <w:pStyle w:val="Heading2"/>
+        <w:pStyle w:val="Heading1"/>
       </w:pPr>
       <w:r>
+        <w:rPr>
+          <w:rFonts w:ascii="Calibri" w:hAnsi="Calibri" w:eastAsia="宋体"/>
+          <w:b/>
+          <w:color w:val="6C2BD9"/>
+          <w:sz w:val="28"/>
+        </w:rPr>
         <w:t>6. CI 集成</w:t>
       </w:r>
     </w:p>
     <w:p>
       <w:pPr>
-        <w:spacing w:after="100" w:line="336" w:lineRule="auto"/>
+        <w:spacing w:before="80" w:after="80" w:line="276" w:lineRule="auto"/>
       </w:pPr>
       <w:r>
         <w:rPr>
@@ -5814,7 +5165,7 @@
           <w:rFonts w:ascii="Consolas" w:hAnsi="Consolas" w:eastAsia="Consolas"/>
           <w:b w:val="0"/>
           <w:i w:val="0"/>
-          <w:color w:val="2D2D3A"/>
+          <w:color w:val="1A1A2E"/>
           <w:sz w:val="18"/>
         </w:rPr>
         <w:t>cd py-server</w:t>
@@ -5825,7 +5176,7 @@
           <w:rFonts w:ascii="Consolas" w:hAnsi="Consolas" w:eastAsia="Consolas"/>
           <w:b w:val="0"/>
           <w:i w:val="0"/>
-          <w:color w:val="2D2D3A"/>
+          <w:color w:val="1A1A2E"/>
           <w:sz w:val="18"/>
         </w:rPr>
         <w:t>pip install -e ".[test]"</w:t>
@@ -5836,15 +5187,16 @@
           <w:rFonts w:ascii="Consolas" w:hAnsi="Consolas" w:eastAsia="Consolas"/>
           <w:b w:val="0"/>
           <w:i w:val="0"/>
-          <w:color w:val="2D2D3A"/>
+          <w:color w:val="1A1A2E"/>
           <w:sz w:val="18"/>
         </w:rPr>
         <w:t>pytest tests/ -v --tb=short</w:t>
+        <w:br/>
       </w:r>
     </w:p>
     <w:p>
       <w:pPr>
-        <w:spacing w:after="100" w:line="336" w:lineRule="auto"/>
+        <w:spacing w:before="80" w:after="80" w:line="276" w:lineRule="auto"/>
       </w:pPr>
       <w:r>
         <w:rPr>
@@ -5864,12 +5216,12 @@
           <w:color w:val="1A1A2E"/>
           <w:sz w:val="21"/>
         </w:rPr>
-        <w:t>：全量约 4-5 分钟（1133 项用例，Windows 单机实测 266 秒）</w:t>
+        <w:t>：全量约 4-5 分钟（默认集 1389 项，Windows 单机实测 266 秒）</w:t>
       </w:r>
     </w:p>
     <w:p>
       <w:pPr>
-        <w:spacing w:after="100" w:line="336" w:lineRule="auto"/>
+        <w:spacing w:before="80" w:after="80" w:line="276" w:lineRule="auto"/>
       </w:pPr>
       <w:r>
         <w:rPr>
@@ -5900,7 +5252,6 @@
         <w:rPr>
           <w:rFonts w:ascii="Calibri" w:hAnsi="Calibri" w:eastAsia="宋体"/>
           <w:b w:val="0"/>
-          <w:i w:val="0"/>
           <w:color w:val="999999"/>
           <w:sz w:val="18"/>
         </w:rPr>
@@ -5909,17 +5260,29 @@
     </w:p>
     <w:p>
       <w:pPr>
-        <w:pStyle w:val="Heading2"/>
+        <w:pStyle w:val="Heading1"/>
       </w:pPr>
       <w:r>
+        <w:rPr>
+          <w:rFonts w:ascii="Calibri" w:hAnsi="Calibri" w:eastAsia="宋体"/>
+          <w:b/>
+          <w:color w:val="6C2BD9"/>
+          <w:sz w:val="28"/>
+        </w:rPr>
         <w:t>7. AI Skills 平台测试</w:t>
       </w:r>
     </w:p>
     <w:p>
       <w:pPr>
-        <w:pStyle w:val="Heading3"/>
+        <w:pStyle w:val="Heading2"/>
       </w:pPr>
       <w:r>
+        <w:rPr>
+          <w:rFonts w:ascii="Calibri" w:hAnsi="Calibri" w:eastAsia="宋体"/>
+          <w:b/>
+          <w:color w:val="6C2BD9"/>
+          <w:sz w:val="24"/>
+        </w:rPr>
         <w:t>7.1 API 端点测试</w:t>
       </w:r>
     </w:p>
@@ -5931,33 +5294,27 @@
         <w:tblLook w:firstColumn="1" w:firstRow="1" w:lastColumn="0" w:lastRow="0" w:noHBand="0" w:noVBand="1" w:val="04A0"/>
       </w:tblPr>
       <w:tblGrid>
-        <w:gridCol w:w="2379"/>
-        <w:gridCol w:w="2379"/>
-        <w:gridCol w:w="2379"/>
-        <w:gridCol w:w="2379"/>
+        <w:gridCol w:w="2160"/>
+        <w:gridCol w:w="2160"/>
+        <w:gridCol w:w="2160"/>
+        <w:gridCol w:w="2160"/>
       </w:tblGrid>
       <w:tr>
         <w:tc>
           <w:tcPr>
-            <w:tcW w:type="dxa" w:w="2379"/>
-            <w:shd w:val="clear" w:color="auto" w:fill="6C2BD9"/>
+            <w:tcW w:type="dxa" w:w="2160"/>
           </w:tcPr>
           <w:p>
             <w:pPr>
-              <w:spacing w:after="40" w:before="40"/>
+              <w:spacing w:before="40" w:after="40"/>
             </w:pPr>
-            <w:r>
-              <w:rPr>
-                <w:b/>
-              </w:rPr>
-            </w:r>
             <w:r>
               <w:rPr>
                 <w:rFonts w:ascii="Calibri" w:hAnsi="Calibri" w:eastAsia="宋体"/>
                 <w:b/>
                 <w:i w:val="0"/>
-                <w:color w:val="FFFFFF"/>
-                <w:sz w:val="20"/>
+                <w:color w:val="1A1A2E"/>
+                <w:sz w:val="18"/>
               </w:rPr>
               <w:t>端点</w:t>
             </w:r>
@@ -5965,25 +5322,19 @@
         </w:tc>
         <w:tc>
           <w:tcPr>
-            <w:tcW w:type="dxa" w:w="2379"/>
-            <w:shd w:val="clear" w:color="auto" w:fill="6C2BD9"/>
+            <w:tcW w:type="dxa" w:w="2160"/>
           </w:tcPr>
           <w:p>
             <w:pPr>
-              <w:spacing w:after="40" w:before="40"/>
+              <w:spacing w:before="40" w:after="40"/>
             </w:pPr>
-            <w:r>
-              <w:rPr>
-                <w:b/>
-              </w:rPr>
-            </w:r>
             <w:r>
               <w:rPr>
                 <w:rFonts w:ascii="Calibri" w:hAnsi="Calibri" w:eastAsia="宋体"/>
                 <w:b/>
                 <w:i w:val="0"/>
-                <w:color w:val="FFFFFF"/>
-                <w:sz w:val="20"/>
+                <w:color w:val="1A1A2E"/>
+                <w:sz w:val="18"/>
               </w:rPr>
               <w:t>方法</w:t>
             </w:r>
@@ -5991,25 +5342,19 @@
         </w:tc>
         <w:tc>
           <w:tcPr>
-            <w:tcW w:type="dxa" w:w="2379"/>
-            <w:shd w:val="clear" w:color="auto" w:fill="6C2BD9"/>
+            <w:tcW w:type="dxa" w:w="2160"/>
           </w:tcPr>
           <w:p>
             <w:pPr>
-              <w:spacing w:after="40" w:before="40"/>
+              <w:spacing w:before="40" w:after="40"/>
             </w:pPr>
-            <w:r>
-              <w:rPr>
-                <w:b/>
-              </w:rPr>
-            </w:r>
             <w:r>
               <w:rPr>
                 <w:rFonts w:ascii="Calibri" w:hAnsi="Calibri" w:eastAsia="宋体"/>
                 <w:b/>
                 <w:i w:val="0"/>
-                <w:color w:val="FFFFFF"/>
-                <w:sz w:val="20"/>
+                <w:color w:val="1A1A2E"/>
+                <w:sz w:val="18"/>
               </w:rPr>
               <w:t>测试内容</w:t>
             </w:r>
@@ -6017,25 +5362,19 @@
         </w:tc>
         <w:tc>
           <w:tcPr>
-            <w:tcW w:type="dxa" w:w="2379"/>
-            <w:shd w:val="clear" w:color="auto" w:fill="6C2BD9"/>
+            <w:tcW w:type="dxa" w:w="2160"/>
           </w:tcPr>
           <w:p>
             <w:pPr>
-              <w:spacing w:after="40" w:before="40"/>
+              <w:spacing w:before="40" w:after="40"/>
             </w:pPr>
-            <w:r>
-              <w:rPr>
-                <w:b/>
-              </w:rPr>
-            </w:r>
             <w:r>
               <w:rPr>
                 <w:rFonts w:ascii="Calibri" w:hAnsi="Calibri" w:eastAsia="宋体"/>
                 <w:b/>
                 <w:i w:val="0"/>
-                <w:color w:val="FFFFFF"/>
-                <w:sz w:val="20"/>
+                <w:color w:val="1A1A2E"/>
+                <w:sz w:val="18"/>
               </w:rPr>
               <w:t>状态</w:t>
             </w:r>
@@ -6045,20 +5384,19 @@
       <w:tr>
         <w:tc>
           <w:tcPr>
-            <w:tcW w:type="dxa" w:w="2379"/>
+            <w:tcW w:type="dxa" w:w="2160"/>
           </w:tcPr>
           <w:p>
             <w:pPr>
-              <w:spacing w:after="40" w:before="40"/>
+              <w:spacing w:before="40" w:after="40"/>
             </w:pPr>
-            <w:r/>
             <w:r>
               <w:rPr>
                 <w:rFonts w:ascii="Consolas" w:hAnsi="Consolas" w:eastAsia="Consolas"/>
                 <w:b w:val="0"/>
                 <w:i w:val="0"/>
-                <w:color w:val="C53AE8"/>
-                <w:sz w:val="18"/>
+                <w:color w:val="1A1A2E"/>
+                <w:sz w:val="17"/>
               </w:rPr>
               <w:t>/api/skills/create</w:t>
             </w:r>
@@ -6066,20 +5404,19 @@
         </w:tc>
         <w:tc>
           <w:tcPr>
-            <w:tcW w:type="dxa" w:w="2379"/>
+            <w:tcW w:type="dxa" w:w="2160"/>
           </w:tcPr>
           <w:p>
             <w:pPr>
-              <w:spacing w:after="40" w:before="40"/>
+              <w:spacing w:before="40" w:after="40"/>
             </w:pPr>
-            <w:r/>
             <w:r>
               <w:rPr>
                 <w:rFonts w:ascii="Calibri" w:hAnsi="Calibri" w:eastAsia="宋体"/>
                 <w:b w:val="0"/>
                 <w:i w:val="0"/>
                 <w:color w:val="1A1A2E"/>
-                <w:sz w:val="19"/>
+                <w:sz w:val="18"/>
               </w:rPr>
               <w:t>POST</w:t>
             </w:r>
@@ -6087,20 +5424,19 @@
         </w:tc>
         <w:tc>
           <w:tcPr>
-            <w:tcW w:type="dxa" w:w="2379"/>
+            <w:tcW w:type="dxa" w:w="2160"/>
           </w:tcPr>
           <w:p>
             <w:pPr>
-              <w:spacing w:after="40" w:before="40"/>
+              <w:spacing w:before="40" w:after="40"/>
             </w:pPr>
-            <w:r/>
             <w:r>
               <w:rPr>
                 <w:rFonts w:ascii="Calibri" w:hAnsi="Calibri" w:eastAsia="宋体"/>
                 <w:b w:val="0"/>
                 <w:i w:val="0"/>
                 <w:color w:val="1A1A2E"/>
-                <w:sz w:val="19"/>
+                <w:sz w:val="18"/>
               </w:rPr>
               <w:t>创建技能（含JSON body）</w:t>
             </w:r>
@@ -6108,20 +5444,19 @@
         </w:tc>
         <w:tc>
           <w:tcPr>
-            <w:tcW w:type="dxa" w:w="2379"/>
+            <w:tcW w:type="dxa" w:w="2160"/>
           </w:tcPr>
           <w:p>
             <w:pPr>
-              <w:spacing w:after="40" w:before="40"/>
+              <w:spacing w:before="40" w:after="40"/>
             </w:pPr>
-            <w:r/>
             <w:r>
               <w:rPr>
                 <w:rFonts w:ascii="Calibri" w:hAnsi="Calibri" w:eastAsia="宋体"/>
                 <w:b w:val="0"/>
                 <w:i w:val="0"/>
                 <w:color w:val="1A1A2E"/>
-                <w:sz w:val="19"/>
+                <w:sz w:val="18"/>
               </w:rPr>
               <w:t>✅</w:t>
             </w:r>
@@ -6131,21 +5466,19 @@
       <w:tr>
         <w:tc>
           <w:tcPr>
-            <w:tcW w:type="dxa" w:w="2379"/>
-            <w:shd w:val="clear" w:color="auto" w:fill="F4F2FA"/>
+            <w:tcW w:type="dxa" w:w="2160"/>
           </w:tcPr>
           <w:p>
             <w:pPr>
-              <w:spacing w:after="40" w:before="40"/>
+              <w:spacing w:before="40" w:after="40"/>
             </w:pPr>
-            <w:r/>
             <w:r>
               <w:rPr>
                 <w:rFonts w:ascii="Consolas" w:hAnsi="Consolas" w:eastAsia="Consolas"/>
                 <w:b w:val="0"/>
                 <w:i w:val="0"/>
-                <w:color w:val="C53AE8"/>
-                <w:sz w:val="18"/>
+                <w:color w:val="1A1A2E"/>
+                <w:sz w:val="17"/>
               </w:rPr>
               <w:t>/api/skills/get/{id}</w:t>
             </w:r>
@@ -6153,21 +5486,19 @@
         </w:tc>
         <w:tc>
           <w:tcPr>
-            <w:tcW w:type="dxa" w:w="2379"/>
-            <w:shd w:val="clear" w:color="auto" w:fill="F4F2FA"/>
+            <w:tcW w:type="dxa" w:w="2160"/>
           </w:tcPr>
           <w:p>
             <w:pPr>
-              <w:spacing w:after="40" w:before="40"/>
+              <w:spacing w:before="40" w:after="40"/>
             </w:pPr>
-            <w:r/>
             <w:r>
               <w:rPr>
                 <w:rFonts w:ascii="Calibri" w:hAnsi="Calibri" w:eastAsia="宋体"/>
                 <w:b w:val="0"/>
                 <w:i w:val="0"/>
                 <w:color w:val="1A1A2E"/>
-                <w:sz w:val="19"/>
+                <w:sz w:val="18"/>
               </w:rPr>
               <w:t>GET</w:t>
             </w:r>
@@ -6175,21 +5506,19 @@
         </w:tc>
         <w:tc>
           <w:tcPr>
-            <w:tcW w:type="dxa" w:w="2379"/>
-            <w:shd w:val="clear" w:color="auto" w:fill="F4F2FA"/>
+            <w:tcW w:type="dxa" w:w="2160"/>
           </w:tcPr>
           <w:p>
             <w:pPr>
-              <w:spacing w:after="40" w:before="40"/>
+              <w:spacing w:before="40" w:after="40"/>
             </w:pPr>
-            <w:r/>
             <w:r>
               <w:rPr>
                 <w:rFonts w:ascii="Calibri" w:hAnsi="Calibri" w:eastAsia="宋体"/>
                 <w:b w:val="0"/>
                 <w:i w:val="0"/>
                 <w:color w:val="1A1A2E"/>
-                <w:sz w:val="19"/>
+                <w:sz w:val="18"/>
               </w:rPr>
               <w:t>获取技能详情</w:t>
             </w:r>
@@ -6197,21 +5526,19 @@
         </w:tc>
         <w:tc>
           <w:tcPr>
-            <w:tcW w:type="dxa" w:w="2379"/>
-            <w:shd w:val="clear" w:color="auto" w:fill="F4F2FA"/>
+            <w:tcW w:type="dxa" w:w="2160"/>
           </w:tcPr>
           <w:p>
             <w:pPr>
-              <w:spacing w:after="40" w:before="40"/>
+              <w:spacing w:before="40" w:after="40"/>
             </w:pPr>
-            <w:r/>
             <w:r>
               <w:rPr>
                 <w:rFonts w:ascii="Calibri" w:hAnsi="Calibri" w:eastAsia="宋体"/>
                 <w:b w:val="0"/>
                 <w:i w:val="0"/>
                 <w:color w:val="1A1A2E"/>
-                <w:sz w:val="19"/>
+                <w:sz w:val="18"/>
               </w:rPr>
               <w:t>✅</w:t>
             </w:r>
@@ -6221,20 +5548,19 @@
       <w:tr>
         <w:tc>
           <w:tcPr>
-            <w:tcW w:type="dxa" w:w="2379"/>
+            <w:tcW w:type="dxa" w:w="2160"/>
           </w:tcPr>
           <w:p>
             <w:pPr>
-              <w:spacing w:after="40" w:before="40"/>
+              <w:spacing w:before="40" w:after="40"/>
             </w:pPr>
-            <w:r/>
             <w:r>
               <w:rPr>
                 <w:rFonts w:ascii="Consolas" w:hAnsi="Consolas" w:eastAsia="Consolas"/>
                 <w:b w:val="0"/>
                 <w:i w:val="0"/>
-                <w:color w:val="C53AE8"/>
-                <w:sz w:val="18"/>
+                <w:color w:val="1A1A2E"/>
+                <w:sz w:val="17"/>
               </w:rPr>
               <w:t>/api/skills/update/{id}</w:t>
             </w:r>
@@ -6242,20 +5568,19 @@
         </w:tc>
         <w:tc>
           <w:tcPr>
-            <w:tcW w:type="dxa" w:w="2379"/>
+            <w:tcW w:type="dxa" w:w="2160"/>
           </w:tcPr>
           <w:p>
             <w:pPr>
-              <w:spacing w:after="40" w:before="40"/>
+              <w:spacing w:before="40" w:after="40"/>
             </w:pPr>
-            <w:r/>
             <w:r>
               <w:rPr>
                 <w:rFonts w:ascii="Calibri" w:hAnsi="Calibri" w:eastAsia="宋体"/>
                 <w:b w:val="0"/>
                 <w:i w:val="0"/>
                 <w:color w:val="1A1A2E"/>
-                <w:sz w:val="19"/>
+                <w:sz w:val="18"/>
               </w:rPr>
               <w:t>POST</w:t>
             </w:r>
@@ -6263,20 +5588,19 @@
         </w:tc>
         <w:tc>
           <w:tcPr>
-            <w:tcW w:type="dxa" w:w="2379"/>
+            <w:tcW w:type="dxa" w:w="2160"/>
           </w:tcPr>
           <w:p>
             <w:pPr>
-              <w:spacing w:after="40" w:before="40"/>
+              <w:spacing w:before="40" w:after="40"/>
             </w:pPr>
-            <w:r/>
             <w:r>
               <w:rPr>
                 <w:rFonts w:ascii="Calibri" w:hAnsi="Calibri" w:eastAsia="宋体"/>
                 <w:b w:val="0"/>
                 <w:i w:val="0"/>
                 <w:color w:val="1A1A2E"/>
-                <w:sz w:val="19"/>
+                <w:sz w:val="18"/>
               </w:rPr>
               <w:t>更新技能（含JSON body）</w:t>
             </w:r>
@@ -6284,20 +5608,19 @@
         </w:tc>
         <w:tc>
           <w:tcPr>
-            <w:tcW w:type="dxa" w:w="2379"/>
+            <w:tcW w:type="dxa" w:w="2160"/>
           </w:tcPr>
           <w:p>
             <w:pPr>
-              <w:spacing w:after="40" w:before="40"/>
+              <w:spacing w:before="40" w:after="40"/>
             </w:pPr>
-            <w:r/>
             <w:r>
               <w:rPr>
                 <w:rFonts w:ascii="Calibri" w:hAnsi="Calibri" w:eastAsia="宋体"/>
                 <w:b w:val="0"/>
                 <w:i w:val="0"/>
                 <w:color w:val="1A1A2E"/>
-                <w:sz w:val="19"/>
+                <w:sz w:val="18"/>
               </w:rPr>
               <w:t>✅</w:t>
             </w:r>
@@ -6307,21 +5630,19 @@
       <w:tr>
         <w:tc>
           <w:tcPr>
-            <w:tcW w:type="dxa" w:w="2379"/>
-            <w:shd w:val="clear" w:color="auto" w:fill="F4F2FA"/>
+            <w:tcW w:type="dxa" w:w="2160"/>
           </w:tcPr>
           <w:p>
             <w:pPr>
-              <w:spacing w:after="40" w:before="40"/>
+              <w:spacing w:before="40" w:after="40"/>
             </w:pPr>
-            <w:r/>
             <w:r>
               <w:rPr>
                 <w:rFonts w:ascii="Consolas" w:hAnsi="Consolas" w:eastAsia="Consolas"/>
                 <w:b w:val="0"/>
                 <w:i w:val="0"/>
-                <w:color w:val="C53AE8"/>
-                <w:sz w:val="18"/>
+                <w:color w:val="1A1A2E"/>
+                <w:sz w:val="17"/>
               </w:rPr>
               <w:t>/api/skills/delete/{id}</w:t>
             </w:r>
@@ -6329,21 +5650,19 @@
         </w:tc>
         <w:tc>
           <w:tcPr>
-            <w:tcW w:type="dxa" w:w="2379"/>
-            <w:shd w:val="clear" w:color="auto" w:fill="F4F2FA"/>
+            <w:tcW w:type="dxa" w:w="2160"/>
           </w:tcPr>
           <w:p>
             <w:pPr>
-              <w:spacing w:after="40" w:before="40"/>
+              <w:spacing w:before="40" w:after="40"/>
             </w:pPr>
-            <w:r/>
             <w:r>
               <w:rPr>
                 <w:rFonts w:ascii="Calibri" w:hAnsi="Calibri" w:eastAsia="宋体"/>
                 <w:b w:val="0"/>
                 <w:i w:val="0"/>
                 <w:color w:val="1A1A2E"/>
-                <w:sz w:val="19"/>
+                <w:sz w:val="18"/>
               </w:rPr>
               <w:t>POST</w:t>
             </w:r>
@@ -6351,21 +5670,19 @@
         </w:tc>
         <w:tc>
           <w:tcPr>
-            <w:tcW w:type="dxa" w:w="2379"/>
-            <w:shd w:val="clear" w:color="auto" w:fill="F4F2FA"/>
+            <w:tcW w:type="dxa" w:w="2160"/>
           </w:tcPr>
           <w:p>
             <w:pPr>
-              <w:spacing w:after="40" w:before="40"/>
+              <w:spacing w:before="40" w:after="40"/>
             </w:pPr>
-            <w:r/>
             <w:r>
               <w:rPr>
                 <w:rFonts w:ascii="Calibri" w:hAnsi="Calibri" w:eastAsia="宋体"/>
                 <w:b w:val="0"/>
                 <w:i w:val="0"/>
                 <w:color w:val="1A1A2E"/>
-                <w:sz w:val="19"/>
+                <w:sz w:val="18"/>
               </w:rPr>
               <w:t>删除技能</w:t>
             </w:r>
@@ -6373,21 +5690,19 @@
         </w:tc>
         <w:tc>
           <w:tcPr>
-            <w:tcW w:type="dxa" w:w="2379"/>
-            <w:shd w:val="clear" w:color="auto" w:fill="F4F2FA"/>
+            <w:tcW w:type="dxa" w:w="2160"/>
           </w:tcPr>
           <w:p>
             <w:pPr>
-              <w:spacing w:after="40" w:before="40"/>
+              <w:spacing w:before="40" w:after="40"/>
             </w:pPr>
-            <w:r/>
             <w:r>
               <w:rPr>
                 <w:rFonts w:ascii="Calibri" w:hAnsi="Calibri" w:eastAsia="宋体"/>
                 <w:b w:val="0"/>
                 <w:i w:val="0"/>
                 <w:color w:val="1A1A2E"/>
-                <w:sz w:val="19"/>
+                <w:sz w:val="18"/>
               </w:rPr>
               <w:t>✅</w:t>
             </w:r>
@@ -6397,20 +5712,19 @@
       <w:tr>
         <w:tc>
           <w:tcPr>
-            <w:tcW w:type="dxa" w:w="2379"/>
+            <w:tcW w:type="dxa" w:w="2160"/>
           </w:tcPr>
           <w:p>
             <w:pPr>
-              <w:spacing w:after="40" w:before="40"/>
+              <w:spacing w:before="40" w:after="40"/>
             </w:pPr>
-            <w:r/>
             <w:r>
               <w:rPr>
                 <w:rFonts w:ascii="Consolas" w:hAnsi="Consolas" w:eastAsia="Consolas"/>
                 <w:b w:val="0"/>
                 <w:i w:val="0"/>
-                <w:color w:val="C53AE8"/>
-                <w:sz w:val="18"/>
+                <w:color w:val="1A1A2E"/>
+                <w:sz w:val="17"/>
               </w:rPr>
               <w:t>/api/skills/publish/{id}</w:t>
             </w:r>
@@ -6418,20 +5732,19 @@
         </w:tc>
         <w:tc>
           <w:tcPr>
-            <w:tcW w:type="dxa" w:w="2379"/>
+            <w:tcW w:type="dxa" w:w="2160"/>
           </w:tcPr>
           <w:p>
             <w:pPr>
-              <w:spacing w:after="40" w:before="40"/>
+              <w:spacing w:before="40" w:after="40"/>
             </w:pPr>
-            <w:r/>
             <w:r>
               <w:rPr>
                 <w:rFonts w:ascii="Calibri" w:hAnsi="Calibri" w:eastAsia="宋体"/>
                 <w:b w:val="0"/>
                 <w:i w:val="0"/>
                 <w:color w:val="1A1A2E"/>
-                <w:sz w:val="19"/>
+                <w:sz w:val="18"/>
               </w:rPr>
               <w:t>POST</w:t>
             </w:r>
@@ -6439,20 +5752,19 @@
         </w:tc>
         <w:tc>
           <w:tcPr>
-            <w:tcW w:type="dxa" w:w="2379"/>
+            <w:tcW w:type="dxa" w:w="2160"/>
           </w:tcPr>
           <w:p>
             <w:pPr>
-              <w:spacing w:after="40" w:before="40"/>
+              <w:spacing w:before="40" w:after="40"/>
             </w:pPr>
-            <w:r/>
             <w:r>
               <w:rPr>
                 <w:rFonts w:ascii="Calibri" w:hAnsi="Calibri" w:eastAsia="宋体"/>
                 <w:b w:val="0"/>
                 <w:i w:val="0"/>
                 <w:color w:val="1A1A2E"/>
-                <w:sz w:val="19"/>
+                <w:sz w:val="18"/>
               </w:rPr>
               <w:t>发布技能</w:t>
             </w:r>
@@ -6460,20 +5772,19 @@
         </w:tc>
         <w:tc>
           <w:tcPr>
-            <w:tcW w:type="dxa" w:w="2379"/>
+            <w:tcW w:type="dxa" w:w="2160"/>
           </w:tcPr>
           <w:p>
             <w:pPr>
-              <w:spacing w:after="40" w:before="40"/>
+              <w:spacing w:before="40" w:after="40"/>
             </w:pPr>
-            <w:r/>
             <w:r>
               <w:rPr>
                 <w:rFonts w:ascii="Calibri" w:hAnsi="Calibri" w:eastAsia="宋体"/>
                 <w:b w:val="0"/>
                 <w:i w:val="0"/>
                 <w:color w:val="1A1A2E"/>
-                <w:sz w:val="19"/>
+                <w:sz w:val="18"/>
               </w:rPr>
               <w:t>✅</w:t>
             </w:r>
@@ -6483,21 +5794,19 @@
       <w:tr>
         <w:tc>
           <w:tcPr>
-            <w:tcW w:type="dxa" w:w="2379"/>
-            <w:shd w:val="clear" w:color="auto" w:fill="F4F2FA"/>
+            <w:tcW w:type="dxa" w:w="2160"/>
           </w:tcPr>
           <w:p>
             <w:pPr>
-              <w:spacing w:after="40" w:before="40"/>
+              <w:spacing w:before="40" w:after="40"/>
             </w:pPr>
-            <w:r/>
             <w:r>
               <w:rPr>
                 <w:rFonts w:ascii="Consolas" w:hAnsi="Consolas" w:eastAsia="Consolas"/>
                 <w:b w:val="0"/>
                 <w:i w:val="0"/>
-                <w:color w:val="C53AE8"/>
-                <w:sz w:val="18"/>
+                <w:color w:val="1A1A2E"/>
+                <w:sz w:val="17"/>
               </w:rPr>
               <w:t>/api/skills/archive/{id}</w:t>
             </w:r>
@@ -6505,21 +5814,19 @@
         </w:tc>
         <w:tc>
           <w:tcPr>
-            <w:tcW w:type="dxa" w:w="2379"/>
-            <w:shd w:val="clear" w:color="auto" w:fill="F4F2FA"/>
+            <w:tcW w:type="dxa" w:w="2160"/>
           </w:tcPr>
           <w:p>
             <w:pPr>
-              <w:spacing w:after="40" w:before="40"/>
+              <w:spacing w:before="40" w:after="40"/>
             </w:pPr>
-            <w:r/>
             <w:r>
               <w:rPr>
                 <w:rFonts w:ascii="Calibri" w:hAnsi="Calibri" w:eastAsia="宋体"/>
                 <w:b w:val="0"/>
                 <w:i w:val="0"/>
                 <w:color w:val="1A1A2E"/>
-                <w:sz w:val="19"/>
+                <w:sz w:val="18"/>
               </w:rPr>
               <w:t>POST</w:t>
             </w:r>
@@ -6527,21 +5834,19 @@
         </w:tc>
         <w:tc>
           <w:tcPr>
-            <w:tcW w:type="dxa" w:w="2379"/>
-            <w:shd w:val="clear" w:color="auto" w:fill="F4F2FA"/>
+            <w:tcW w:type="dxa" w:w="2160"/>
           </w:tcPr>
           <w:p>
             <w:pPr>
-              <w:spacing w:after="40" w:before="40"/>
+              <w:spacing w:before="40" w:after="40"/>
             </w:pPr>
-            <w:r/>
             <w:r>
               <w:rPr>
                 <w:rFonts w:ascii="Calibri" w:hAnsi="Calibri" w:eastAsia="宋体"/>
                 <w:b w:val="0"/>
                 <w:i w:val="0"/>
                 <w:color w:val="1A1A2E"/>
-                <w:sz w:val="19"/>
+                <w:sz w:val="18"/>
               </w:rPr>
               <w:t>归档技能</w:t>
             </w:r>
@@ -6549,21 +5854,19 @@
         </w:tc>
         <w:tc>
           <w:tcPr>
-            <w:tcW w:type="dxa" w:w="2379"/>
-            <w:shd w:val="clear" w:color="auto" w:fill="F4F2FA"/>
+            <w:tcW w:type="dxa" w:w="2160"/>
           </w:tcPr>
           <w:p>
             <w:pPr>
-              <w:spacing w:after="40" w:before="40"/>
+              <w:spacing w:before="40" w:after="40"/>
             </w:pPr>
-            <w:r/>
             <w:r>
               <w:rPr>
                 <w:rFonts w:ascii="Calibri" w:hAnsi="Calibri" w:eastAsia="宋体"/>
                 <w:b w:val="0"/>
                 <w:i w:val="0"/>
                 <w:color w:val="1A1A2E"/>
-                <w:sz w:val="19"/>
+                <w:sz w:val="18"/>
               </w:rPr>
               <w:t>✅</w:t>
             </w:r>
@@ -6573,20 +5876,19 @@
       <w:tr>
         <w:tc>
           <w:tcPr>
-            <w:tcW w:type="dxa" w:w="2379"/>
+            <w:tcW w:type="dxa" w:w="2160"/>
           </w:tcPr>
           <w:p>
             <w:pPr>
-              <w:spacing w:after="40" w:before="40"/>
+              <w:spacing w:before="40" w:after="40"/>
             </w:pPr>
-            <w:r/>
             <w:r>
               <w:rPr>
                 <w:rFonts w:ascii="Consolas" w:hAnsi="Consolas" w:eastAsia="Consolas"/>
                 <w:b w:val="0"/>
                 <w:i w:val="0"/>
-                <w:color w:val="C53AE8"/>
-                <w:sz w:val="18"/>
+                <w:color w:val="1A1A2E"/>
+                <w:sz w:val="17"/>
               </w:rPr>
               <w:t>/api/skills/market</w:t>
             </w:r>
@@ -6594,20 +5896,19 @@
         </w:tc>
         <w:tc>
           <w:tcPr>
-            <w:tcW w:type="dxa" w:w="2379"/>
+            <w:tcW w:type="dxa" w:w="2160"/>
           </w:tcPr>
           <w:p>
             <w:pPr>
-              <w:spacing w:after="40" w:before="40"/>
+              <w:spacing w:before="40" w:after="40"/>
             </w:pPr>
-            <w:r/>
             <w:r>
               <w:rPr>
                 <w:rFonts w:ascii="Calibri" w:hAnsi="Calibri" w:eastAsia="宋体"/>
                 <w:b w:val="0"/>
                 <w:i w:val="0"/>
                 <w:color w:val="1A1A2E"/>
-                <w:sz w:val="19"/>
+                <w:sz w:val="18"/>
               </w:rPr>
               <w:t>GET</w:t>
             </w:r>
@@ -6615,20 +5916,19 @@
         </w:tc>
         <w:tc>
           <w:tcPr>
-            <w:tcW w:type="dxa" w:w="2379"/>
+            <w:tcW w:type="dxa" w:w="2160"/>
           </w:tcPr>
           <w:p>
             <w:pPr>
-              <w:spacing w:after="40" w:before="40"/>
+              <w:spacing w:before="40" w:after="40"/>
             </w:pPr>
-            <w:r/>
             <w:r>
               <w:rPr>
                 <w:rFonts w:ascii="Calibri" w:hAnsi="Calibri" w:eastAsia="宋体"/>
                 <w:b w:val="0"/>
                 <w:i w:val="0"/>
                 <w:color w:val="1A1A2E"/>
-                <w:sz w:val="19"/>
+                <w:sz w:val="18"/>
               </w:rPr>
               <w:t>市场浏览（过滤/搜索/排序）</w:t>
             </w:r>
@@ -6636,20 +5936,19 @@
         </w:tc>
         <w:tc>
           <w:tcPr>
-            <w:tcW w:type="dxa" w:w="2379"/>
+            <w:tcW w:type="dxa" w:w="2160"/>
           </w:tcPr>
           <w:p>
             <w:pPr>
-              <w:spacing w:after="40" w:before="40"/>
+              <w:spacing w:before="40" w:after="40"/>
             </w:pPr>
-            <w:r/>
             <w:r>
               <w:rPr>
                 <w:rFonts w:ascii="Calibri" w:hAnsi="Calibri" w:eastAsia="宋体"/>
                 <w:b w:val="0"/>
                 <w:i w:val="0"/>
                 <w:color w:val="1A1A2E"/>
-                <w:sz w:val="19"/>
+                <w:sz w:val="18"/>
               </w:rPr>
               <w:t>✅</w:t>
             </w:r>
@@ -6659,21 +5958,19 @@
       <w:tr>
         <w:tc>
           <w:tcPr>
-            <w:tcW w:type="dxa" w:w="2379"/>
-            <w:shd w:val="clear" w:color="auto" w:fill="F4F2FA"/>
+            <w:tcW w:type="dxa" w:w="2160"/>
           </w:tcPr>
           <w:p>
             <w:pPr>
-              <w:spacing w:after="40" w:before="40"/>
+              <w:spacing w:before="40" w:after="40"/>
             </w:pPr>
-            <w:r/>
             <w:r>
               <w:rPr>
                 <w:rFonts w:ascii="Consolas" w:hAnsi="Consolas" w:eastAsia="Consolas"/>
                 <w:b w:val="0"/>
                 <w:i w:val="0"/>
-                <w:color w:val="C53AE8"/>
-                <w:sz w:val="18"/>
+                <w:color w:val="1A1A2E"/>
+                <w:sz w:val="17"/>
               </w:rPr>
               <w:t>/api/skills/my</w:t>
             </w:r>
@@ -6681,21 +5978,19 @@
         </w:tc>
         <w:tc>
           <w:tcPr>
-            <w:tcW w:type="dxa" w:w="2379"/>
-            <w:shd w:val="clear" w:color="auto" w:fill="F4F2FA"/>
+            <w:tcW w:type="dxa" w:w="2160"/>
           </w:tcPr>
           <w:p>
             <w:pPr>
-              <w:spacing w:after="40" w:before="40"/>
+              <w:spacing w:before="40" w:after="40"/>
             </w:pPr>
-            <w:r/>
             <w:r>
               <w:rPr>
                 <w:rFonts w:ascii="Calibri" w:hAnsi="Calibri" w:eastAsia="宋体"/>
                 <w:b w:val="0"/>
                 <w:i w:val="0"/>
                 <w:color w:val="1A1A2E"/>
-                <w:sz w:val="19"/>
+                <w:sz w:val="18"/>
               </w:rPr>
               <w:t>GET</w:t>
             </w:r>
@@ -6703,21 +5998,19 @@
         </w:tc>
         <w:tc>
           <w:tcPr>
-            <w:tcW w:type="dxa" w:w="2379"/>
-            <w:shd w:val="clear" w:color="auto" w:fill="F4F2FA"/>
+            <w:tcW w:type="dxa" w:w="2160"/>
           </w:tcPr>
           <w:p>
             <w:pPr>
-              <w:spacing w:after="40" w:before="40"/>
+              <w:spacing w:before="40" w:after="40"/>
             </w:pPr>
-            <w:r/>
             <w:r>
               <w:rPr>
                 <w:rFonts w:ascii="Calibri" w:hAnsi="Calibri" w:eastAsia="宋体"/>
                 <w:b w:val="0"/>
                 <w:i w:val="0"/>
                 <w:color w:val="1A1A2E"/>
-                <w:sz w:val="19"/>
+                <w:sz w:val="18"/>
               </w:rPr>
               <w:t>我的技能列表</w:t>
             </w:r>
@@ -6725,21 +6018,19 @@
         </w:tc>
         <w:tc>
           <w:tcPr>
-            <w:tcW w:type="dxa" w:w="2379"/>
-            <w:shd w:val="clear" w:color="auto" w:fill="F4F2FA"/>
+            <w:tcW w:type="dxa" w:w="2160"/>
           </w:tcPr>
           <w:p>
             <w:pPr>
-              <w:spacing w:after="40" w:before="40"/>
+              <w:spacing w:before="40" w:after="40"/>
             </w:pPr>
-            <w:r/>
             <w:r>
               <w:rPr>
                 <w:rFonts w:ascii="Calibri" w:hAnsi="Calibri" w:eastAsia="宋体"/>
                 <w:b w:val="0"/>
                 <w:i w:val="0"/>
                 <w:color w:val="1A1A2E"/>
-                <w:sz w:val="19"/>
+                <w:sz w:val="18"/>
               </w:rPr>
               <w:t>✅</w:t>
             </w:r>
@@ -6749,20 +6040,19 @@
       <w:tr>
         <w:tc>
           <w:tcPr>
-            <w:tcW w:type="dxa" w:w="2379"/>
+            <w:tcW w:type="dxa" w:w="2160"/>
           </w:tcPr>
           <w:p>
             <w:pPr>
-              <w:spacing w:after="40" w:before="40"/>
+              <w:spacing w:before="40" w:after="40"/>
             </w:pPr>
-            <w:r/>
             <w:r>
               <w:rPr>
                 <w:rFonts w:ascii="Consolas" w:hAnsi="Consolas" w:eastAsia="Consolas"/>
                 <w:b w:val="0"/>
                 <w:i w:val="0"/>
-                <w:color w:val="C53AE8"/>
-                <w:sz w:val="18"/>
+                <w:color w:val="1A1A2E"/>
+                <w:sz w:val="17"/>
               </w:rPr>
               <w:t>/api/skills/official</w:t>
             </w:r>
@@ -6770,20 +6060,19 @@
         </w:tc>
         <w:tc>
           <w:tcPr>
-            <w:tcW w:type="dxa" w:w="2379"/>
+            <w:tcW w:type="dxa" w:w="2160"/>
           </w:tcPr>
           <w:p>
             <w:pPr>
-              <w:spacing w:after="40" w:before="40"/>
+              <w:spacing w:before="40" w:after="40"/>
             </w:pPr>
-            <w:r/>
             <w:r>
               <w:rPr>
                 <w:rFonts w:ascii="Calibri" w:hAnsi="Calibri" w:eastAsia="宋体"/>
                 <w:b w:val="0"/>
                 <w:i w:val="0"/>
                 <w:color w:val="1A1A2E"/>
-                <w:sz w:val="19"/>
+                <w:sz w:val="18"/>
               </w:rPr>
               <w:t>GET</w:t>
             </w:r>
@@ -6791,20 +6080,19 @@
         </w:tc>
         <w:tc>
           <w:tcPr>
-            <w:tcW w:type="dxa" w:w="2379"/>
+            <w:tcW w:type="dxa" w:w="2160"/>
           </w:tcPr>
           <w:p>
             <w:pPr>
-              <w:spacing w:after="40" w:before="40"/>
+              <w:spacing w:before="40" w:after="40"/>
             </w:pPr>
-            <w:r/>
             <w:r>
               <w:rPr>
                 <w:rFonts w:ascii="Calibri" w:hAnsi="Calibri" w:eastAsia="宋体"/>
                 <w:b w:val="0"/>
                 <w:i w:val="0"/>
                 <w:color w:val="1A1A2E"/>
-                <w:sz w:val="19"/>
+                <w:sz w:val="18"/>
               </w:rPr>
               <w:t>官方技能列表</w:t>
             </w:r>
@@ -6812,20 +6100,19 @@
         </w:tc>
         <w:tc>
           <w:tcPr>
-            <w:tcW w:type="dxa" w:w="2379"/>
+            <w:tcW w:type="dxa" w:w="2160"/>
           </w:tcPr>
           <w:p>
             <w:pPr>
-              <w:spacing w:after="40" w:before="40"/>
+              <w:spacing w:before="40" w:after="40"/>
             </w:pPr>
-            <w:r/>
             <w:r>
               <w:rPr>
                 <w:rFonts w:ascii="Calibri" w:hAnsi="Calibri" w:eastAsia="宋体"/>
                 <w:b w:val="0"/>
                 <w:i w:val="0"/>
                 <w:color w:val="1A1A2E"/>
-                <w:sz w:val="19"/>
+                <w:sz w:val="18"/>
               </w:rPr>
               <w:t>✅</w:t>
             </w:r>
@@ -6835,21 +6122,19 @@
       <w:tr>
         <w:tc>
           <w:tcPr>
-            <w:tcW w:type="dxa" w:w="2379"/>
-            <w:shd w:val="clear" w:color="auto" w:fill="F4F2FA"/>
+            <w:tcW w:type="dxa" w:w="2160"/>
           </w:tcPr>
           <w:p>
             <w:pPr>
-              <w:spacing w:after="40" w:before="40"/>
+              <w:spacing w:before="40" w:after="40"/>
             </w:pPr>
-            <w:r/>
             <w:r>
               <w:rPr>
                 <w:rFonts w:ascii="Consolas" w:hAnsi="Consolas" w:eastAsia="Consolas"/>
                 <w:b w:val="0"/>
                 <w:i w:val="0"/>
-                <w:color w:val="C53AE8"/>
-                <w:sz w:val="18"/>
+                <w:color w:val="1A1A2E"/>
+                <w:sz w:val="17"/>
               </w:rPr>
               <w:t>/api/skills/rate/{id}</w:t>
             </w:r>
@@ -6857,21 +6142,19 @@
         </w:tc>
         <w:tc>
           <w:tcPr>
-            <w:tcW w:type="dxa" w:w="2379"/>
-            <w:shd w:val="clear" w:color="auto" w:fill="F4F2FA"/>
+            <w:tcW w:type="dxa" w:w="2160"/>
           </w:tcPr>
           <w:p>
             <w:pPr>
-              <w:spacing w:after="40" w:before="40"/>
+              <w:spacing w:before="40" w:after="40"/>
             </w:pPr>
-            <w:r/>
             <w:r>
               <w:rPr>
                 <w:rFonts w:ascii="Calibri" w:hAnsi="Calibri" w:eastAsia="宋体"/>
                 <w:b w:val="0"/>
                 <w:i w:val="0"/>
                 <w:color w:val="1A1A2E"/>
-                <w:sz w:val="19"/>
+                <w:sz w:val="18"/>
               </w:rPr>
               <w:t>POST</w:t>
             </w:r>
@@ -6879,21 +6162,19 @@
         </w:tc>
         <w:tc>
           <w:tcPr>
-            <w:tcW w:type="dxa" w:w="2379"/>
-            <w:shd w:val="clear" w:color="auto" w:fill="F4F2FA"/>
+            <w:tcW w:type="dxa" w:w="2160"/>
           </w:tcPr>
           <w:p>
             <w:pPr>
-              <w:spacing w:after="40" w:before="40"/>
+              <w:spacing w:before="40" w:after="40"/>
             </w:pPr>
-            <w:r/>
             <w:r>
               <w:rPr>
                 <w:rFonts w:ascii="Calibri" w:hAnsi="Calibri" w:eastAsia="宋体"/>
                 <w:b w:val="0"/>
                 <w:i w:val="0"/>
                 <w:color w:val="1A1A2E"/>
-                <w:sz w:val="19"/>
+                <w:sz w:val="18"/>
               </w:rPr>
               <w:t>评价技能</w:t>
             </w:r>
@@ -6901,21 +6182,19 @@
         </w:tc>
         <w:tc>
           <w:tcPr>
-            <w:tcW w:type="dxa" w:w="2379"/>
-            <w:shd w:val="clear" w:color="auto" w:fill="F4F2FA"/>
+            <w:tcW w:type="dxa" w:w="2160"/>
           </w:tcPr>
           <w:p>
             <w:pPr>
-              <w:spacing w:after="40" w:before="40"/>
+              <w:spacing w:before="40" w:after="40"/>
             </w:pPr>
-            <w:r/>
             <w:r>
               <w:rPr>
                 <w:rFonts w:ascii="Calibri" w:hAnsi="Calibri" w:eastAsia="宋体"/>
                 <w:b w:val="0"/>
                 <w:i w:val="0"/>
                 <w:color w:val="1A1A2E"/>
-                <w:sz w:val="19"/>
+                <w:sz w:val="18"/>
               </w:rPr>
               <w:t>✅</w:t>
             </w:r>
@@ -6925,20 +6204,19 @@
       <w:tr>
         <w:tc>
           <w:tcPr>
-            <w:tcW w:type="dxa" w:w="2379"/>
+            <w:tcW w:type="dxa" w:w="2160"/>
           </w:tcPr>
           <w:p>
             <w:pPr>
-              <w:spacing w:after="40" w:before="40"/>
+              <w:spacing w:before="40" w:after="40"/>
             </w:pPr>
-            <w:r/>
             <w:r>
               <w:rPr>
                 <w:rFonts w:ascii="Consolas" w:hAnsi="Consolas" w:eastAsia="Consolas"/>
                 <w:b w:val="0"/>
                 <w:i w:val="0"/>
-                <w:color w:val="C53AE8"/>
-                <w:sz w:val="18"/>
+                <w:color w:val="1A1A2E"/>
+                <w:sz w:val="17"/>
               </w:rPr>
               <w:t>/api/skills/ratings/{id}</w:t>
             </w:r>
@@ -6946,20 +6224,19 @@
         </w:tc>
         <w:tc>
           <w:tcPr>
-            <w:tcW w:type="dxa" w:w="2379"/>
+            <w:tcW w:type="dxa" w:w="2160"/>
           </w:tcPr>
           <w:p>
             <w:pPr>
-              <w:spacing w:after="40" w:before="40"/>
+              <w:spacing w:before="40" w:after="40"/>
             </w:pPr>
-            <w:r/>
             <w:r>
               <w:rPr>
                 <w:rFonts w:ascii="Calibri" w:hAnsi="Calibri" w:eastAsia="宋体"/>
                 <w:b w:val="0"/>
                 <w:i w:val="0"/>
                 <w:color w:val="1A1A2E"/>
-                <w:sz w:val="19"/>
+                <w:sz w:val="18"/>
               </w:rPr>
               <w:t>GET</w:t>
             </w:r>
@@ -6967,20 +6244,19 @@
         </w:tc>
         <w:tc>
           <w:tcPr>
-            <w:tcW w:type="dxa" w:w="2379"/>
+            <w:tcW w:type="dxa" w:w="2160"/>
           </w:tcPr>
           <w:p>
             <w:pPr>
-              <w:spacing w:after="40" w:before="40"/>
+              <w:spacing w:before="40" w:after="40"/>
             </w:pPr>
-            <w:r/>
             <w:r>
               <w:rPr>
                 <w:rFonts w:ascii="Calibri" w:hAnsi="Calibri" w:eastAsia="宋体"/>
                 <w:b w:val="0"/>
                 <w:i w:val="0"/>
                 <w:color w:val="1A1A2E"/>
-                <w:sz w:val="19"/>
+                <w:sz w:val="18"/>
               </w:rPr>
               <w:t>评价列表</w:t>
             </w:r>
@@ -6988,20 +6264,19 @@
         </w:tc>
         <w:tc>
           <w:tcPr>
-            <w:tcW w:type="dxa" w:w="2379"/>
+            <w:tcW w:type="dxa" w:w="2160"/>
           </w:tcPr>
           <w:p>
             <w:pPr>
-              <w:spacing w:after="40" w:before="40"/>
+              <w:spacing w:before="40" w:after="40"/>
             </w:pPr>
-            <w:r/>
             <w:r>
               <w:rPr>
                 <w:rFonts w:ascii="Calibri" w:hAnsi="Calibri" w:eastAsia="宋体"/>
                 <w:b w:val="0"/>
                 <w:i w:val="0"/>
                 <w:color w:val="1A1A2E"/>
-                <w:sz w:val="19"/>
+                <w:sz w:val="18"/>
               </w:rPr>
               <w:t>✅</w:t>
             </w:r>
@@ -7011,21 +6286,19 @@
       <w:tr>
         <w:tc>
           <w:tcPr>
-            <w:tcW w:type="dxa" w:w="2379"/>
-            <w:shd w:val="clear" w:color="auto" w:fill="F4F2FA"/>
+            <w:tcW w:type="dxa" w:w="2160"/>
           </w:tcPr>
           <w:p>
             <w:pPr>
-              <w:spacing w:after="40" w:before="40"/>
+              <w:spacing w:before="40" w:after="40"/>
             </w:pPr>
-            <w:r/>
             <w:r>
               <w:rPr>
                 <w:rFonts w:ascii="Consolas" w:hAnsi="Consolas" w:eastAsia="Consolas"/>
                 <w:b w:val="0"/>
                 <w:i w:val="0"/>
-                <w:color w:val="C53AE8"/>
-                <w:sz w:val="18"/>
+                <w:color w:val="1A1A2E"/>
+                <w:sz w:val="17"/>
               </w:rPr>
               <w:t>/api/skills/favorite/{id}</w:t>
             </w:r>
@@ -7033,21 +6306,19 @@
         </w:tc>
         <w:tc>
           <w:tcPr>
-            <w:tcW w:type="dxa" w:w="2379"/>
-            <w:shd w:val="clear" w:color="auto" w:fill="F4F2FA"/>
+            <w:tcW w:type="dxa" w:w="2160"/>
           </w:tcPr>
           <w:p>
             <w:pPr>
-              <w:spacing w:after="40" w:before="40"/>
+              <w:spacing w:before="40" w:after="40"/>
             </w:pPr>
-            <w:r/>
             <w:r>
               <w:rPr>
                 <w:rFonts w:ascii="Calibri" w:hAnsi="Calibri" w:eastAsia="宋体"/>
                 <w:b w:val="0"/>
                 <w:i w:val="0"/>
                 <w:color w:val="1A1A2E"/>
-                <w:sz w:val="19"/>
+                <w:sz w:val="18"/>
               </w:rPr>
               <w:t>POST</w:t>
             </w:r>
@@ -7055,21 +6326,19 @@
         </w:tc>
         <w:tc>
           <w:tcPr>
-            <w:tcW w:type="dxa" w:w="2379"/>
-            <w:shd w:val="clear" w:color="auto" w:fill="F4F2FA"/>
+            <w:tcW w:type="dxa" w:w="2160"/>
           </w:tcPr>
           <w:p>
             <w:pPr>
-              <w:spacing w:after="40" w:before="40"/>
+              <w:spacing w:before="40" w:after="40"/>
             </w:pPr>
-            <w:r/>
             <w:r>
               <w:rPr>
                 <w:rFonts w:ascii="Calibri" w:hAnsi="Calibri" w:eastAsia="宋体"/>
                 <w:b w:val="0"/>
                 <w:i w:val="0"/>
                 <w:color w:val="1A1A2E"/>
-                <w:sz w:val="19"/>
+                <w:sz w:val="18"/>
               </w:rPr>
               <w:t>收藏技能</w:t>
             </w:r>
@@ -7077,21 +6346,19 @@
         </w:tc>
         <w:tc>
           <w:tcPr>
-            <w:tcW w:type="dxa" w:w="2379"/>
-            <w:shd w:val="clear" w:color="auto" w:fill="F4F2FA"/>
+            <w:tcW w:type="dxa" w:w="2160"/>
           </w:tcPr>
           <w:p>
             <w:pPr>
-              <w:spacing w:after="40" w:before="40"/>
+              <w:spacing w:before="40" w:after="40"/>
             </w:pPr>
-            <w:r/>
             <w:r>
               <w:rPr>
                 <w:rFonts w:ascii="Calibri" w:hAnsi="Calibri" w:eastAsia="宋体"/>
                 <w:b w:val="0"/>
                 <w:i w:val="0"/>
                 <w:color w:val="1A1A2E"/>
-                <w:sz w:val="19"/>
+                <w:sz w:val="18"/>
               </w:rPr>
               <w:t>✅</w:t>
             </w:r>
@@ -7101,20 +6368,19 @@
       <w:tr>
         <w:tc>
           <w:tcPr>
-            <w:tcW w:type="dxa" w:w="2379"/>
+            <w:tcW w:type="dxa" w:w="2160"/>
           </w:tcPr>
           <w:p>
             <w:pPr>
-              <w:spacing w:after="40" w:before="40"/>
+              <w:spacing w:before="40" w:after="40"/>
             </w:pPr>
-            <w:r/>
             <w:r>
               <w:rPr>
                 <w:rFonts w:ascii="Consolas" w:hAnsi="Consolas" w:eastAsia="Consolas"/>
                 <w:b w:val="0"/>
                 <w:i w:val="0"/>
-                <w:color w:val="C53AE8"/>
-                <w:sz w:val="18"/>
+                <w:color w:val="1A1A2E"/>
+                <w:sz w:val="17"/>
               </w:rPr>
               <w:t>/api/skills/unfavorite/{id}</w:t>
             </w:r>
@@ -7122,20 +6388,19 @@
         </w:tc>
         <w:tc>
           <w:tcPr>
-            <w:tcW w:type="dxa" w:w="2379"/>
+            <w:tcW w:type="dxa" w:w="2160"/>
           </w:tcPr>
           <w:p>
             <w:pPr>
-              <w:spacing w:after="40" w:before="40"/>
+              <w:spacing w:before="40" w:after="40"/>
             </w:pPr>
-            <w:r/>
             <w:r>
               <w:rPr>
                 <w:rFonts w:ascii="Calibri" w:hAnsi="Calibri" w:eastAsia="宋体"/>
                 <w:b w:val="0"/>
                 <w:i w:val="0"/>
                 <w:color w:val="1A1A2E"/>
-                <w:sz w:val="19"/>
+                <w:sz w:val="18"/>
               </w:rPr>
               <w:t>POST</w:t>
             </w:r>
@@ -7143,20 +6408,19 @@
         </w:tc>
         <w:tc>
           <w:tcPr>
-            <w:tcW w:type="dxa" w:w="2379"/>
+            <w:tcW w:type="dxa" w:w="2160"/>
           </w:tcPr>
           <w:p>
             <w:pPr>
-              <w:spacing w:after="40" w:before="40"/>
+              <w:spacing w:before="40" w:after="40"/>
             </w:pPr>
-            <w:r/>
             <w:r>
               <w:rPr>
                 <w:rFonts w:ascii="Calibri" w:hAnsi="Calibri" w:eastAsia="宋体"/>
                 <w:b w:val="0"/>
                 <w:i w:val="0"/>
                 <w:color w:val="1A1A2E"/>
-                <w:sz w:val="19"/>
+                <w:sz w:val="18"/>
               </w:rPr>
               <w:t>取消收藏</w:t>
             </w:r>
@@ -7164,20 +6428,19 @@
         </w:tc>
         <w:tc>
           <w:tcPr>
-            <w:tcW w:type="dxa" w:w="2379"/>
+            <w:tcW w:type="dxa" w:w="2160"/>
           </w:tcPr>
           <w:p>
             <w:pPr>
-              <w:spacing w:after="40" w:before="40"/>
+              <w:spacing w:before="40" w:after="40"/>
             </w:pPr>
-            <w:r/>
             <w:r>
               <w:rPr>
                 <w:rFonts w:ascii="Calibri" w:hAnsi="Calibri" w:eastAsia="宋体"/>
                 <w:b w:val="0"/>
                 <w:i w:val="0"/>
                 <w:color w:val="1A1A2E"/>
-                <w:sz w:val="19"/>
+                <w:sz w:val="18"/>
               </w:rPr>
               <w:t>✅</w:t>
             </w:r>
@@ -7187,21 +6450,19 @@
       <w:tr>
         <w:tc>
           <w:tcPr>
-            <w:tcW w:type="dxa" w:w="2379"/>
-            <w:shd w:val="clear" w:color="auto" w:fill="F4F2FA"/>
+            <w:tcW w:type="dxa" w:w="2160"/>
           </w:tcPr>
           <w:p>
             <w:pPr>
-              <w:spacing w:after="40" w:before="40"/>
+              <w:spacing w:before="40" w:after="40"/>
             </w:pPr>
-            <w:r/>
             <w:r>
               <w:rPr>
                 <w:rFonts w:ascii="Consolas" w:hAnsi="Consolas" w:eastAsia="Consolas"/>
                 <w:b w:val="0"/>
                 <w:i w:val="0"/>
-                <w:color w:val="C53AE8"/>
-                <w:sz w:val="18"/>
+                <w:color w:val="1A1A2E"/>
+                <w:sz w:val="17"/>
               </w:rPr>
               <w:t>/api/skills/favorites</w:t>
             </w:r>
@@ -7209,21 +6470,19 @@
         </w:tc>
         <w:tc>
           <w:tcPr>
-            <w:tcW w:type="dxa" w:w="2379"/>
-            <w:shd w:val="clear" w:color="auto" w:fill="F4F2FA"/>
+            <w:tcW w:type="dxa" w:w="2160"/>
           </w:tcPr>
           <w:p>
             <w:pPr>
-              <w:spacing w:after="40" w:before="40"/>
+              <w:spacing w:before="40" w:after="40"/>
             </w:pPr>
-            <w:r/>
             <w:r>
               <w:rPr>
                 <w:rFonts w:ascii="Calibri" w:hAnsi="Calibri" w:eastAsia="宋体"/>
                 <w:b w:val="0"/>
                 <w:i w:val="0"/>
                 <w:color w:val="1A1A2E"/>
-                <w:sz w:val="19"/>
+                <w:sz w:val="18"/>
               </w:rPr>
               <w:t>GET</w:t>
             </w:r>
@@ -7231,21 +6490,19 @@
         </w:tc>
         <w:tc>
           <w:tcPr>
-            <w:tcW w:type="dxa" w:w="2379"/>
-            <w:shd w:val="clear" w:color="auto" w:fill="F4F2FA"/>
+            <w:tcW w:type="dxa" w:w="2160"/>
           </w:tcPr>
           <w:p>
             <w:pPr>
-              <w:spacing w:after="40" w:before="40"/>
+              <w:spacing w:before="40" w:after="40"/>
             </w:pPr>
-            <w:r/>
             <w:r>
               <w:rPr>
                 <w:rFonts w:ascii="Calibri" w:hAnsi="Calibri" w:eastAsia="宋体"/>
                 <w:b w:val="0"/>
                 <w:i w:val="0"/>
                 <w:color w:val="1A1A2E"/>
-                <w:sz w:val="19"/>
+                <w:sz w:val="18"/>
               </w:rPr>
               <w:t>收藏列表</w:t>
             </w:r>
@@ -7253,21 +6510,19 @@
         </w:tc>
         <w:tc>
           <w:tcPr>
-            <w:tcW w:type="dxa" w:w="2379"/>
-            <w:shd w:val="clear" w:color="auto" w:fill="F4F2FA"/>
+            <w:tcW w:type="dxa" w:w="2160"/>
           </w:tcPr>
           <w:p>
             <w:pPr>
-              <w:spacing w:after="40" w:before="40"/>
+              <w:spacing w:before="40" w:after="40"/>
             </w:pPr>
-            <w:r/>
             <w:r>
               <w:rPr>
                 <w:rFonts w:ascii="Calibri" w:hAnsi="Calibri" w:eastAsia="宋体"/>
                 <w:b w:val="0"/>
                 <w:i w:val="0"/>
                 <w:color w:val="1A1A2E"/>
-                <w:sz w:val="19"/>
+                <w:sz w:val="18"/>
               </w:rPr>
               <w:t>✅</w:t>
             </w:r>
@@ -7277,20 +6532,19 @@
       <w:tr>
         <w:tc>
           <w:tcPr>
-            <w:tcW w:type="dxa" w:w="2379"/>
+            <w:tcW w:type="dxa" w:w="2160"/>
           </w:tcPr>
           <w:p>
             <w:pPr>
-              <w:spacing w:after="40" w:before="40"/>
+              <w:spacing w:before="40" w:after="40"/>
             </w:pPr>
-            <w:r/>
             <w:r>
               <w:rPr>
                 <w:rFonts w:ascii="Consolas" w:hAnsi="Consolas" w:eastAsia="Consolas"/>
                 <w:b w:val="0"/>
                 <w:i w:val="0"/>
-                <w:color w:val="C53AE8"/>
-                <w:sz w:val="18"/>
+                <w:color w:val="1A1A2E"/>
+                <w:sz w:val="17"/>
               </w:rPr>
               <w:t>/api/skills/favorited/{id}</w:t>
             </w:r>
@@ -7298,20 +6552,19 @@
         </w:tc>
         <w:tc>
           <w:tcPr>
-            <w:tcW w:type="dxa" w:w="2379"/>
+            <w:tcW w:type="dxa" w:w="2160"/>
           </w:tcPr>
           <w:p>
             <w:pPr>
-              <w:spacing w:after="40" w:before="40"/>
+              <w:spacing w:before="40" w:after="40"/>
             </w:pPr>
-            <w:r/>
             <w:r>
               <w:rPr>
                 <w:rFonts w:ascii="Calibri" w:hAnsi="Calibri" w:eastAsia="宋体"/>
                 <w:b w:val="0"/>
                 <w:i w:val="0"/>
                 <w:color w:val="1A1A2E"/>
-                <w:sz w:val="19"/>
+                <w:sz w:val="18"/>
               </w:rPr>
               <w:t>GET</w:t>
             </w:r>
@@ -7319,20 +6572,19 @@
         </w:tc>
         <w:tc>
           <w:tcPr>
-            <w:tcW w:type="dxa" w:w="2379"/>
+            <w:tcW w:type="dxa" w:w="2160"/>
           </w:tcPr>
           <w:p>
             <w:pPr>
-              <w:spacing w:after="40" w:before="40"/>
+              <w:spacing w:before="40" w:after="40"/>
             </w:pPr>
-            <w:r/>
             <w:r>
               <w:rPr>
                 <w:rFonts w:ascii="Calibri" w:hAnsi="Calibri" w:eastAsia="宋体"/>
                 <w:b w:val="0"/>
                 <w:i w:val="0"/>
                 <w:color w:val="1A1A2E"/>
-                <w:sz w:val="19"/>
+                <w:sz w:val="18"/>
               </w:rPr>
               <w:t>检查是否收藏</w:t>
             </w:r>
@@ -7340,20 +6592,19 @@
         </w:tc>
         <w:tc>
           <w:tcPr>
-            <w:tcW w:type="dxa" w:w="2379"/>
+            <w:tcW w:type="dxa" w:w="2160"/>
           </w:tcPr>
           <w:p>
             <w:pPr>
-              <w:spacing w:after="40" w:before="40"/>
+              <w:spacing w:before="40" w:after="40"/>
             </w:pPr>
-            <w:r/>
             <w:r>
               <w:rPr>
                 <w:rFonts w:ascii="Calibri" w:hAnsi="Calibri" w:eastAsia="宋体"/>
                 <w:b w:val="0"/>
                 <w:i w:val="0"/>
                 <w:color w:val="1A1A2E"/>
-                <w:sz w:val="19"/>
+                <w:sz w:val="18"/>
               </w:rPr>
               <w:t>✅</w:t>
             </w:r>
@@ -7363,21 +6614,19 @@
       <w:tr>
         <w:tc>
           <w:tcPr>
-            <w:tcW w:type="dxa" w:w="2379"/>
-            <w:shd w:val="clear" w:color="auto" w:fill="F4F2FA"/>
+            <w:tcW w:type="dxa" w:w="2160"/>
           </w:tcPr>
           <w:p>
             <w:pPr>
-              <w:spacing w:after="40" w:before="40"/>
+              <w:spacing w:before="40" w:after="40"/>
             </w:pPr>
-            <w:r/>
             <w:r>
               <w:rPr>
                 <w:rFonts w:ascii="Consolas" w:hAnsi="Consolas" w:eastAsia="Consolas"/>
                 <w:b w:val="0"/>
                 <w:i w:val="0"/>
-                <w:color w:val="C53AE8"/>
-                <w:sz w:val="18"/>
+                <w:color w:val="1A1A2E"/>
+                <w:sz w:val="17"/>
               </w:rPr>
               <w:t>/api/skills/stats</w:t>
             </w:r>
@@ -7385,21 +6634,19 @@
         </w:tc>
         <w:tc>
           <w:tcPr>
-            <w:tcW w:type="dxa" w:w="2379"/>
-            <w:shd w:val="clear" w:color="auto" w:fill="F4F2FA"/>
+            <w:tcW w:type="dxa" w:w="2160"/>
           </w:tcPr>
           <w:p>
             <w:pPr>
-              <w:spacing w:after="40" w:before="40"/>
+              <w:spacing w:before="40" w:after="40"/>
             </w:pPr>
-            <w:r/>
             <w:r>
               <w:rPr>
                 <w:rFonts w:ascii="Calibri" w:hAnsi="Calibri" w:eastAsia="宋体"/>
                 <w:b w:val="0"/>
                 <w:i w:val="0"/>
                 <w:color w:val="1A1A2E"/>
-                <w:sz w:val="19"/>
+                <w:sz w:val="18"/>
               </w:rPr>
               <w:t>GET</w:t>
             </w:r>
@@ -7407,21 +6654,19 @@
         </w:tc>
         <w:tc>
           <w:tcPr>
-            <w:tcW w:type="dxa" w:w="2379"/>
-            <w:shd w:val="clear" w:color="auto" w:fill="F4F2FA"/>
+            <w:tcW w:type="dxa" w:w="2160"/>
           </w:tcPr>
           <w:p>
             <w:pPr>
-              <w:spacing w:after="40" w:before="40"/>
+              <w:spacing w:before="40" w:after="40"/>
             </w:pPr>
-            <w:r/>
             <w:r>
               <w:rPr>
                 <w:rFonts w:ascii="Calibri" w:hAnsi="Calibri" w:eastAsia="宋体"/>
                 <w:b w:val="0"/>
                 <w:i w:val="0"/>
                 <w:color w:val="1A1A2E"/>
-                <w:sz w:val="19"/>
+                <w:sz w:val="18"/>
               </w:rPr>
               <w:t>创作者统计</w:t>
             </w:r>
@@ -7429,21 +6674,19 @@
         </w:tc>
         <w:tc>
           <w:tcPr>
-            <w:tcW w:type="dxa" w:w="2379"/>
-            <w:shd w:val="clear" w:color="auto" w:fill="F4F2FA"/>
+            <w:tcW w:type="dxa" w:w="2160"/>
           </w:tcPr>
           <w:p>
             <w:pPr>
-              <w:spacing w:after="40" w:before="40"/>
+              <w:spacing w:before="40" w:after="40"/>
             </w:pPr>
-            <w:r/>
             <w:r>
               <w:rPr>
                 <w:rFonts w:ascii="Calibri" w:hAnsi="Calibri" w:eastAsia="宋体"/>
                 <w:b w:val="0"/>
                 <w:i w:val="0"/>
                 <w:color w:val="1A1A2E"/>
-                <w:sz w:val="19"/>
+                <w:sz w:val="18"/>
               </w:rPr>
               <w:t>✅</w:t>
             </w:r>
@@ -7453,20 +6696,19 @@
       <w:tr>
         <w:tc>
           <w:tcPr>
-            <w:tcW w:type="dxa" w:w="2379"/>
+            <w:tcW w:type="dxa" w:w="2160"/>
           </w:tcPr>
           <w:p>
             <w:pPr>
-              <w:spacing w:after="40" w:before="40"/>
+              <w:spacing w:before="40" w:after="40"/>
             </w:pPr>
-            <w:r/>
             <w:r>
               <w:rPr>
                 <w:rFonts w:ascii="Consolas" w:hAnsi="Consolas" w:eastAsia="Consolas"/>
                 <w:b w:val="0"/>
                 <w:i w:val="0"/>
-                <w:color w:val="C53AE8"/>
-                <w:sz w:val="18"/>
+                <w:color w:val="1A1A2E"/>
+                <w:sz w:val="17"/>
               </w:rPr>
               <w:t>/api/skills/templates</w:t>
             </w:r>
@@ -7474,20 +6716,19 @@
         </w:tc>
         <w:tc>
           <w:tcPr>
-            <w:tcW w:type="dxa" w:w="2379"/>
+            <w:tcW w:type="dxa" w:w="2160"/>
           </w:tcPr>
           <w:p>
             <w:pPr>
-              <w:spacing w:after="40" w:before="40"/>
+              <w:spacing w:before="40" w:after="40"/>
             </w:pPr>
-            <w:r/>
             <w:r>
               <w:rPr>
                 <w:rFonts w:ascii="Calibri" w:hAnsi="Calibri" w:eastAsia="宋体"/>
                 <w:b w:val="0"/>
                 <w:i w:val="0"/>
                 <w:color w:val="1A1A2E"/>
-                <w:sz w:val="19"/>
+                <w:sz w:val="18"/>
               </w:rPr>
               <w:t>GET</w:t>
             </w:r>
@@ -7495,20 +6736,19 @@
         </w:tc>
         <w:tc>
           <w:tcPr>
-            <w:tcW w:type="dxa" w:w="2379"/>
+            <w:tcW w:type="dxa" w:w="2160"/>
           </w:tcPr>
           <w:p>
             <w:pPr>
-              <w:spacing w:after="40" w:before="40"/>
+              <w:spacing w:before="40" w:after="40"/>
             </w:pPr>
-            <w:r/>
             <w:r>
               <w:rPr>
                 <w:rFonts w:ascii="Calibri" w:hAnsi="Calibri" w:eastAsia="宋体"/>
                 <w:b w:val="0"/>
                 <w:i w:val="0"/>
                 <w:color w:val="1A1A2E"/>
-                <w:sz w:val="19"/>
+                <w:sz w:val="18"/>
               </w:rPr>
               <w:t>模板列表</w:t>
             </w:r>
@@ -7516,20 +6756,19 @@
         </w:tc>
         <w:tc>
           <w:tcPr>
-            <w:tcW w:type="dxa" w:w="2379"/>
+            <w:tcW w:type="dxa" w:w="2160"/>
           </w:tcPr>
           <w:p>
             <w:pPr>
-              <w:spacing w:after="40" w:before="40"/>
+              <w:spacing w:before="40" w:after="40"/>
             </w:pPr>
-            <w:r/>
             <w:r>
               <w:rPr>
                 <w:rFonts w:ascii="Calibri" w:hAnsi="Calibri" w:eastAsia="宋体"/>
                 <w:b w:val="0"/>
                 <w:i w:val="0"/>
                 <w:color w:val="1A1A2E"/>
-                <w:sz w:val="19"/>
+                <w:sz w:val="18"/>
               </w:rPr>
               <w:t>✅</w:t>
             </w:r>
@@ -7539,21 +6778,19 @@
       <w:tr>
         <w:tc>
           <w:tcPr>
-            <w:tcW w:type="dxa" w:w="2379"/>
-            <w:shd w:val="clear" w:color="auto" w:fill="F4F2FA"/>
+            <w:tcW w:type="dxa" w:w="2160"/>
           </w:tcPr>
           <w:p>
             <w:pPr>
-              <w:spacing w:after="40" w:before="40"/>
+              <w:spacing w:before="40" w:after="40"/>
             </w:pPr>
-            <w:r/>
             <w:r>
               <w:rPr>
                 <w:rFonts w:ascii="Consolas" w:hAnsi="Consolas" w:eastAsia="Consolas"/>
                 <w:b w:val="0"/>
                 <w:i w:val="0"/>
-                <w:color w:val="C53AE8"/>
-                <w:sz w:val="18"/>
+                <w:color w:val="1A1A2E"/>
+                <w:sz w:val="17"/>
               </w:rPr>
               <w:t>/api/skills/from-template/{id}</w:t>
             </w:r>
@@ -7561,21 +6798,19 @@
         </w:tc>
         <w:tc>
           <w:tcPr>
-            <w:tcW w:type="dxa" w:w="2379"/>
-            <w:shd w:val="clear" w:color="auto" w:fill="F4F2FA"/>
+            <w:tcW w:type="dxa" w:w="2160"/>
           </w:tcPr>
           <w:p>
             <w:pPr>
-              <w:spacing w:after="40" w:before="40"/>
+              <w:spacing w:before="40" w:after="40"/>
             </w:pPr>
-            <w:r/>
             <w:r>
               <w:rPr>
                 <w:rFonts w:ascii="Calibri" w:hAnsi="Calibri" w:eastAsia="宋体"/>
                 <w:b w:val="0"/>
                 <w:i w:val="0"/>
                 <w:color w:val="1A1A2E"/>
-                <w:sz w:val="19"/>
+                <w:sz w:val="18"/>
               </w:rPr>
               <w:t>POST</w:t>
             </w:r>
@@ -7583,21 +6818,19 @@
         </w:tc>
         <w:tc>
           <w:tcPr>
-            <w:tcW w:type="dxa" w:w="2379"/>
-            <w:shd w:val="clear" w:color="auto" w:fill="F4F2FA"/>
+            <w:tcW w:type="dxa" w:w="2160"/>
           </w:tcPr>
           <w:p>
             <w:pPr>
-              <w:spacing w:after="40" w:before="40"/>
+              <w:spacing w:before="40" w:after="40"/>
             </w:pPr>
-            <w:r/>
             <w:r>
               <w:rPr>
                 <w:rFonts w:ascii="Calibri" w:hAnsi="Calibri" w:eastAsia="宋体"/>
                 <w:b w:val="0"/>
                 <w:i w:val="0"/>
                 <w:color w:val="1A1A2E"/>
-                <w:sz w:val="19"/>
+                <w:sz w:val="18"/>
               </w:rPr>
               <w:t>从模板创建</w:t>
             </w:r>
@@ -7605,21 +6838,19 @@
         </w:tc>
         <w:tc>
           <w:tcPr>
-            <w:tcW w:type="dxa" w:w="2379"/>
-            <w:shd w:val="clear" w:color="auto" w:fill="F4F2FA"/>
+            <w:tcW w:type="dxa" w:w="2160"/>
           </w:tcPr>
           <w:p>
             <w:pPr>
-              <w:spacing w:after="40" w:before="40"/>
+              <w:spacing w:before="40" w:after="40"/>
             </w:pPr>
-            <w:r/>
             <w:r>
               <w:rPr>
                 <w:rFonts w:ascii="Calibri" w:hAnsi="Calibri" w:eastAsia="宋体"/>
                 <w:b w:val="0"/>
                 <w:i w:val="0"/>
                 <w:color w:val="1A1A2E"/>
-                <w:sz w:val="19"/>
+                <w:sz w:val="18"/>
               </w:rPr>
               <w:t>✅</w:t>
             </w:r>
@@ -7629,20 +6860,19 @@
       <w:tr>
         <w:tc>
           <w:tcPr>
-            <w:tcW w:type="dxa" w:w="2379"/>
+            <w:tcW w:type="dxa" w:w="2160"/>
           </w:tcPr>
           <w:p>
             <w:pPr>
-              <w:spacing w:after="40" w:before="40"/>
+              <w:spacing w:before="40" w:after="40"/>
             </w:pPr>
-            <w:r/>
             <w:r>
               <w:rPr>
                 <w:rFonts w:ascii="Consolas" w:hAnsi="Consolas" w:eastAsia="Consolas"/>
                 <w:b w:val="0"/>
                 <w:i w:val="0"/>
-                <w:color w:val="C53AE8"/>
-                <w:sz w:val="18"/>
+                <w:color w:val="1A1A2E"/>
+                <w:sz w:val="17"/>
               </w:rPr>
               <w:t>/api/skills/run/{id}</w:t>
             </w:r>
@@ -7650,20 +6880,19 @@
         </w:tc>
         <w:tc>
           <w:tcPr>
-            <w:tcW w:type="dxa" w:w="2379"/>
+            <w:tcW w:type="dxa" w:w="2160"/>
           </w:tcPr>
           <w:p>
             <w:pPr>
-              <w:spacing w:after="40" w:before="40"/>
+              <w:spacing w:before="40" w:after="40"/>
             </w:pPr>
-            <w:r/>
             <w:r>
               <w:rPr>
                 <w:rFonts w:ascii="Calibri" w:hAnsi="Calibri" w:eastAsia="宋体"/>
                 <w:b w:val="0"/>
                 <w:i w:val="0"/>
                 <w:color w:val="1A1A2E"/>
-                <w:sz w:val="19"/>
+                <w:sz w:val="18"/>
               </w:rPr>
               <w:t>POST</w:t>
             </w:r>
@@ -7671,20 +6900,19 @@
         </w:tc>
         <w:tc>
           <w:tcPr>
-            <w:tcW w:type="dxa" w:w="2379"/>
+            <w:tcW w:type="dxa" w:w="2160"/>
           </w:tcPr>
           <w:p>
             <w:pPr>
-              <w:spacing w:after="40" w:before="40"/>
+              <w:spacing w:before="40" w:after="40"/>
             </w:pPr>
-            <w:r/>
             <w:r>
               <w:rPr>
                 <w:rFonts w:ascii="Calibri" w:hAnsi="Calibri" w:eastAsia="宋体"/>
                 <w:b w:val="0"/>
                 <w:i w:val="0"/>
                 <w:color w:val="1A1A2E"/>
-                <w:sz w:val="19"/>
+                <w:sz w:val="18"/>
               </w:rPr>
               <w:t>技能运行时</w:t>
             </w:r>
@@ -7692,20 +6920,19 @@
         </w:tc>
         <w:tc>
           <w:tcPr>
-            <w:tcW w:type="dxa" w:w="2379"/>
+            <w:tcW w:type="dxa" w:w="2160"/>
           </w:tcPr>
           <w:p>
             <w:pPr>
-              <w:spacing w:after="40" w:before="40"/>
+              <w:spacing w:before="40" w:after="40"/>
             </w:pPr>
-            <w:r/>
             <w:r>
               <w:rPr>
                 <w:rFonts w:ascii="Calibri" w:hAnsi="Calibri" w:eastAsia="宋体"/>
                 <w:b w:val="0"/>
                 <w:i w:val="0"/>
                 <w:color w:val="1A1A2E"/>
-                <w:sz w:val="19"/>
+                <w:sz w:val="18"/>
               </w:rPr>
               <w:t>✅</w:t>
             </w:r>
@@ -7715,21 +6942,19 @@
       <w:tr>
         <w:tc>
           <w:tcPr>
-            <w:tcW w:type="dxa" w:w="2379"/>
-            <w:shd w:val="clear" w:color="auto" w:fill="F4F2FA"/>
+            <w:tcW w:type="dxa" w:w="2160"/>
           </w:tcPr>
           <w:p>
             <w:pPr>
-              <w:spacing w:after="40" w:before="40"/>
+              <w:spacing w:before="40" w:after="40"/>
             </w:pPr>
-            <w:r/>
             <w:r>
               <w:rPr>
                 <w:rFonts w:ascii="Consolas" w:hAnsi="Consolas" w:eastAsia="Consolas"/>
                 <w:b w:val="0"/>
                 <w:i w:val="0"/>
-                <w:color w:val="C53AE8"/>
-                <w:sz w:val="18"/>
+                <w:color w:val="1A1A2E"/>
+                <w:sz w:val="17"/>
               </w:rPr>
               <w:t>/api/skills/run-stream/{id}</w:t>
             </w:r>
@@ -7737,21 +6962,19 @@
         </w:tc>
         <w:tc>
           <w:tcPr>
-            <w:tcW w:type="dxa" w:w="2379"/>
-            <w:shd w:val="clear" w:color="auto" w:fill="F4F2FA"/>
+            <w:tcW w:type="dxa" w:w="2160"/>
           </w:tcPr>
           <w:p>
             <w:pPr>
-              <w:spacing w:after="40" w:before="40"/>
+              <w:spacing w:before="40" w:after="40"/>
             </w:pPr>
-            <w:r/>
             <w:r>
               <w:rPr>
                 <w:rFonts w:ascii="Calibri" w:hAnsi="Calibri" w:eastAsia="宋体"/>
                 <w:b w:val="0"/>
                 <w:i w:val="0"/>
                 <w:color w:val="1A1A2E"/>
-                <w:sz w:val="19"/>
+                <w:sz w:val="18"/>
               </w:rPr>
               <w:t>POST</w:t>
             </w:r>
@@ -7759,21 +6982,19 @@
         </w:tc>
         <w:tc>
           <w:tcPr>
-            <w:tcW w:type="dxa" w:w="2379"/>
-            <w:shd w:val="clear" w:color="auto" w:fill="F4F2FA"/>
+            <w:tcW w:type="dxa" w:w="2160"/>
           </w:tcPr>
           <w:p>
             <w:pPr>
-              <w:spacing w:after="40" w:before="40"/>
+              <w:spacing w:before="40" w:after="40"/>
             </w:pPr>
-            <w:r/>
             <w:r>
               <w:rPr>
                 <w:rFonts w:ascii="Calibri" w:hAnsi="Calibri" w:eastAsia="宋体"/>
                 <w:b w:val="0"/>
                 <w:i w:val="0"/>
                 <w:color w:val="1A1A2E"/>
-                <w:sz w:val="19"/>
+                <w:sz w:val="18"/>
               </w:rPr>
               <w:t>流式技能运行时</w:t>
             </w:r>
@@ -7781,21 +7002,19 @@
         </w:tc>
         <w:tc>
           <w:tcPr>
-            <w:tcW w:type="dxa" w:w="2379"/>
-            <w:shd w:val="clear" w:color="auto" w:fill="F4F2FA"/>
+            <w:tcW w:type="dxa" w:w="2160"/>
           </w:tcPr>
           <w:p>
             <w:pPr>
-              <w:spacing w:after="40" w:before="40"/>
+              <w:spacing w:before="40" w:after="40"/>
             </w:pPr>
-            <w:r/>
             <w:r>
               <w:rPr>
                 <w:rFonts w:ascii="Calibri" w:hAnsi="Calibri" w:eastAsia="宋体"/>
                 <w:b w:val="0"/>
                 <w:i w:val="0"/>
                 <w:color w:val="1A1A2E"/>
-                <w:sz w:val="19"/>
+                <w:sz w:val="18"/>
               </w:rPr>
               <w:t>✅</w:t>
             </w:r>
@@ -7805,20 +7024,19 @@
       <w:tr>
         <w:tc>
           <w:tcPr>
-            <w:tcW w:type="dxa" w:w="2379"/>
+            <w:tcW w:type="dxa" w:w="2160"/>
           </w:tcPr>
           <w:p>
             <w:pPr>
-              <w:spacing w:after="40" w:before="40"/>
+              <w:spacing w:before="40" w:after="40"/>
             </w:pPr>
-            <w:r/>
             <w:r>
               <w:rPr>
                 <w:rFonts w:ascii="Consolas" w:hAnsi="Consolas" w:eastAsia="Consolas"/>
                 <w:b w:val="0"/>
                 <w:i w:val="0"/>
-                <w:color w:val="C53AE8"/>
-                <w:sz w:val="18"/>
+                <w:color w:val="1A1A2E"/>
+                <w:sz w:val="17"/>
               </w:rPr>
               <w:t>/api/skills/prompt-test</w:t>
             </w:r>
@@ -7826,20 +7044,19 @@
         </w:tc>
         <w:tc>
           <w:tcPr>
-            <w:tcW w:type="dxa" w:w="2379"/>
+            <w:tcW w:type="dxa" w:w="2160"/>
           </w:tcPr>
           <w:p>
             <w:pPr>
-              <w:spacing w:after="40" w:before="40"/>
+              <w:spacing w:before="40" w:after="40"/>
             </w:pPr>
-            <w:r/>
             <w:r>
               <w:rPr>
                 <w:rFonts w:ascii="Calibri" w:hAnsi="Calibri" w:eastAsia="宋体"/>
                 <w:b w:val="0"/>
                 <w:i w:val="0"/>
                 <w:color w:val="1A1A2E"/>
-                <w:sz w:val="19"/>
+                <w:sz w:val="18"/>
               </w:rPr>
               <w:t>POST</w:t>
             </w:r>
@@ -7847,20 +7064,19 @@
         </w:tc>
         <w:tc>
           <w:tcPr>
-            <w:tcW w:type="dxa" w:w="2379"/>
+            <w:tcW w:type="dxa" w:w="2160"/>
           </w:tcPr>
           <w:p>
             <w:pPr>
-              <w:spacing w:after="40" w:before="40"/>
+              <w:spacing w:before="40" w:after="40"/>
             </w:pPr>
-            <w:r/>
             <w:r>
               <w:rPr>
                 <w:rFonts w:ascii="Calibri" w:hAnsi="Calibri" w:eastAsia="宋体"/>
                 <w:b w:val="0"/>
                 <w:i w:val="0"/>
                 <w:color w:val="1A1A2E"/>
-                <w:sz w:val="19"/>
+                <w:sz w:val="18"/>
               </w:rPr>
               <w:t>Prompt 测试</w:t>
             </w:r>
@@ -7868,20 +7084,19 @@
         </w:tc>
         <w:tc>
           <w:tcPr>
-            <w:tcW w:type="dxa" w:w="2379"/>
+            <w:tcW w:type="dxa" w:w="2160"/>
           </w:tcPr>
           <w:p>
             <w:pPr>
-              <w:spacing w:after="40" w:before="40"/>
+              <w:spacing w:before="40" w:after="40"/>
             </w:pPr>
-            <w:r/>
             <w:r>
               <w:rPr>
                 <w:rFonts w:ascii="Calibri" w:hAnsi="Calibri" w:eastAsia="宋体"/>
                 <w:b w:val="0"/>
                 <w:i w:val="0"/>
                 <w:color w:val="1A1A2E"/>
-                <w:sz w:val="19"/>
+                <w:sz w:val="18"/>
               </w:rPr>
               <w:t>✅</w:t>
             </w:r>
@@ -7889,16 +7104,18 @@
         </w:tc>
       </w:tr>
     </w:tbl>
+    <w:p/>
     <w:p>
       <w:pPr>
-        <w:spacing w:after="40"/>
-      </w:pPr>
-    </w:p>
-    <w:p>
-      <w:pPr>
-        <w:pStyle w:val="Heading3"/>
+        <w:pStyle w:val="Heading2"/>
       </w:pPr>
       <w:r>
+        <w:rPr>
+          <w:rFonts w:ascii="Calibri" w:hAnsi="Calibri" w:eastAsia="宋体"/>
+          <w:b/>
+          <w:color w:val="6C2BD9"/>
+          <w:sz w:val="24"/>
+        </w:rPr>
         <w:t>7.2 增强功能测试</w:t>
       </w:r>
     </w:p>
@@ -7910,32 +7127,26 @@
         <w:tblLook w:firstColumn="1" w:firstRow="1" w:lastColumn="0" w:lastRow="0" w:noHBand="0" w:noVBand="1" w:val="04A0"/>
       </w:tblPr>
       <w:tblGrid>
-        <w:gridCol w:w="3173"/>
-        <w:gridCol w:w="3173"/>
-        <w:gridCol w:w="3173"/>
+        <w:gridCol w:w="2880"/>
+        <w:gridCol w:w="2880"/>
+        <w:gridCol w:w="2880"/>
       </w:tblGrid>
       <w:tr>
         <w:tc>
           <w:tcPr>
-            <w:tcW w:type="dxa" w:w="3173"/>
-            <w:shd w:val="clear" w:color="auto" w:fill="6C2BD9"/>
+            <w:tcW w:type="dxa" w:w="2880"/>
           </w:tcPr>
           <w:p>
             <w:pPr>
-              <w:spacing w:after="40" w:before="40"/>
+              <w:spacing w:before="40" w:after="40"/>
             </w:pPr>
-            <w:r>
-              <w:rPr>
-                <w:b/>
-              </w:rPr>
-            </w:r>
             <w:r>
               <w:rPr>
                 <w:rFonts w:ascii="Calibri" w:hAnsi="Calibri" w:eastAsia="宋体"/>
                 <w:b/>
                 <w:i w:val="0"/>
-                <w:color w:val="FFFFFF"/>
-                <w:sz w:val="20"/>
+                <w:color w:val="1A1A2E"/>
+                <w:sz w:val="18"/>
               </w:rPr>
               <w:t>模块</w:t>
             </w:r>
@@ -7943,25 +7154,19 @@
         </w:tc>
         <w:tc>
           <w:tcPr>
-            <w:tcW w:type="dxa" w:w="3173"/>
-            <w:shd w:val="clear" w:color="auto" w:fill="6C2BD9"/>
+            <w:tcW w:type="dxa" w:w="2880"/>
           </w:tcPr>
           <w:p>
             <w:pPr>
-              <w:spacing w:after="40" w:before="40"/>
+              <w:spacing w:before="40" w:after="40"/>
             </w:pPr>
-            <w:r>
-              <w:rPr>
-                <w:b/>
-              </w:rPr>
-            </w:r>
             <w:r>
               <w:rPr>
                 <w:rFonts w:ascii="Calibri" w:hAnsi="Calibri" w:eastAsia="宋体"/>
                 <w:b/>
                 <w:i w:val="0"/>
-                <w:color w:val="FFFFFF"/>
-                <w:sz w:val="20"/>
+                <w:color w:val="1A1A2E"/>
+                <w:sz w:val="18"/>
               </w:rPr>
               <w:t>测试内容</w:t>
             </w:r>
@@ -7969,25 +7174,19 @@
         </w:tc>
         <w:tc>
           <w:tcPr>
-            <w:tcW w:type="dxa" w:w="3173"/>
-            <w:shd w:val="clear" w:color="auto" w:fill="6C2BD9"/>
+            <w:tcW w:type="dxa" w:w="2880"/>
           </w:tcPr>
           <w:p>
             <w:pPr>
-              <w:spacing w:after="40" w:before="40"/>
+              <w:spacing w:before="40" w:after="40"/>
             </w:pPr>
-            <w:r>
-              <w:rPr>
-                <w:b/>
-              </w:rPr>
-            </w:r>
             <w:r>
               <w:rPr>
                 <w:rFonts w:ascii="Calibri" w:hAnsi="Calibri" w:eastAsia="宋体"/>
                 <w:b/>
                 <w:i w:val="0"/>
-                <w:color w:val="FFFFFF"/>
-                <w:sz w:val="20"/>
+                <w:color w:val="1A1A2E"/>
+                <w:sz w:val="18"/>
               </w:rPr>
               <w:t>状态</w:t>
             </w:r>
@@ -7997,20 +7196,19 @@
       <w:tr>
         <w:tc>
           <w:tcPr>
-            <w:tcW w:type="dxa" w:w="3173"/>
+            <w:tcW w:type="dxa" w:w="2880"/>
           </w:tcPr>
           <w:p>
             <w:pPr>
-              <w:spacing w:after="40" w:before="40"/>
+              <w:spacing w:before="40" w:after="40"/>
             </w:pPr>
-            <w:r/>
             <w:r>
               <w:rPr>
                 <w:rFonts w:ascii="Calibri" w:hAnsi="Calibri" w:eastAsia="宋体"/>
                 <w:b w:val="0"/>
                 <w:i w:val="0"/>
                 <w:color w:val="1A1A2E"/>
-                <w:sz w:val="19"/>
+                <w:sz w:val="18"/>
               </w:rPr>
               <w:t>media_generator</w:t>
             </w:r>
@@ -8018,20 +7216,19 @@
         </w:tc>
         <w:tc>
           <w:tcPr>
-            <w:tcW w:type="dxa" w:w="3173"/>
+            <w:tcW w:type="dxa" w:w="2880"/>
           </w:tcPr>
           <w:p>
             <w:pPr>
-              <w:spacing w:after="40" w:before="40"/>
+              <w:spacing w:before="40" w:after="40"/>
             </w:pPr>
-            <w:r/>
             <w:r>
               <w:rPr>
                 <w:rFonts w:ascii="Calibri" w:hAnsi="Calibri" w:eastAsia="宋体"/>
                 <w:b w:val="0"/>
                 <w:i w:val="0"/>
                 <w:color w:val="1A1A2E"/>
-                <w:sz w:val="19"/>
+                <w:sz w:val="18"/>
               </w:rPr>
               <w:t>视频脚本/SVG/Mermaid 生成</w:t>
             </w:r>
@@ -8039,20 +7236,19 @@
         </w:tc>
         <w:tc>
           <w:tcPr>
-            <w:tcW w:type="dxa" w:w="3173"/>
+            <w:tcW w:type="dxa" w:w="2880"/>
           </w:tcPr>
           <w:p>
             <w:pPr>
-              <w:spacing w:after="40" w:before="40"/>
+              <w:spacing w:before="40" w:after="40"/>
             </w:pPr>
-            <w:r/>
             <w:r>
               <w:rPr>
                 <w:rFonts w:ascii="Calibri" w:hAnsi="Calibri" w:eastAsia="宋体"/>
                 <w:b w:val="0"/>
                 <w:i w:val="0"/>
                 <w:color w:val="1A1A2E"/>
-                <w:sz w:val="19"/>
+                <w:sz w:val="18"/>
               </w:rPr>
               <w:t>✅</w:t>
             </w:r>
@@ -8062,21 +7258,19 @@
       <w:tr>
         <w:tc>
           <w:tcPr>
-            <w:tcW w:type="dxa" w:w="3173"/>
-            <w:shd w:val="clear" w:color="auto" w:fill="F4F2FA"/>
+            <w:tcW w:type="dxa" w:w="2880"/>
           </w:tcPr>
           <w:p>
             <w:pPr>
-              <w:spacing w:after="40" w:before="40"/>
+              <w:spacing w:before="40" w:after="40"/>
             </w:pPr>
-            <w:r/>
             <w:r>
               <w:rPr>
                 <w:rFonts w:ascii="Calibri" w:hAnsi="Calibri" w:eastAsia="宋体"/>
                 <w:b w:val="0"/>
                 <w:i w:val="0"/>
                 <w:color w:val="1A1A2E"/>
-                <w:sz w:val="19"/>
+                <w:sz w:val="18"/>
               </w:rPr>
               <w:t>feedback_agent</w:t>
             </w:r>
@@ -8084,21 +7278,19 @@
         </w:tc>
         <w:tc>
           <w:tcPr>
-            <w:tcW w:type="dxa" w:w="3173"/>
-            <w:shd w:val="clear" w:color="auto" w:fill="F4F2FA"/>
+            <w:tcW w:type="dxa" w:w="2880"/>
           </w:tcPr>
           <w:p>
             <w:pPr>
-              <w:spacing w:after="40" w:before="40"/>
+              <w:spacing w:before="40" w:after="40"/>
             </w:pPr>
-            <w:r/>
             <w:r>
               <w:rPr>
                 <w:rFonts w:ascii="Calibri" w:hAnsi="Calibri" w:eastAsia="宋体"/>
                 <w:b w:val="0"/>
                 <w:i w:val="0"/>
                 <w:color w:val="1A1A2E"/>
-                <w:sz w:val="19"/>
+                <w:sz w:val="18"/>
               </w:rPr>
               <w:t>学习效果评估 + 路径调整</w:t>
             </w:r>
@@ -8106,21 +7298,19 @@
         </w:tc>
         <w:tc>
           <w:tcPr>
-            <w:tcW w:type="dxa" w:w="3173"/>
-            <w:shd w:val="clear" w:color="auto" w:fill="F4F2FA"/>
+            <w:tcW w:type="dxa" w:w="2880"/>
           </w:tcPr>
           <w:p>
             <w:pPr>
-              <w:spacing w:after="40" w:before="40"/>
+              <w:spacing w:before="40" w:after="40"/>
             </w:pPr>
-            <w:r/>
             <w:r>
               <w:rPr>
                 <w:rFonts w:ascii="Calibri" w:hAnsi="Calibri" w:eastAsia="宋体"/>
                 <w:b w:val="0"/>
                 <w:i w:val="0"/>
                 <w:color w:val="1A1A2E"/>
-                <w:sz w:val="19"/>
+                <w:sz w:val="18"/>
               </w:rPr>
               <w:t>✅</w:t>
             </w:r>
@@ -8130,20 +7320,19 @@
       <w:tr>
         <w:tc>
           <w:tcPr>
-            <w:tcW w:type="dxa" w:w="3173"/>
+            <w:tcW w:type="dxa" w:w="2880"/>
           </w:tcPr>
           <w:p>
             <w:pPr>
-              <w:spacing w:after="40" w:before="40"/>
+              <w:spacing w:before="40" w:after="40"/>
             </w:pPr>
-            <w:r/>
             <w:r>
               <w:rPr>
                 <w:rFonts w:ascii="Calibri" w:hAnsi="Calibri" w:eastAsia="宋体"/>
                 <w:b w:val="0"/>
                 <w:i w:val="0"/>
                 <w:color w:val="1A1A2E"/>
-                <w:sz w:val="19"/>
+                <w:sz w:val="18"/>
               </w:rPr>
               <w:t>tutor_enhanced</w:t>
             </w:r>
@@ -8151,20 +7340,19 @@
         </w:tc>
         <w:tc>
           <w:tcPr>
-            <w:tcW w:type="dxa" w:w="3173"/>
+            <w:tcW w:type="dxa" w:w="2880"/>
           </w:tcPr>
           <w:p>
             <w:pPr>
-              <w:spacing w:after="40" w:before="40"/>
+              <w:spacing w:before="40" w:after="40"/>
             </w:pPr>
-            <w:r/>
             <w:r>
               <w:rPr>
                 <w:rFonts w:ascii="Calibri" w:hAnsi="Calibri" w:eastAsia="宋体"/>
                 <w:b w:val="0"/>
                 <w:i w:val="0"/>
                 <w:color w:val="1A1A2E"/>
-                <w:sz w:val="19"/>
+                <w:sz w:val="18"/>
               </w:rPr>
               <w:t>多模态答疑（文字+SVG+视频）</w:t>
             </w:r>
@@ -8172,20 +7360,19 @@
         </w:tc>
         <w:tc>
           <w:tcPr>
-            <w:tcW w:type="dxa" w:w="3173"/>
+            <w:tcW w:type="dxa" w:w="2880"/>
           </w:tcPr>
           <w:p>
             <w:pPr>
-              <w:spacing w:after="40" w:before="40"/>
+              <w:spacing w:before="40" w:after="40"/>
             </w:pPr>
-            <w:r/>
             <w:r>
               <w:rPr>
                 <w:rFonts w:ascii="Calibri" w:hAnsi="Calibri" w:eastAsia="宋体"/>
                 <w:b w:val="0"/>
                 <w:i w:val="0"/>
                 <w:color w:val="1A1A2E"/>
-                <w:sz w:val="19"/>
+                <w:sz w:val="18"/>
               </w:rPr>
               <w:t>✅</w:t>
             </w:r>
@@ -8195,21 +7382,19 @@
       <w:tr>
         <w:tc>
           <w:tcPr>
-            <w:tcW w:type="dxa" w:w="3173"/>
-            <w:shd w:val="clear" w:color="auto" w:fill="F4F2FA"/>
+            <w:tcW w:type="dxa" w:w="2880"/>
           </w:tcPr>
           <w:p>
             <w:pPr>
-              <w:spacing w:after="40" w:before="40"/>
+              <w:spacing w:before="40" w:after="40"/>
             </w:pPr>
-            <w:r/>
             <w:r>
               <w:rPr>
                 <w:rFonts w:ascii="Calibri" w:hAnsi="Calibri" w:eastAsia="宋体"/>
                 <w:b w:val="0"/>
                 <w:i w:val="0"/>
                 <w:color w:val="1A1A2E"/>
-                <w:sz w:val="19"/>
+                <w:sz w:val="18"/>
               </w:rPr>
               <w:t>benchmark</w:t>
             </w:r>
@@ -8217,21 +7402,19 @@
         </w:tc>
         <w:tc>
           <w:tcPr>
-            <w:tcW w:type="dxa" w:w="3173"/>
-            <w:shd w:val="clear" w:color="auto" w:fill="F4F2FA"/>
+            <w:tcW w:type="dxa" w:w="2880"/>
           </w:tcPr>
           <w:p>
             <w:pPr>
-              <w:spacing w:after="40" w:before="40"/>
+              <w:spacing w:before="40" w:after="40"/>
             </w:pPr>
-            <w:r/>
             <w:r>
               <w:rPr>
                 <w:rFonts w:ascii="Calibri" w:hAnsi="Calibri" w:eastAsia="宋体"/>
                 <w:b w:val="0"/>
                 <w:i w:val="0"/>
                 <w:color w:val="1A1A2E"/>
-                <w:sz w:val="19"/>
+                <w:sz w:val="18"/>
               </w:rPr>
               <w:t>性能基准测试（9项）</w:t>
             </w:r>
@@ -8239,21 +7422,19 @@
         </w:tc>
         <w:tc>
           <w:tcPr>
-            <w:tcW w:type="dxa" w:w="3173"/>
-            <w:shd w:val="clear" w:color="auto" w:fill="F4F2FA"/>
+            <w:tcW w:type="dxa" w:w="2880"/>
           </w:tcPr>
           <w:p>
             <w:pPr>
-              <w:spacing w:after="40" w:before="40"/>
+              <w:spacing w:before="40" w:after="40"/>
             </w:pPr>
-            <w:r/>
             <w:r>
               <w:rPr>
                 <w:rFonts w:ascii="Calibri" w:hAnsi="Calibri" w:eastAsia="宋体"/>
                 <w:b w:val="0"/>
                 <w:i w:val="0"/>
                 <w:color w:val="1A1A2E"/>
-                <w:sz w:val="19"/>
+                <w:sz w:val="18"/>
               </w:rPr>
               <w:t>✅</w:t>
             </w:r>
@@ -8261,16 +7442,18 @@
         </w:tc>
       </w:tr>
     </w:tbl>
+    <w:p/>
     <w:p>
       <w:pPr>
-        <w:spacing w:after="40"/>
-      </w:pPr>
-    </w:p>
-    <w:p>
-      <w:pPr>
-        <w:pStyle w:val="Heading3"/>
+        <w:pStyle w:val="Heading2"/>
       </w:pPr>
       <w:r>
+        <w:rPr>
+          <w:rFonts w:ascii="Calibri" w:hAnsi="Calibri" w:eastAsia="宋体"/>
+          <w:b/>
+          <w:color w:val="6C2BD9"/>
+          <w:sz w:val="24"/>
+        </w:rPr>
         <w:t>7.3 测试命令</w:t>
       </w:r>
     </w:p>
@@ -8296,7 +7479,7 @@
           <w:rFonts w:ascii="Consolas" w:hAnsi="Consolas" w:eastAsia="Consolas"/>
           <w:b w:val="0"/>
           <w:i w:val="0"/>
-          <w:color w:val="2D2D3A"/>
+          <w:color w:val="1A1A2E"/>
           <w:sz w:val="18"/>
         </w:rPr>
         <w:t># 运行所有测试</w:t>
@@ -8307,7 +7490,7 @@
           <w:rFonts w:ascii="Consolas" w:hAnsi="Consolas" w:eastAsia="Consolas"/>
           <w:b w:val="0"/>
           <w:i w:val="0"/>
-          <w:color w:val="2D2D3A"/>
+          <w:color w:val="1A1A2E"/>
           <w:sz w:val="18"/>
         </w:rPr>
         <w:t>cd py-server</w:t>
@@ -8318,7 +7501,7 @@
           <w:rFonts w:ascii="Consolas" w:hAnsi="Consolas" w:eastAsia="Consolas"/>
           <w:b w:val="0"/>
           <w:i w:val="0"/>
-          <w:color w:val="2D2D3A"/>
+          <w:color w:val="1A1A2E"/>
           <w:sz w:val="18"/>
         </w:rPr>
         <w:t>pytest tests/ -v --tb=short</w:t>
@@ -8329,10 +7512,9 @@
           <w:rFonts w:ascii="Consolas" w:hAnsi="Consolas" w:eastAsia="Consolas"/>
           <w:b w:val="0"/>
           <w:i w:val="0"/>
-          <w:color w:val="2D2D3A"/>
+          <w:color w:val="1A1A2E"/>
           <w:sz w:val="18"/>
         </w:rPr>
-        <w:t xml:space="preserve"> </w:t>
         <w:br/>
       </w:r>
       <w:r>
@@ -8340,7 +7522,7 @@
           <w:rFonts w:ascii="Consolas" w:hAnsi="Consolas" w:eastAsia="Consolas"/>
           <w:b w:val="0"/>
           <w:i w:val="0"/>
-          <w:color w:val="2D2D3A"/>
+          <w:color w:val="1A1A2E"/>
           <w:sz w:val="18"/>
         </w:rPr>
         <w:t># 运行 AI Skills 专项测试</w:t>
@@ -8351,7 +7533,7 @@
           <w:rFonts w:ascii="Consolas" w:hAnsi="Consolas" w:eastAsia="Consolas"/>
           <w:b w:val="0"/>
           <w:i w:val="0"/>
-          <w:color w:val="2D2D3A"/>
+          <w:color w:val="1A1A2E"/>
           <w:sz w:val="18"/>
         </w:rPr>
         <w:t>python -c "from db.skill_store import *; # 手动验证存储层"</w:t>
@@ -8362,10 +7544,9 @@
           <w:rFonts w:ascii="Consolas" w:hAnsi="Consolas" w:eastAsia="Consolas"/>
           <w:b w:val="0"/>
           <w:i w:val="0"/>
-          <w:color w:val="2D2D3A"/>
+          <w:color w:val="1A1A2E"/>
           <w:sz w:val="18"/>
         </w:rPr>
-        <w:t xml:space="preserve"> </w:t>
         <w:br/>
       </w:r>
       <w:r>
@@ -8373,7 +7554,7 @@
           <w:rFonts w:ascii="Consolas" w:hAnsi="Consolas" w:eastAsia="Consolas"/>
           <w:b w:val="0"/>
           <w:i w:val="0"/>
-          <w:color w:val="2D2D3A"/>
+          <w:color w:val="1A1A2E"/>
           <w:sz w:val="18"/>
         </w:rPr>
         <w:t># 运行性能基准测试</w:t>
@@ -8384,114 +7565,21 @@
           <w:rFonts w:ascii="Consolas" w:hAnsi="Consolas" w:eastAsia="Consolas"/>
           <w:b w:val="0"/>
           <w:i w:val="0"/>
-          <w:color w:val="2D2D3A"/>
+          <w:color w:val="1A1A2E"/>
           <w:sz w:val="18"/>
         </w:rPr>
         <w:t>python -m scripts.benchmark</w:t>
-      </w:r>
-    </w:p>
-    <w:p/>
-    <w:p>
-      <w:pPr>
-        <w:jc w:val="center"/>
-      </w:pPr>
-      <w:r>
-        <w:rPr>
-          <w:rFonts w:ascii="Calibri" w:hAnsi="Calibri" w:eastAsia="宋体"/>
-          <w:b w:val="0"/>
-          <w:i/>
-          <w:color w:val="999999"/>
-          <w:sz w:val="17"/>
-        </w:rPr>
-        <w:t>━ 本文档由 MARS-408 参赛团队编写，2026 福建高校「火山杯」Agent 创新大赛参赛配套 ━</w:t>
+        <w:br/>
       </w:r>
     </w:p>
     <w:sectPr>
-      <w:headerReference w:type="default" r:id="rId9"/>
-      <w:footerReference w:type="default" r:id="rId10"/>
       <w:pgSz w:w="12240" w:h="15840"/>
-      <w:pgMar w:top="1247" w:right="1361" w:bottom="1134" w:left="1361" w:header="720" w:footer="720" w:gutter="0"/>
+      <w:pgMar w:top="1440" w:right="1800" w:bottom="1440" w:left="1800" w:header="720" w:footer="720" w:gutter="0"/>
       <w:cols w:space="720"/>
       <w:docGrid w:linePitch="360"/>
     </w:sectPr>
   </w:body>
 </w:document>
-</file>
-
-<file path=word/footer1.xml><?xml version="1.0" encoding="utf-8"?>
-<w:ftr xmlns:m="http://schemas.openxmlformats.org/officeDocument/2006/math" xmlns:mc="http://schemas.openxmlformats.org/markup-compatibility/2006" xmlns:mo="http://schemas.microsoft.com/office/mac/office/2008/main" xmlns:mv="urn:schemas-microsoft-com:mac:vml" xmlns:o="urn:schemas-microsoft-com:office:office" xmlns:r="http://schemas.openxmlformats.org/officeDocument/2006/relationships" xmlns:v="urn:schemas-microsoft-com:vml" xmlns:w10="urn:schemas-microsoft-com:office:word" xmlns:w14="http://schemas.microsoft.com/office/word/2010/wordml" xmlns:w="http://schemas.openxmlformats.org/wordprocessingml/2006/main" xmlns:wne="http://schemas.microsoft.com/office/word/2006/wordml" xmlns:wp14="http://schemas.microsoft.com/office/word/2010/wordprocessingDrawing" xmlns:wp="http://schemas.openxmlformats.org/drawingml/2006/wordprocessingDrawing" xmlns:wpc="http://schemas.microsoft.com/office/word/2010/wordprocessingCanvas" xmlns:wpg="http://schemas.microsoft.com/office/word/2010/wordprocessingGroup" xmlns:wpi="http://schemas.microsoft.com/office/word/2010/wordprocessingInk" xmlns:wps="http://schemas.microsoft.com/office/word/2010/wordprocessingShape" mc:Ignorable="w14 wp14">
-  <w:p>
-    <w:pPr>
-      <w:pStyle w:val="Footer"/>
-      <w:jc w:val="center"/>
-    </w:pPr>
-    <w:r>
-      <w:rPr>
-        <w:rFonts w:ascii="Calibri" w:hAnsi="Calibri" w:eastAsia="宋体"/>
-        <w:b w:val="0"/>
-        <w:i w:val="0"/>
-        <w:color w:val="666666"/>
-        <w:sz w:val="18"/>
-      </w:rPr>
-      <w:t xml:space="preserve">第 </w:t>
-    </w:r>
-    <w:r>
-      <w:fldChar w:fldCharType="begin"/>
-      <w:instrText xml:space="preserve">PAGE</w:instrText>
-      <w:fldChar w:fldCharType="separate"/>
-      <w:t>右键更新域可生成目录</w:t>
-      <w:fldChar w:fldCharType="end"/>
-    </w:r>
-    <w:r>
-      <w:rPr>
-        <w:rFonts w:ascii="Calibri" w:hAnsi="Calibri" w:eastAsia="宋体"/>
-        <w:b w:val="0"/>
-        <w:i w:val="0"/>
-        <w:color w:val="666666"/>
-        <w:sz w:val="18"/>
-      </w:rPr>
-      <w:t xml:space="preserve"> 页 / 共 </w:t>
-    </w:r>
-    <w:r>
-      <w:fldChar w:fldCharType="begin"/>
-      <w:instrText xml:space="preserve">NUMPAGES</w:instrText>
-      <w:fldChar w:fldCharType="separate"/>
-      <w:t>右键更新域可生成目录</w:t>
-      <w:fldChar w:fldCharType="end"/>
-    </w:r>
-    <w:r>
-      <w:rPr>
-        <w:rFonts w:ascii="Calibri" w:hAnsi="Calibri" w:eastAsia="宋体"/>
-        <w:b w:val="0"/>
-        <w:i w:val="0"/>
-        <w:color w:val="666666"/>
-        <w:sz w:val="18"/>
-      </w:rPr>
-      <w:t xml:space="preserve"> 页</w:t>
-    </w:r>
-  </w:p>
-</w:ftr>
-</file>
-
-<file path=word/header1.xml><?xml version="1.0" encoding="utf-8"?>
-<w:hdr xmlns:m="http://schemas.openxmlformats.org/officeDocument/2006/math" xmlns:mc="http://schemas.openxmlformats.org/markup-compatibility/2006" xmlns:mo="http://schemas.microsoft.com/office/mac/office/2008/main" xmlns:mv="urn:schemas-microsoft-com:mac:vml" xmlns:o="urn:schemas-microsoft-com:office:office" xmlns:r="http://schemas.openxmlformats.org/officeDocument/2006/relationships" xmlns:v="urn:schemas-microsoft-com:vml" xmlns:w10="urn:schemas-microsoft-com:office:word" xmlns:w14="http://schemas.microsoft.com/office/word/2010/wordml" xmlns:w="http://schemas.openxmlformats.org/wordprocessingml/2006/main" xmlns:wne="http://schemas.microsoft.com/office/word/2006/wordml" xmlns:wp14="http://schemas.microsoft.com/office/word/2010/wordprocessingDrawing" xmlns:wp="http://schemas.openxmlformats.org/drawingml/2006/wordprocessingDrawing" xmlns:wpc="http://schemas.microsoft.com/office/word/2010/wordprocessingCanvas" xmlns:wpg="http://schemas.microsoft.com/office/word/2010/wordprocessingGroup" xmlns:wpi="http://schemas.microsoft.com/office/word/2010/wordprocessingInk" xmlns:wps="http://schemas.microsoft.com/office/word/2010/wordprocessingShape" mc:Ignorable="w14 wp14">
-  <w:p>
-    <w:pPr>
-      <w:pStyle w:val="Header"/>
-      <w:jc w:val="right"/>
-    </w:pPr>
-    <w:r>
-      <w:rPr>
-        <w:rFonts w:ascii="Calibri" w:hAnsi="Calibri" w:eastAsia="宋体"/>
-        <w:b w:val="0"/>
-        <w:i w:val="0"/>
-        <w:color w:val="999999"/>
-        <w:sz w:val="17"/>
-      </w:rPr>
-      <w:t>MARS-408 · MARS-408 系统测试说明书</w:t>
-    </w:r>
-  </w:p>
-</w:hdr>
 </file>
 
 <file path=word/numbering.xml><?xml version="1.0" encoding="utf-8"?>
@@ -8857,14 +7945,6 @@
     <w:name w:val="Normal"/>
     <w:qFormat/>
     <w:rsid w:val="00FC693F"/>
-    <w:pPr>
-      <w:spacing w:lineRule="auto" w:line="324" w:after="80"/>
-    </w:pPr>
-    <w:rPr>
-      <w:rFonts w:ascii="Calibri" w:hAnsi="Calibri" w:eastAsia="宋体"/>
-      <w:color w:val="1A1A2E"/>
-      <w:sz w:val="21"/>
-    </w:rPr>
   </w:style>
   <w:style w:type="paragraph" w:styleId="Header">
     <w:name w:val="header"/>
@@ -8921,15 +8001,15 @@
     <w:pPr>
       <w:keepNext/>
       <w:keepLines/>
-      <w:spacing w:before="280" w:after="120"/>
+      <w:spacing w:before="480" w:after="0"/>
       <w:outlineLvl w:val="0"/>
     </w:pPr>
     <w:rPr>
-      <w:rFonts w:asciiTheme="majorHAnsi" w:eastAsiaTheme="majorEastAsia" w:hAnsiTheme="majorHAnsi" w:cstheme="majorBidi" w:ascii="Calibri" w:hAnsi="Calibri" w:eastAsia="黑体"/>
+      <w:rFonts w:asciiTheme="majorHAnsi" w:eastAsiaTheme="majorEastAsia" w:hAnsiTheme="majorHAnsi" w:cstheme="majorBidi"/>
       <w:b/>
       <w:bCs/>
-      <w:color w:val="4A1F96"/>
-      <w:sz w:val="36"/>
+      <w:color w:val="365F91" w:themeColor="accent1" w:themeShade="BF"/>
+      <w:sz w:val="28"/>
       <w:szCs w:val="28"/>
     </w:rPr>
   </w:style>
@@ -8945,15 +8025,15 @@
     <w:pPr>
       <w:keepNext/>
       <w:keepLines/>
-      <w:spacing w:before="280" w:after="120"/>
+      <w:spacing w:before="200" w:after="0"/>
       <w:outlineLvl w:val="1"/>
     </w:pPr>
     <w:rPr>
-      <w:rFonts w:asciiTheme="majorHAnsi" w:eastAsiaTheme="majorEastAsia" w:hAnsiTheme="majorHAnsi" w:cstheme="majorBidi" w:ascii="Calibri" w:hAnsi="Calibri" w:eastAsia="黑体"/>
+      <w:rFonts w:asciiTheme="majorHAnsi" w:eastAsiaTheme="majorEastAsia" w:hAnsiTheme="majorHAnsi" w:cstheme="majorBidi"/>
       <w:b/>
       <w:bCs/>
-      <w:color w:val="6C2BD9"/>
-      <w:sz w:val="30"/>
+      <w:color w:val="4F81BD" w:themeColor="accent1"/>
+      <w:sz w:val="26"/>
       <w:szCs w:val="26"/>
     </w:rPr>
   </w:style>
@@ -8969,15 +8049,14 @@
     <w:pPr>
       <w:keepNext/>
       <w:keepLines/>
-      <w:spacing w:before="160" w:after="120"/>
+      <w:spacing w:before="200" w:after="0"/>
       <w:outlineLvl w:val="2"/>
     </w:pPr>
     <w:rPr>
-      <w:rFonts w:asciiTheme="majorHAnsi" w:eastAsiaTheme="majorEastAsia" w:hAnsiTheme="majorHAnsi" w:cstheme="majorBidi" w:ascii="Calibri" w:hAnsi="Calibri" w:eastAsia="黑体"/>
+      <w:rFonts w:asciiTheme="majorHAnsi" w:eastAsiaTheme="majorEastAsia" w:hAnsiTheme="majorHAnsi" w:cstheme="majorBidi"/>
       <w:b/>
       <w:bCs/>
-      <w:color w:val="1A1A2E"/>
-      <w:sz w:val="26"/>
+      <w:color w:val="4F81BD" w:themeColor="accent1"/>
     </w:rPr>
   </w:style>
   <w:style w:type="paragraph" w:styleId="Heading4">
@@ -8993,17 +8072,16 @@
     <w:pPr>
       <w:keepNext/>
       <w:keepLines/>
-      <w:spacing w:before="160" w:after="120"/>
+      <w:spacing w:before="200" w:after="0"/>
       <w:outlineLvl w:val="3"/>
     </w:pPr>
     <w:rPr>
-      <w:rFonts w:asciiTheme="majorHAnsi" w:eastAsiaTheme="majorEastAsia" w:hAnsiTheme="majorHAnsi" w:cstheme="majorBidi" w:ascii="Calibri" w:hAnsi="Calibri" w:eastAsia="黑体"/>
+      <w:rFonts w:asciiTheme="majorHAnsi" w:eastAsiaTheme="majorEastAsia" w:hAnsiTheme="majorHAnsi" w:cstheme="majorBidi"/>
       <w:b/>
       <w:bCs/>
       <w:i/>
       <w:iCs/>
-      <w:color w:val="1A1A2E"/>
-      <w:sz w:val="23"/>
+      <w:color w:val="4F81BD" w:themeColor="accent1"/>
     </w:rPr>
   </w:style>
   <w:style w:type="paragraph" w:styleId="Heading5">

--- a/submission/02_配套文档/docx/测试说明书.docx
+++ b/submission/02_配套文档/docx/测试说明书.docx
@@ -415,7 +415,7 @@
                 <w:color w:val="1A1A2E"/>
                 <w:sz w:val="18"/>
               </w:rPr>
-              <w:t>244 operations / 227 paths 全覆盖</w:t>
+              <w:t>245 operations / 228 paths 全覆盖</w:t>
             </w:r>
           </w:p>
         </w:tc>
@@ -680,7 +680,7 @@
           <w:color w:val="1A1A2E"/>
           <w:sz w:val="21"/>
         </w:rPr>
-        <w:t>总计：默认测试集 1389 项（`1397 collected`，addopts deselect 8），全量回归 1178 passed / 208 skipped / 3 xfailed / 0 failed。</w:t>
+        <w:t>总计：CI 默认档 1428 项（`1436 collected`，addopts deselect 8），1389 passed / 38 skipped / 1 xfailed / 0 failed（运行项 = 1389+38+1）。</w:t>
       </w:r>
     </w:p>
     <w:p>
@@ -5216,7 +5216,7 @@
           <w:color w:val="1A1A2E"/>
           <w:sz w:val="21"/>
         </w:rPr>
-        <w:t>：全量约 4-5 分钟（默认集 1389 项，Windows 单机实测 266 秒）</w:t>
+        <w:t>：CI 默认档 1428 项（1389 passed / 38 skipped / 1 xfailed）；本地 Windows 因 torch c10.dll SIGSEGV 丢失部分用例，精确时长以 CI/Linux 实测为准</w:t>
       </w:r>
     </w:p>
     <w:p>

--- a/submission/02_配套文档/docx/测试说明书.docx
+++ b/submission/02_配套文档/docx/测试说明书.docx
@@ -680,7 +680,7 @@
           <w:color w:val="1A1A2E"/>
           <w:sz w:val="21"/>
         </w:rPr>
-        <w:t>总计：CI 默认档 1428 项（`1436 collected`，addopts deselect 8），1389 passed / 38 skipped / 1 xfailed / 0 failed（运行项 = 1389+38+1）。</w:t>
+        <w:t>总计：CI 默认档 1732 项（约 `1741 collected`，addopts deselect 9），1693 passed / 38 skipped / 1 xfailed / 0 failed（运行项 = 1693+38+1）。</w:t>
       </w:r>
     </w:p>
     <w:p>
@@ -5216,7 +5216,7 @@
           <w:color w:val="1A1A2E"/>
           <w:sz w:val="21"/>
         </w:rPr>
-        <w:t>：CI 默认档 1428 项（1389 passed / 38 skipped / 1 xfailed）；本地 Windows 因 torch c10.dll SIGSEGV 丢失部分用例，精确时长以 CI/Linux 实测为准</w:t>
+        <w:t>：CI 默认档 1732 项（1693 passed / 38 skipped / 1 xfailed）；本地 Windows 因 torch c10.dll SIGSEGV 丢失部分用例，精确时长以 CI/Linux 实测为准</w:t>
       </w:r>
     </w:p>
     <w:p>

--- a/submission/02_配套文档/docx/测试说明书.docx
+++ b/submission/02_配套文档/docx/测试说明书.docx
@@ -680,7 +680,7 @@
           <w:color w:val="1A1A2E"/>
           <w:sz w:val="21"/>
         </w:rPr>
-        <w:t>总计：CI 默认档 1732 项（约 `1741 collected`，addopts deselect 9），1693 passed / 38 skipped / 1 xfailed / 0 failed（运行项 = 1693+38+1）。</w:t>
+        <w:t>总计：CI 默认档 1776 项（约 `1785 collected`，addopts deselect 9），1737 passed / 38 skipped / 1 xfailed / 0 failed（运行项 = 1737+38+1）。</w:t>
       </w:r>
     </w:p>
     <w:p>
@@ -5216,7 +5216,7 @@
           <w:color w:val="1A1A2E"/>
           <w:sz w:val="21"/>
         </w:rPr>
-        <w:t>：CI 默认档 1732 项（1693 passed / 38 skipped / 1 xfailed）；本地 Windows 因 torch c10.dll SIGSEGV 丢失部分用例，精确时长以 CI/Linux 实测为准</w:t>
+        <w:t>：CI 默认档 1776 项（1737 passed / 38 skipped / 1 xfailed）；本地 Windows 因 torch c10.dll SIGSEGV 丢失部分用例，精确时长以 CI/Linux 实测为准</w:t>
       </w:r>
     </w:p>
     <w:p>
